--- a/新手上云操作手册.docx
+++ b/新手上云操作手册.docx
@@ -76,7 +76,52 @@
           <w:rFonts w:ascii="Microsoft YaHei" w:hAnsi="Microsoft YaHei" w:eastAsia="Microsoft YaHei"/>
           <w:sz w:val="20"/>
         </w:rPr>
-        <w:t>，我帮你判断——不要自己乱试。</w:t>
+        <w:t xml:space="preserve">，我帮你判断——不要自己乱试。 本手册是 </w:t>
+      </w:r>
+      <w:r>
+        <w:rPr>
+          <w:rFonts w:ascii="Consolas" w:hAnsi="Consolas" w:eastAsia="Consolas"/>
+          <w:color w:val="B03020"/>
+          <w:sz w:val="19"/>
+        </w:rPr>
+        <w:t>SMOKETEST_RUNBOOK.md</w:t>
+      </w:r>
+      <w:r>
+        <w:rPr>
+          <w:rFonts w:ascii="Microsoft YaHei" w:hAnsi="Microsoft YaHei" w:eastAsia="Microsoft YaHei"/>
+          <w:sz w:val="20"/>
+        </w:rPr>
+        <w:t xml:space="preserve"> 的</w:t>
+      </w:r>
+      <w:r>
+        <w:rPr>
+          <w:rFonts w:ascii="Microsoft YaHei" w:hAnsi="Microsoft YaHei" w:eastAsia="Microsoft YaHei"/>
+          <w:b/>
+          <w:sz w:val="20"/>
+        </w:rPr>
+        <w:t>小白友好改编版</w:t>
+      </w:r>
+      <w:r>
+        <w:rPr>
+          <w:rFonts w:ascii="Microsoft YaHei" w:hAnsi="Microsoft YaHei" w:eastAsia="Microsoft YaHei"/>
+          <w:sz w:val="20"/>
+        </w:rPr>
+        <w:t>；两者若冲突，</w:t>
+      </w:r>
+      <w:r>
+        <w:rPr>
+          <w:rFonts w:ascii="Microsoft YaHei" w:hAnsi="Microsoft YaHei" w:eastAsia="Microsoft YaHei"/>
+          <w:b/>
+          <w:sz w:val="20"/>
+        </w:rPr>
+        <w:t>以 SMOKETEST_RUNBOOK.md 为准</w:t>
+      </w:r>
+      <w:r>
+        <w:rPr>
+          <w:rFonts w:ascii="Microsoft YaHei" w:hAnsi="Microsoft YaHei" w:eastAsia="Microsoft YaHei"/>
+          <w:sz w:val="20"/>
+        </w:rPr>
+        <w:t>（权威流程）。</w:t>
       </w:r>
     </w:p>
     <w:p/>
@@ -2512,7 +2557,23 @@
           <w:b/>
           <w:sz w:val="23"/>
         </w:rPr>
-        <w:t>5.3 部署 smokeTest（探针）</w:t>
+        <w:t xml:space="preserve">5.2b 核对索引清单（答 A7 —— </w:t>
+      </w:r>
+      <w:r>
+        <w:rPr>
+          <w:rFonts w:ascii="Microsoft YaHei" w:hAnsi="Microsoft YaHei" w:eastAsia="Microsoft YaHei"/>
+          <w:b/>
+          <w:sz w:val="23"/>
+        </w:rPr>
+        <w:t>别跳过这步</w:t>
+      </w:r>
+      <w:r>
+        <w:rPr>
+          <w:rFonts w:ascii="Microsoft YaHei" w:hAnsi="Microsoft YaHei" w:eastAsia="Microsoft YaHei"/>
+          <w:b/>
+          <w:sz w:val="23"/>
+        </w:rPr>
+        <w:t>）</w:t>
       </w:r>
     </w:p>
     <w:p>
@@ -2525,7 +2586,7 @@
           <w:rFonts w:ascii="Microsoft YaHei" w:hAnsi="Microsoft YaHei" w:eastAsia="Microsoft YaHei"/>
           <w:sz w:val="21"/>
         </w:rPr>
-        <w:t>左侧「cloudfunctions」→「</w:t>
+        <w:t>控制台 →「</w:t>
       </w:r>
       <w:r>
         <w:rPr>
@@ -2533,14 +2594,29 @@
           <w:b/>
           <w:sz w:val="21"/>
         </w:rPr>
-        <w:t>smokeTest</w:t>
+        <w:t>数据库</w:t>
       </w:r>
       <w:r>
         <w:rPr>
           <w:rFonts w:ascii="Microsoft YaHei" w:hAnsi="Microsoft YaHei" w:eastAsia="Microsoft YaHei"/>
           <w:sz w:val="21"/>
         </w:rPr>
-        <w:t>」文件夹。</w:t>
+        <w:t>」→ 逐张集合 →「</w:t>
+      </w:r>
+      <w:r>
+        <w:rPr>
+          <w:rFonts w:ascii="Microsoft YaHei" w:hAnsi="Microsoft YaHei" w:eastAsia="Microsoft YaHei"/>
+          <w:b/>
+          <w:sz w:val="21"/>
+        </w:rPr>
+        <w:t>索引</w:t>
+      </w:r>
+      <w:r>
+        <w:rPr>
+          <w:rFonts w:ascii="Microsoft YaHei" w:hAnsi="Microsoft YaHei" w:eastAsia="Microsoft YaHei"/>
+          <w:sz w:val="21"/>
+        </w:rPr>
+        <w:t>」。</w:t>
       </w:r>
     </w:p>
     <w:p>
@@ -2551,32 +2627,176 @@
       <w:r>
         <w:rPr>
           <w:rFonts w:ascii="Microsoft YaHei" w:hAnsi="Microsoft YaHei" w:eastAsia="Microsoft YaHei"/>
+          <w:sz w:val="21"/>
+        </w:rPr>
+        <w:t xml:space="preserve">重点核对 </w:t>
+      </w:r>
+      <w:r>
+        <w:rPr>
+          <w:rFonts w:ascii="Consolas" w:hAnsi="Consolas" w:eastAsia="Consolas"/>
+          <w:color w:val="B03020"/>
+          <w:sz w:val="20"/>
+        </w:rPr>
+        <w:t>cloudfunctions/initDb/collections.js</w:t>
+      </w:r>
+      <w:r>
+        <w:rPr>
+          <w:rFonts w:ascii="Microsoft YaHei" w:hAnsi="Microsoft YaHei" w:eastAsia="Microsoft YaHei"/>
+          <w:sz w:val="21"/>
+        </w:rPr>
+        <w:t xml:space="preserve"> 里声明的 </w:t>
+      </w:r>
+      <w:r>
+        <w:rPr>
+          <w:rFonts w:ascii="Microsoft YaHei" w:hAnsi="Microsoft YaHei" w:eastAsia="Microsoft YaHei"/>
           <w:b/>
           <w:sz w:val="21"/>
         </w:rPr>
-        <w:t>右键</w:t>
+        <w:t>9 个 unique（唯一）索引</w:t>
       </w:r>
       <w:r>
         <w:rPr>
           <w:rFonts w:ascii="Microsoft YaHei" w:hAnsi="Microsoft YaHei" w:eastAsia="Microsoft YaHei"/>
           <w:sz w:val="21"/>
         </w:rPr>
-        <w:t xml:space="preserve"> →「</w:t>
-      </w:r>
-      <w:r>
-        <w:rPr>
-          <w:rFonts w:ascii="Microsoft YaHei" w:hAnsi="Microsoft YaHei" w:eastAsia="Microsoft YaHei"/>
-          <w:b/>
-          <w:sz w:val="21"/>
-        </w:rPr>
-        <w:t>上传并部署：云端安装依赖</w:t>
-      </w:r>
-      <w:r>
-        <w:rPr>
-          <w:rFonts w:ascii="Microsoft YaHei" w:hAnsi="Microsoft YaHei" w:eastAsia="Microsoft YaHei"/>
-          <w:sz w:val="21"/>
-        </w:rPr>
-        <w:t>」。</w:t>
+        <w:t>是否都建上了：</w:t>
+      </w:r>
+    </w:p>
+    <w:p>
+      <w:r/>
+      <w:r>
+        <w:rPr>
+          <w:rFonts w:ascii="Consolas" w:hAnsi="Consolas" w:eastAsia="Consolas"/>
+          <w:color w:val="B03020"/>
+          <w:sz w:val="19"/>
+        </w:rPr>
+        <w:t>user.openid</w:t>
+      </w:r>
+      <w:r>
+        <w:rPr>
+          <w:rFonts w:ascii="Microsoft YaHei" w:hAnsi="Microsoft YaHei" w:eastAsia="Microsoft YaHei"/>
+          <w:sz w:val="20"/>
+        </w:rPr>
+        <w:t xml:space="preserve"> / </w:t>
+      </w:r>
+      <w:r>
+        <w:rPr>
+          <w:rFonts w:ascii="Consolas" w:hAnsi="Consolas" w:eastAsia="Consolas"/>
+          <w:color w:val="B03020"/>
+          <w:sz w:val="19"/>
+        </w:rPr>
+        <w:t>user.user_id</w:t>
+      </w:r>
+      <w:r>
+        <w:rPr>
+          <w:rFonts w:ascii="Microsoft YaHei" w:hAnsi="Microsoft YaHei" w:eastAsia="Microsoft YaHei"/>
+          <w:sz w:val="20"/>
+        </w:rPr>
+        <w:t xml:space="preserve"> / </w:t>
+      </w:r>
+      <w:r>
+        <w:rPr>
+          <w:rFonts w:ascii="Consolas" w:hAnsi="Consolas" w:eastAsia="Consolas"/>
+          <w:color w:val="B03020"/>
+          <w:sz w:val="19"/>
+        </w:rPr>
+        <w:t>shop_entitlement.user_id</w:t>
+      </w:r>
+      <w:r>
+        <w:rPr>
+          <w:rFonts w:ascii="Microsoft YaHei" w:hAnsi="Microsoft YaHei" w:eastAsia="Microsoft YaHei"/>
+          <w:sz w:val="20"/>
+        </w:rPr>
+        <w:t xml:space="preserve"> / </w:t>
+      </w:r>
+      <w:r>
+        <w:rPr>
+          <w:rFonts w:ascii="Consolas" w:hAnsi="Consolas" w:eastAsia="Consolas"/>
+          <w:color w:val="B03020"/>
+          <w:sz w:val="19"/>
+        </w:rPr>
+        <w:t>shop_monthly_account.(shop_id,month)</w:t>
+      </w:r>
+      <w:r>
+        <w:rPr>
+          <w:rFonts w:ascii="Microsoft YaHei" w:hAnsi="Microsoft YaHei" w:eastAsia="Microsoft YaHei"/>
+          <w:sz w:val="20"/>
+        </w:rPr>
+        <w:t xml:space="preserve"> /</w:t>
+      </w:r>
+    </w:p>
+    <w:p>
+      <w:r/>
+      <w:r>
+        <w:rPr>
+          <w:rFonts w:ascii="Consolas" w:hAnsi="Consolas" w:eastAsia="Consolas"/>
+          <w:color w:val="B03020"/>
+          <w:sz w:val="19"/>
+        </w:rPr>
+        <w:t>shop_cost_card.card_code</w:t>
+      </w:r>
+      <w:r>
+        <w:rPr>
+          <w:rFonts w:ascii="Microsoft YaHei" w:hAnsi="Microsoft YaHei" w:eastAsia="Microsoft YaHei"/>
+          <w:sz w:val="20"/>
+        </w:rPr>
+        <w:t xml:space="preserve"> / </w:t>
+      </w:r>
+      <w:r>
+        <w:rPr>
+          <w:rFonts w:ascii="Consolas" w:hAnsi="Consolas" w:eastAsia="Consolas"/>
+          <w:color w:val="B03020"/>
+          <w:sz w:val="19"/>
+        </w:rPr>
+        <w:t>shop_switch.(shop_id,switch_key)</w:t>
+      </w:r>
+      <w:r>
+        <w:rPr>
+          <w:rFonts w:ascii="Microsoft YaHei" w:hAnsi="Microsoft YaHei" w:eastAsia="Microsoft YaHei"/>
+          <w:sz w:val="20"/>
+        </w:rPr>
+        <w:t xml:space="preserve"> / </w:t>
+      </w:r>
+      <w:r>
+        <w:rPr>
+          <w:rFonts w:ascii="Consolas" w:hAnsi="Consolas" w:eastAsia="Consolas"/>
+          <w:color w:val="B03020"/>
+          <w:sz w:val="19"/>
+        </w:rPr>
+        <w:t>admin_user.username</w:t>
+      </w:r>
+      <w:r>
+        <w:rPr>
+          <w:rFonts w:ascii="Microsoft YaHei" w:hAnsi="Microsoft YaHei" w:eastAsia="Microsoft YaHei"/>
+          <w:sz w:val="20"/>
+        </w:rPr>
+        <w:t xml:space="preserve"> /</w:t>
+      </w:r>
+    </w:p>
+    <w:p>
+      <w:r/>
+      <w:r>
+        <w:rPr>
+          <w:rFonts w:ascii="Consolas" w:hAnsi="Consolas" w:eastAsia="Consolas"/>
+          <w:color w:val="B03020"/>
+          <w:sz w:val="19"/>
+        </w:rPr>
+        <w:t>shop_payment_flow.order_no</w:t>
+      </w:r>
+      <w:r>
+        <w:rPr>
+          <w:rFonts w:ascii="Microsoft YaHei" w:hAnsi="Microsoft YaHei" w:eastAsia="Microsoft YaHei"/>
+          <w:sz w:val="20"/>
+        </w:rPr>
+        <w:t xml:space="preserve"> / </w:t>
+      </w:r>
+      <w:r>
+        <w:rPr>
+          <w:rFonts w:ascii="Consolas" w:hAnsi="Consolas" w:eastAsia="Consolas"/>
+          <w:color w:val="B03020"/>
+          <w:sz w:val="19"/>
+        </w:rPr>
+        <w:t>order_refund.order_id</w:t>
       </w:r>
     </w:p>
     <w:p>
@@ -2587,39 +2807,17 @@
       <w:r>
         <w:rPr>
           <w:rFonts w:ascii="Microsoft YaHei" w:hAnsi="Microsoft YaHei" w:eastAsia="Microsoft YaHei"/>
-          <w:sz w:val="21"/>
-        </w:rPr>
-        <w:t>再</w:t>
-      </w:r>
-      <w:r>
-        <w:rPr>
-          <w:rFonts w:ascii="Microsoft YaHei" w:hAnsi="Microsoft YaHei" w:eastAsia="Microsoft YaHei"/>
           <w:b/>
           <w:sz w:val="21"/>
         </w:rPr>
-        <w:t>右键</w:t>
+        <w:t>全部都在</w:t>
       </w:r>
       <w:r>
         <w:rPr>
           <w:rFonts w:ascii="Microsoft YaHei" w:hAnsi="Microsoft YaHei" w:eastAsia="Microsoft YaHei"/>
           <w:sz w:val="21"/>
         </w:rPr>
-        <w:t xml:space="preserve"> →「</w:t>
-      </w:r>
-      <w:r>
-        <w:rPr>
-          <w:rFonts w:ascii="Microsoft YaHei" w:hAnsi="Microsoft YaHei" w:eastAsia="Microsoft YaHei"/>
-          <w:b/>
-          <w:sz w:val="21"/>
-        </w:rPr>
-        <w:t>测试</w:t>
-      </w:r>
-      <w:r>
-        <w:rPr>
-          <w:rFonts w:ascii="Microsoft YaHei" w:hAnsi="Microsoft YaHei" w:eastAsia="Microsoft YaHei"/>
-          <w:sz w:val="21"/>
-        </w:rPr>
-        <w:t xml:space="preserve">」→ 入参 </w:t>
+        <w:t xml:space="preserve"> → A7 成立（</w:t>
       </w:r>
       <w:r>
         <w:rPr>
@@ -2627,32 +2825,14 @@
           <w:color w:val="B03020"/>
           <w:sz w:val="20"/>
         </w:rPr>
-        <w:t>{}</w:t>
+        <w:t>createIndex</w:t>
       </w:r>
       <w:r>
         <w:rPr>
           <w:rFonts w:ascii="Microsoft YaHei" w:hAnsi="Microsoft YaHei" w:eastAsia="Microsoft YaHei"/>
           <w:sz w:val="21"/>
         </w:rPr>
-        <w:t xml:space="preserve"> → 点「运行」。</w:t>
-      </w:r>
-    </w:p>
-    <w:p>
-      <w:pPr>
-        <w:pStyle w:val="Heading2"/>
-      </w:pPr>
-      <w:r>
-        <w:rPr>
-          <w:b/>
-        </w:rPr>
-      </w:r>
-      <w:r>
-        <w:rPr>
-          <w:rFonts w:ascii="Microsoft YaHei" w:hAnsi="Microsoft YaHei" w:eastAsia="Microsoft YaHei"/>
-          <w:b/>
-          <w:sz w:val="23"/>
-        </w:rPr>
-        <w:t>5.4 把结果发给我（本手册最重要的一步）</w:t>
+        <w:t xml:space="preserve"> 可用），A6 风险低。</w:t>
       </w:r>
     </w:p>
     <w:p>
@@ -2663,24 +2843,17 @@
       <w:r>
         <w:rPr>
           <w:rFonts w:ascii="Microsoft YaHei" w:hAnsi="Microsoft YaHei" w:eastAsia="Microsoft YaHei"/>
-          <w:sz w:val="21"/>
-        </w:rPr>
-        <w:t xml:space="preserve">运行后会返回一段 </w:t>
-      </w:r>
-      <w:r>
-        <w:rPr>
-          <w:rFonts w:ascii="Microsoft YaHei" w:hAnsi="Microsoft YaHei" w:eastAsia="Microsoft YaHei"/>
           <w:b/>
           <w:sz w:val="21"/>
         </w:rPr>
-        <w:t>JSON</w:t>
+        <w:t>有缺失</w:t>
       </w:r>
       <w:r>
         <w:rPr>
           <w:rFonts w:ascii="Microsoft YaHei" w:hAnsi="Microsoft YaHei" w:eastAsia="Microsoft YaHei"/>
           <w:sz w:val="21"/>
         </w:rPr>
-        <w:t xml:space="preserve">（以 </w:t>
+        <w:t xml:space="preserve"> → 截图发我：A7 判定为「</w:t>
       </w:r>
       <w:r>
         <w:rPr>
@@ -2688,14 +2861,57 @@
           <w:color w:val="B03020"/>
           <w:sz w:val="20"/>
         </w:rPr>
-        <w:t>{</w:t>
+        <w:t>createIndex</w:t>
       </w:r>
       <w:r>
         <w:rPr>
           <w:rFonts w:ascii="Microsoft YaHei" w:hAnsi="Microsoft YaHei" w:eastAsia="Microsoft YaHei"/>
           <w:sz w:val="21"/>
         </w:rPr>
-        <w:t xml:space="preserve"> 开头的那些）。</w:t>
+        <w:t xml:space="preserve"> 不可用」，索引须控制台手工建，</w:t>
+      </w:r>
+    </w:p>
+    <w:p>
+      <w:r/>
+      <w:r>
+        <w:rPr>
+          <w:rFonts w:ascii="Microsoft YaHei" w:hAnsi="Microsoft YaHei" w:eastAsia="Microsoft YaHei"/>
+          <w:sz w:val="20"/>
+        </w:rPr>
+        <w:t xml:space="preserve">且 A6 </w:t>
+      </w:r>
+      <w:r>
+        <w:rPr>
+          <w:rFonts w:ascii="Microsoft YaHei" w:hAnsi="Microsoft YaHei" w:eastAsia="Microsoft YaHei"/>
+          <w:b/>
+          <w:sz w:val="20"/>
+        </w:rPr>
+        <w:t>升级</w:t>
+      </w:r>
+      <w:r>
+        <w:rPr>
+          <w:rFonts w:ascii="Microsoft YaHei" w:hAnsi="Microsoft YaHei" w:eastAsia="Microsoft YaHei"/>
+          <w:sz w:val="20"/>
+        </w:rPr>
+        <w:t>为「可能产生重复账号」（需给首建档加 unique 冲突重试）。</w:t>
+      </w:r>
+    </w:p>
+    <w:p>
+      <w:pPr>
+        <w:pStyle w:val="Heading2"/>
+      </w:pPr>
+      <w:r>
+        <w:rPr>
+          <w:b/>
+        </w:rPr>
+      </w:r>
+      <w:r>
+        <w:rPr>
+          <w:rFonts w:ascii="Microsoft YaHei" w:hAnsi="Microsoft YaHei" w:eastAsia="Microsoft YaHei"/>
+          <w:b/>
+          <w:sz w:val="23"/>
+        </w:rPr>
+        <w:t>5.3 部署 smokeTest（探针）</w:t>
       </w:r>
     </w:p>
     <w:p>
@@ -2708,7 +2924,7 @@
           <w:rFonts w:ascii="Microsoft YaHei" w:hAnsi="Microsoft YaHei" w:eastAsia="Microsoft YaHei"/>
           <w:sz w:val="21"/>
         </w:rPr>
-        <w:t>把它</w:t>
+        <w:t>左侧「cloudfunctions」→「</w:t>
       </w:r>
       <w:r>
         <w:rPr>
@@ -2716,29 +2932,14 @@
           <w:b/>
           <w:sz w:val="21"/>
         </w:rPr>
-        <w:t>整段复制</w:t>
+        <w:t>smokeTest</w:t>
       </w:r>
       <w:r>
         <w:rPr>
           <w:rFonts w:ascii="Microsoft YaHei" w:hAnsi="Microsoft YaHei" w:eastAsia="Microsoft YaHei"/>
           <w:sz w:val="21"/>
         </w:rPr>
-        <w:t xml:space="preserve">，粘贴到 </w:t>
-      </w:r>
-      <w:r>
-        <w:rPr>
-          <w:rFonts w:ascii="Microsoft YaHei" w:hAnsi="Microsoft YaHei" w:eastAsia="Microsoft YaHei"/>
-          <w:b/>
-          <w:sz w:val="21"/>
-        </w:rPr>
-        <w:t>WorkBuddy 聊天窗口发给我</w:t>
-      </w:r>
-      <w:r>
-        <w:rPr>
-          <w:rFonts w:ascii="Microsoft YaHei" w:hAnsi="Microsoft YaHei" w:eastAsia="Microsoft YaHei"/>
-          <w:sz w:val="21"/>
-        </w:rPr>
-        <w:t>。</w:t>
+        <w:t>」文件夹。</w:t>
       </w:r>
     </w:p>
     <w:p>
@@ -2749,9 +2950,75 @@
       <w:r>
         <w:rPr>
           <w:rFonts w:ascii="Microsoft YaHei" w:hAnsi="Microsoft YaHei" w:eastAsia="Microsoft YaHei"/>
+          <w:b/>
           <w:sz w:val="21"/>
         </w:rPr>
-        <w:t xml:space="preserve">我会按判读表逐字段告诉你：A6 / A7 / </w:t>
+        <w:t>右键</w:t>
+      </w:r>
+      <w:r>
+        <w:rPr>
+          <w:rFonts w:ascii="Microsoft YaHei" w:hAnsi="Microsoft YaHei" w:eastAsia="Microsoft YaHei"/>
+          <w:sz w:val="21"/>
+        </w:rPr>
+        <w:t xml:space="preserve"> →「</w:t>
+      </w:r>
+      <w:r>
+        <w:rPr>
+          <w:rFonts w:ascii="Microsoft YaHei" w:hAnsi="Microsoft YaHei" w:eastAsia="Microsoft YaHei"/>
+          <w:b/>
+          <w:sz w:val="21"/>
+        </w:rPr>
+        <w:t>上传并部署：云端安装依赖</w:t>
+      </w:r>
+      <w:r>
+        <w:rPr>
+          <w:rFonts w:ascii="Microsoft YaHei" w:hAnsi="Microsoft YaHei" w:eastAsia="Microsoft YaHei"/>
+          <w:sz w:val="21"/>
+        </w:rPr>
+        <w:t>」。</w:t>
+      </w:r>
+    </w:p>
+    <w:p>
+      <w:pPr>
+        <w:pStyle w:val="ListBullet"/>
+      </w:pPr>
+      <w:r/>
+      <w:r>
+        <w:rPr>
+          <w:rFonts w:ascii="Microsoft YaHei" w:hAnsi="Microsoft YaHei" w:eastAsia="Microsoft YaHei"/>
+          <w:sz w:val="21"/>
+        </w:rPr>
+        <w:t>再</w:t>
+      </w:r>
+      <w:r>
+        <w:rPr>
+          <w:rFonts w:ascii="Microsoft YaHei" w:hAnsi="Microsoft YaHei" w:eastAsia="Microsoft YaHei"/>
+          <w:b/>
+          <w:sz w:val="21"/>
+        </w:rPr>
+        <w:t>右键</w:t>
+      </w:r>
+      <w:r>
+        <w:rPr>
+          <w:rFonts w:ascii="Microsoft YaHei" w:hAnsi="Microsoft YaHei" w:eastAsia="Microsoft YaHei"/>
+          <w:sz w:val="21"/>
+        </w:rPr>
+        <w:t xml:space="preserve"> →「</w:t>
+      </w:r>
+      <w:r>
+        <w:rPr>
+          <w:rFonts w:ascii="Microsoft YaHei" w:hAnsi="Microsoft YaHei" w:eastAsia="Microsoft YaHei"/>
+          <w:b/>
+          <w:sz w:val="21"/>
+        </w:rPr>
+        <w:t>测试</w:t>
+      </w:r>
+      <w:r>
+        <w:rPr>
+          <w:rFonts w:ascii="Microsoft YaHei" w:hAnsi="Microsoft YaHei" w:eastAsia="Microsoft YaHei"/>
+          <w:sz w:val="21"/>
+        </w:rPr>
+        <w:t xml:space="preserve">」→ 入参 </w:t>
       </w:r>
       <w:r>
         <w:rPr>
@@ -2759,14 +3026,60 @@
           <w:color w:val="B03020"/>
           <w:sz w:val="20"/>
         </w:rPr>
-        <w:t>require('./common')</w:t>
+        <w:t>{}</w:t>
       </w:r>
       <w:r>
         <w:rPr>
           <w:rFonts w:ascii="Microsoft YaHei" w:hAnsi="Microsoft YaHei" w:eastAsia="Microsoft YaHei"/>
           <w:sz w:val="21"/>
         </w:rPr>
-        <w:t xml:space="preserve"> / </w:t>
+        <w:t xml:space="preserve"> → 点「运行」。</w:t>
+      </w:r>
+    </w:p>
+    <w:p>
+      <w:pPr>
+        <w:pStyle w:val="Heading2"/>
+      </w:pPr>
+      <w:r>
+        <w:rPr>
+          <w:b/>
+        </w:rPr>
+      </w:r>
+      <w:r>
+        <w:rPr>
+          <w:rFonts w:ascii="Microsoft YaHei" w:hAnsi="Microsoft YaHei" w:eastAsia="Microsoft YaHei"/>
+          <w:b/>
+          <w:sz w:val="23"/>
+        </w:rPr>
+        <w:t>5.4 把结果发给我（本手册最重要的一步）</w:t>
+      </w:r>
+    </w:p>
+    <w:p>
+      <w:pPr>
+        <w:pStyle w:val="ListBullet"/>
+      </w:pPr>
+      <w:r/>
+      <w:r>
+        <w:rPr>
+          <w:rFonts w:ascii="Microsoft YaHei" w:hAnsi="Microsoft YaHei" w:eastAsia="Microsoft YaHei"/>
+          <w:sz w:val="21"/>
+        </w:rPr>
+        <w:t xml:space="preserve">运行后会返回一段 </w:t>
+      </w:r>
+      <w:r>
+        <w:rPr>
+          <w:rFonts w:ascii="Microsoft YaHei" w:hAnsi="Microsoft YaHei" w:eastAsia="Microsoft YaHei"/>
+          <w:b/>
+          <w:sz w:val="21"/>
+        </w:rPr>
+        <w:t>JSON</w:t>
+      </w:r>
+      <w:r>
+        <w:rPr>
+          <w:rFonts w:ascii="Microsoft YaHei" w:hAnsi="Microsoft YaHei" w:eastAsia="Microsoft YaHei"/>
+          <w:sz w:val="21"/>
+        </w:rPr>
+        <w:t xml:space="preserve">（以 </w:t>
       </w:r>
       <w:r>
         <w:rPr>
@@ -2774,6 +3087,92 @@
           <w:color w:val="B03020"/>
           <w:sz w:val="20"/>
         </w:rPr>
+        <w:t>{</w:t>
+      </w:r>
+      <w:r>
+        <w:rPr>
+          <w:rFonts w:ascii="Microsoft YaHei" w:hAnsi="Microsoft YaHei" w:eastAsia="Microsoft YaHei"/>
+          <w:sz w:val="21"/>
+        </w:rPr>
+        <w:t xml:space="preserve"> 开头的那些）。</w:t>
+      </w:r>
+    </w:p>
+    <w:p>
+      <w:pPr>
+        <w:pStyle w:val="ListBullet"/>
+      </w:pPr>
+      <w:r/>
+      <w:r>
+        <w:rPr>
+          <w:rFonts w:ascii="Microsoft YaHei" w:hAnsi="Microsoft YaHei" w:eastAsia="Microsoft YaHei"/>
+          <w:sz w:val="21"/>
+        </w:rPr>
+        <w:t>把它</w:t>
+      </w:r>
+      <w:r>
+        <w:rPr>
+          <w:rFonts w:ascii="Microsoft YaHei" w:hAnsi="Microsoft YaHei" w:eastAsia="Microsoft YaHei"/>
+          <w:b/>
+          <w:sz w:val="21"/>
+        </w:rPr>
+        <w:t>整段复制</w:t>
+      </w:r>
+      <w:r>
+        <w:rPr>
+          <w:rFonts w:ascii="Microsoft YaHei" w:hAnsi="Microsoft YaHei" w:eastAsia="Microsoft YaHei"/>
+          <w:sz w:val="21"/>
+        </w:rPr>
+        <w:t xml:space="preserve">，粘贴到 </w:t>
+      </w:r>
+      <w:r>
+        <w:rPr>
+          <w:rFonts w:ascii="Microsoft YaHei" w:hAnsi="Microsoft YaHei" w:eastAsia="Microsoft YaHei"/>
+          <w:b/>
+          <w:sz w:val="21"/>
+        </w:rPr>
+        <w:t>WorkBuddy 聊天窗口发给我</w:t>
+      </w:r>
+      <w:r>
+        <w:rPr>
+          <w:rFonts w:ascii="Microsoft YaHei" w:hAnsi="Microsoft YaHei" w:eastAsia="Microsoft YaHei"/>
+          <w:sz w:val="21"/>
+        </w:rPr>
+        <w:t>。</w:t>
+      </w:r>
+    </w:p>
+    <w:p>
+      <w:pPr>
+        <w:pStyle w:val="ListBullet"/>
+      </w:pPr>
+      <w:r/>
+      <w:r>
+        <w:rPr>
+          <w:rFonts w:ascii="Microsoft YaHei" w:hAnsi="Microsoft YaHei" w:eastAsia="Microsoft YaHei"/>
+          <w:sz w:val="21"/>
+        </w:rPr>
+        <w:t xml:space="preserve">我会按判读表逐字段告诉你：A6 / A7 / </w:t>
+      </w:r>
+      <w:r>
+        <w:rPr>
+          <w:rFonts w:ascii="Consolas" w:hAnsi="Consolas" w:eastAsia="Consolas"/>
+          <w:color w:val="B03020"/>
+          <w:sz w:val="20"/>
+        </w:rPr>
+        <w:t>require('./common')</w:t>
+      </w:r>
+      <w:r>
+        <w:rPr>
+          <w:rFonts w:ascii="Microsoft YaHei" w:hAnsi="Microsoft YaHei" w:eastAsia="Microsoft YaHei"/>
+          <w:sz w:val="21"/>
+        </w:rPr>
+        <w:t xml:space="preserve"> / </w:t>
+      </w:r>
+      <w:r>
+        <w:rPr>
+          <w:rFonts w:ascii="Consolas" w:hAnsi="Consolas" w:eastAsia="Consolas"/>
+          <w:color w:val="B03020"/>
+          <w:sz w:val="20"/>
+        </w:rPr>
         <w:t>doc().get()</w:t>
       </w:r>
       <w:r>
@@ -2782,6 +3181,279 @@
           <w:sz w:val="21"/>
         </w:rPr>
         <w:t xml:space="preserve"> 这四个前提是否都成立。</w:t>
+      </w:r>
+    </w:p>
+    <w:p>
+      <w:pPr>
+        <w:pStyle w:val="Heading2"/>
+      </w:pPr>
+      <w:r>
+        <w:rPr>
+          <w:b/>
+        </w:rPr>
+      </w:r>
+      <w:r>
+        <w:rPr>
+          <w:rFonts w:ascii="Microsoft YaHei" w:hAnsi="Microsoft YaHei" w:eastAsia="Microsoft YaHei"/>
+          <w:b/>
+          <w:sz w:val="23"/>
+        </w:rPr>
+        <w:t xml:space="preserve">5.5 收尾：删掉临时探针集合 </w:t>
+      </w:r>
+      <w:r>
+        <w:rPr>
+          <w:rFonts w:ascii="Consolas" w:hAnsi="Consolas" w:eastAsia="Consolas"/>
+          <w:b/>
+          <w:color w:val="B03020"/>
+          <w:sz w:val="22"/>
+        </w:rPr>
+        <w:t>__probe</w:t>
+      </w:r>
+    </w:p>
+    <w:p>
+      <w:pPr>
+        <w:pStyle w:val="ListBullet"/>
+      </w:pPr>
+      <w:r/>
+      <w:r>
+        <w:rPr>
+          <w:rFonts w:ascii="Microsoft YaHei" w:hAnsi="Microsoft YaHei" w:eastAsia="Microsoft YaHei"/>
+          <w:sz w:val="21"/>
+        </w:rPr>
+        <w:t>探针跑完 →「</w:t>
+      </w:r>
+      <w:r>
+        <w:rPr>
+          <w:rFonts w:ascii="Microsoft YaHei" w:hAnsi="Microsoft YaHei" w:eastAsia="Microsoft YaHei"/>
+          <w:b/>
+          <w:sz w:val="21"/>
+        </w:rPr>
+        <w:t>云开发</w:t>
+      </w:r>
+      <w:r>
+        <w:rPr>
+          <w:rFonts w:ascii="Microsoft YaHei" w:hAnsi="Microsoft YaHei" w:eastAsia="Microsoft YaHei"/>
+          <w:sz w:val="21"/>
+        </w:rPr>
+        <w:t>」→「</w:t>
+      </w:r>
+      <w:r>
+        <w:rPr>
+          <w:rFonts w:ascii="Microsoft YaHei" w:hAnsi="Microsoft YaHei" w:eastAsia="Microsoft YaHei"/>
+          <w:b/>
+          <w:sz w:val="21"/>
+        </w:rPr>
+        <w:t>数据库</w:t>
+      </w:r>
+      <w:r>
+        <w:rPr>
+          <w:rFonts w:ascii="Microsoft YaHei" w:hAnsi="Microsoft YaHei" w:eastAsia="Microsoft YaHei"/>
+          <w:sz w:val="21"/>
+        </w:rPr>
+        <w:t xml:space="preserve">」→ 找到 </w:t>
+      </w:r>
+      <w:r>
+        <w:rPr>
+          <w:rFonts w:ascii="Consolas" w:hAnsi="Consolas" w:eastAsia="Consolas"/>
+          <w:color w:val="B03020"/>
+          <w:sz w:val="20"/>
+        </w:rPr>
+        <w:t>__probe</w:t>
+      </w:r>
+      <w:r>
+        <w:rPr>
+          <w:rFonts w:ascii="Microsoft YaHei" w:hAnsi="Microsoft YaHei" w:eastAsia="Microsoft YaHei"/>
+          <w:sz w:val="21"/>
+        </w:rPr>
+        <w:t xml:space="preserve"> 集合 → </w:t>
+      </w:r>
+      <w:r>
+        <w:rPr>
+          <w:rFonts w:ascii="Microsoft YaHei" w:hAnsi="Microsoft YaHei" w:eastAsia="Microsoft YaHei"/>
+          <w:b/>
+          <w:sz w:val="21"/>
+        </w:rPr>
+        <w:t>删除</w:t>
+      </w:r>
+      <w:r>
+        <w:rPr>
+          <w:rFonts w:ascii="Microsoft YaHei" w:hAnsi="Microsoft YaHei" w:eastAsia="Microsoft YaHei"/>
+          <w:sz w:val="21"/>
+        </w:rPr>
+        <w:t>。</w:t>
+      </w:r>
+    </w:p>
+    <w:p>
+      <w:pPr>
+        <w:pStyle w:val="ListBullet"/>
+      </w:pPr>
+      <w:r/>
+      <w:r>
+        <w:rPr>
+          <w:rFonts w:ascii="Microsoft YaHei" w:hAnsi="Microsoft YaHei" w:eastAsia="Microsoft YaHei"/>
+          <w:sz w:val="21"/>
+        </w:rPr>
+        <w:t>为什么手工删：</w:t>
+      </w:r>
+      <w:r>
+        <w:rPr>
+          <w:rFonts w:ascii="Microsoft YaHei" w:hAnsi="Microsoft YaHei" w:eastAsia="Microsoft YaHei"/>
+          <w:b/>
+          <w:sz w:val="21"/>
+        </w:rPr>
+        <w:t>SDK 不能自动删集合</w:t>
+      </w:r>
+      <w:r>
+        <w:rPr>
+          <w:rFonts w:ascii="Microsoft YaHei" w:hAnsi="Microsoft YaHei" w:eastAsia="Microsoft YaHei"/>
+          <w:sz w:val="21"/>
+        </w:rPr>
+        <w:t>，只能你在控制台点。</w:t>
+      </w:r>
+    </w:p>
+    <w:p>
+      <w:pPr>
+        <w:pStyle w:val="ListBullet"/>
+      </w:pPr>
+      <w:r/>
+      <w:r>
+        <w:rPr>
+          <w:rFonts w:ascii="Microsoft YaHei" w:hAnsi="Microsoft YaHei" w:eastAsia="Microsoft YaHei"/>
+          <w:sz w:val="21"/>
+        </w:rPr>
+        <w:t>（可选）</w:t>
+      </w:r>
+      <w:r>
+        <w:rPr>
+          <w:rFonts w:ascii="Consolas" w:hAnsi="Consolas" w:eastAsia="Consolas"/>
+          <w:color w:val="B03020"/>
+          <w:sz w:val="20"/>
+        </w:rPr>
+        <w:t>smokeTest</w:t>
+      </w:r>
+      <w:r>
+        <w:rPr>
+          <w:rFonts w:ascii="Microsoft YaHei" w:hAnsi="Microsoft YaHei" w:eastAsia="Microsoft YaHei"/>
+          <w:sz w:val="21"/>
+        </w:rPr>
+        <w:t xml:space="preserve"> 云函数使命结束，也可以一并删除。</w:t>
+      </w:r>
+    </w:p>
+    <w:p>
+      <w:pPr>
+        <w:pStyle w:val="Heading2"/>
+      </w:pPr>
+      <w:r>
+        <w:rPr>
+          <w:b/>
+        </w:rPr>
+      </w:r>
+      <w:r>
+        <w:rPr>
+          <w:rFonts w:ascii="Microsoft YaHei" w:hAnsi="Microsoft YaHei" w:eastAsia="Microsoft YaHei"/>
+          <w:b/>
+          <w:sz w:val="23"/>
+        </w:rPr>
+        <w:t>5.6 待你拍板：演示数据（seedDemo）要不要灌</w:t>
+      </w:r>
+    </w:p>
+    <w:p>
+      <w:pPr>
+        <w:pStyle w:val="ListBullet"/>
+      </w:pPr>
+      <w:r/>
+      <w:r>
+        <w:rPr>
+          <w:rFonts w:ascii="Microsoft YaHei" w:hAnsi="Microsoft YaHei" w:eastAsia="Microsoft YaHei"/>
+          <w:sz w:val="21"/>
+        </w:rPr>
+        <w:t>现状：仓库里</w:t>
+      </w:r>
+      <w:r>
+        <w:rPr>
+          <w:rFonts w:ascii="Microsoft YaHei" w:hAnsi="Microsoft YaHei" w:eastAsia="Microsoft YaHei"/>
+          <w:b/>
+          <w:sz w:val="21"/>
+        </w:rPr>
+        <w:t>没有</w:t>
+      </w:r>
+      <w:r>
+        <w:rPr>
+          <w:rFonts w:ascii="Microsoft YaHei" w:hAnsi="Microsoft YaHei" w:eastAsia="Microsoft YaHei"/>
+          <w:sz w:val="21"/>
+        </w:rPr>
+        <w:t xml:space="preserve"> </w:t>
+      </w:r>
+      <w:r>
+        <w:rPr>
+          <w:rFonts w:ascii="Consolas" w:hAnsi="Consolas" w:eastAsia="Consolas"/>
+          <w:color w:val="B03020"/>
+          <w:sz w:val="20"/>
+        </w:rPr>
+        <w:t>cloudfunctions/seedDemo/</w:t>
+      </w:r>
+      <w:r>
+        <w:rPr>
+          <w:rFonts w:ascii="Microsoft YaHei" w:hAnsi="Microsoft YaHei" w:eastAsia="Microsoft YaHei"/>
+          <w:sz w:val="21"/>
+        </w:rPr>
+        <w:t>，所以暂时没有「演示数据」。</w:t>
+      </w:r>
+    </w:p>
+    <w:p>
+      <w:pPr>
+        <w:pStyle w:val="ListBullet"/>
+      </w:pPr>
+      <w:r/>
+      <w:r>
+        <w:rPr>
+          <w:rFonts w:ascii="Microsoft YaHei" w:hAnsi="Microsoft YaHei" w:eastAsia="Microsoft YaHei"/>
+          <w:sz w:val="21"/>
+        </w:rPr>
+        <w:t xml:space="preserve">三选一：(a) 我把它包成一个云函数手工部署 / (b) 以后某个批次生成 / (c) </w:t>
+      </w:r>
+      <w:r>
+        <w:rPr>
+          <w:rFonts w:ascii="Microsoft YaHei" w:hAnsi="Microsoft YaHei" w:eastAsia="Microsoft YaHei"/>
+          <w:b/>
+          <w:sz w:val="21"/>
+        </w:rPr>
+        <w:t>本阶段先不灌</w:t>
+      </w:r>
+      <w:r>
+        <w:rPr>
+          <w:rFonts w:ascii="Microsoft YaHei" w:hAnsi="Microsoft YaHei" w:eastAsia="Microsoft YaHei"/>
+          <w:sz w:val="21"/>
+        </w:rPr>
+        <w:t>（不影响建库和投喂，推荐）。</w:t>
+      </w:r>
+    </w:p>
+    <w:p>
+      <w:pPr>
+        <w:pStyle w:val="ListBullet"/>
+      </w:pPr>
+      <w:r/>
+      <w:r>
+        <w:rPr>
+          <w:rFonts w:ascii="Microsoft YaHei" w:hAnsi="Microsoft YaHei" w:eastAsia="Microsoft YaHei"/>
+          <w:sz w:val="21"/>
+        </w:rPr>
+        <w:t>⚠️ 无论选哪种：</w:t>
+      </w:r>
+      <w:r>
+        <w:rPr>
+          <w:rFonts w:ascii="Microsoft YaHei" w:hAnsi="Microsoft YaHei" w:eastAsia="Microsoft YaHei"/>
+          <w:b/>
+          <w:sz w:val="21"/>
+        </w:rPr>
+        <w:t>绝不能部署到 prod</w:t>
+      </w:r>
+      <w:r>
+        <w:rPr>
+          <w:rFonts w:ascii="Microsoft YaHei" w:hAnsi="Microsoft YaHei" w:eastAsia="Microsoft YaHei"/>
+          <w:sz w:val="21"/>
+        </w:rPr>
+        <w:t>（会往正式库里写演示数据 + 永久权益）。</w:t>
       </w:r>
     </w:p>
     <w:p/>

--- a/新手上云操作手册.docx
+++ b/新手上云操作手册.docx
@@ -4362,6 +4362,1068 @@
     <w:p/>
     <w:p>
       <w:pPr>
+        <w:pStyle w:val="Heading1"/>
+      </w:pPr>
+      <w:r>
+        <w:rPr>
+          <w:b/>
+        </w:rPr>
+      </w:r>
+      <w:r>
+        <w:rPr>
+          <w:rFonts w:ascii="Microsoft YaHei" w:hAnsi="Microsoft YaHei" w:eastAsia="Microsoft YaHei"/>
+          <w:b/>
+          <w:sz w:val="27"/>
+        </w:rPr>
+        <w:t>10. 附录：账号 / 主体 / 费用（常见疑问速查）</w:t>
+      </w:r>
+    </w:p>
+    <w:p>
+      <w:pPr>
+        <w:pStyle w:val="Heading2"/>
+      </w:pPr>
+      <w:r>
+        <w:rPr>
+          <w:b/>
+        </w:rPr>
+      </w:r>
+      <w:r>
+        <w:rPr>
+          <w:rFonts w:ascii="Microsoft YaHei" w:hAnsi="Microsoft YaHei" w:eastAsia="Microsoft YaHei"/>
+          <w:b/>
+          <w:sz w:val="23"/>
+        </w:rPr>
+        <w:t>10.1 以前注册过的小程序账号，还能用吗？</w:t>
+      </w:r>
+    </w:p>
+    <w:p>
+      <w:pPr>
+        <w:pStyle w:val="ListBullet"/>
+      </w:pPr>
+      <w:r/>
+      <w:r>
+        <w:rPr>
+          <w:rFonts w:ascii="Microsoft YaHei" w:hAnsi="Microsoft YaHei" w:eastAsia="Microsoft YaHei"/>
+          <w:b/>
+          <w:sz w:val="21"/>
+        </w:rPr>
+        <w:t>能直接用</w:t>
+      </w:r>
+      <w:r>
+        <w:rPr>
+          <w:rFonts w:ascii="Microsoft YaHei" w:hAnsi="Microsoft YaHei" w:eastAsia="Microsoft YaHei"/>
+          <w:sz w:val="21"/>
+        </w:rPr>
+        <w:t xml:space="preserve">：不必重新注册，拿它现有的 </w:t>
+      </w:r>
+      <w:r>
+        <w:rPr>
+          <w:rFonts w:ascii="Microsoft YaHei" w:hAnsi="Microsoft YaHei" w:eastAsia="Microsoft YaHei"/>
+          <w:b/>
+          <w:sz w:val="21"/>
+        </w:rPr>
+        <w:t>AppID</w:t>
+      </w:r>
+      <w:r>
+        <w:rPr>
+          <w:rFonts w:ascii="Microsoft YaHei" w:hAnsi="Microsoft YaHei" w:eastAsia="Microsoft YaHei"/>
+          <w:sz w:val="21"/>
+        </w:rPr>
+        <w:t xml:space="preserve"> 填进项目即可（后台可把名称/简介/类目改成「店算」）。</w:t>
+      </w:r>
+    </w:p>
+    <w:p>
+      <w:pPr>
+        <w:pStyle w:val="ListBullet"/>
+      </w:pPr>
+      <w:r/>
+      <w:r>
+        <w:rPr>
+          <w:rFonts w:ascii="Microsoft YaHei" w:hAnsi="Microsoft YaHei" w:eastAsia="Microsoft YaHei"/>
+          <w:b/>
+          <w:sz w:val="21"/>
+        </w:rPr>
+        <w:t>邮箱硬规则</w:t>
+      </w:r>
+      <w:r>
+        <w:rPr>
+          <w:rFonts w:ascii="Microsoft YaHei" w:hAnsi="Microsoft YaHei" w:eastAsia="Microsoft YaHei"/>
+          <w:sz w:val="21"/>
+        </w:rPr>
+        <w:t xml:space="preserve">：一个邮箱只能注册 </w:t>
+      </w:r>
+      <w:r>
+        <w:rPr>
+          <w:rFonts w:ascii="Microsoft YaHei" w:hAnsi="Microsoft YaHei" w:eastAsia="Microsoft YaHei"/>
+          <w:b/>
+          <w:sz w:val="21"/>
+        </w:rPr>
+        <w:t>1 个</w:t>
+      </w:r>
+      <w:r>
+        <w:rPr>
+          <w:rFonts w:ascii="Microsoft YaHei" w:hAnsi="Microsoft YaHei" w:eastAsia="Microsoft YaHei"/>
+          <w:sz w:val="21"/>
+        </w:rPr>
+        <w:t>小程序 → 复用现有小程序就</w:t>
+      </w:r>
+      <w:r>
+        <w:rPr>
+          <w:rFonts w:ascii="Microsoft YaHei" w:hAnsi="Microsoft YaHei" w:eastAsia="Microsoft YaHei"/>
+          <w:b/>
+          <w:sz w:val="21"/>
+        </w:rPr>
+        <w:t>不用换邮箱</w:t>
+      </w:r>
+      <w:r>
+        <w:rPr>
+          <w:rFonts w:ascii="Microsoft YaHei" w:hAnsi="Microsoft YaHei" w:eastAsia="Microsoft YaHei"/>
+          <w:sz w:val="21"/>
+        </w:rPr>
+        <w:t>；只有要开「全新另一个」小程序时，才需要一个从未注册过公众平台的新邮箱。</w:t>
+      </w:r>
+    </w:p>
+    <w:p>
+      <w:pPr>
+        <w:pStyle w:val="ListBullet"/>
+      </w:pPr>
+      <w:r/>
+      <w:r>
+        <w:rPr>
+          <w:rFonts w:ascii="Microsoft YaHei" w:hAnsi="Microsoft YaHei" w:eastAsia="Microsoft YaHei"/>
+          <w:b/>
+          <w:sz w:val="21"/>
+        </w:rPr>
+        <w:t>微信开发者工具不是独立账号</w:t>
+      </w:r>
+      <w:r>
+        <w:rPr>
+          <w:rFonts w:ascii="Microsoft YaHei" w:hAnsi="Microsoft YaHei" w:eastAsia="Microsoft YaHei"/>
+          <w:sz w:val="21"/>
+        </w:rPr>
+        <w:t>：用微信</w:t>
+      </w:r>
+      <w:r>
+        <w:rPr>
+          <w:rFonts w:ascii="Microsoft YaHei" w:hAnsi="Microsoft YaHei" w:eastAsia="Microsoft YaHei"/>
+          <w:b/>
+          <w:sz w:val="21"/>
+        </w:rPr>
+        <w:t>扫码登录</w:t>
+      </w:r>
+      <w:r>
+        <w:rPr>
+          <w:rFonts w:ascii="Microsoft YaHei" w:hAnsi="Microsoft YaHei" w:eastAsia="Microsoft YaHei"/>
+          <w:sz w:val="21"/>
+        </w:rPr>
+        <w:t>即可，没有单独的"工具账号"要注册。</w:t>
+      </w:r>
+    </w:p>
+    <w:p>
+      <w:pPr>
+        <w:pStyle w:val="Heading2"/>
+      </w:pPr>
+      <w:r>
+        <w:rPr>
+          <w:b/>
+        </w:rPr>
+      </w:r>
+      <w:r>
+        <w:rPr>
+          <w:rFonts w:ascii="Microsoft YaHei" w:hAnsi="Microsoft YaHei" w:eastAsia="Microsoft YaHei"/>
+          <w:b/>
+          <w:sz w:val="23"/>
+        </w:rPr>
+        <w:t>10.2 主体（个人 / 个体工商户）与「以后换主体」</w:t>
+      </w:r>
+    </w:p>
+    <w:p>
+      <w:pPr>
+        <w:pStyle w:val="ListBullet"/>
+      </w:pPr>
+      <w:r/>
+      <w:r>
+        <w:rPr>
+          <w:rFonts w:ascii="Microsoft YaHei" w:hAnsi="Microsoft YaHei" w:eastAsia="Microsoft YaHei"/>
+          <w:b/>
+          <w:sz w:val="21"/>
+        </w:rPr>
+        <w:t>个人主体</w:t>
+      </w:r>
+      <w:r>
+        <w:rPr>
+          <w:rFonts w:ascii="Microsoft YaHei" w:hAnsi="Microsoft YaHei" w:eastAsia="Microsoft YaHei"/>
+          <w:sz w:val="21"/>
+        </w:rPr>
+        <w:t>：不能微信认证、</w:t>
+      </w:r>
+      <w:r>
+        <w:rPr>
+          <w:rFonts w:ascii="Microsoft YaHei" w:hAnsi="Microsoft YaHei" w:eastAsia="Microsoft YaHei"/>
+          <w:b/>
+          <w:sz w:val="21"/>
+        </w:rPr>
+        <w:t>不能开通微信支付</w:t>
+      </w:r>
+      <w:r>
+        <w:rPr>
+          <w:rFonts w:ascii="Microsoft YaHei" w:hAnsi="Microsoft YaHei" w:eastAsia="Microsoft YaHei"/>
+          <w:sz w:val="21"/>
+        </w:rPr>
+        <w:t>，电商 / 预约 / 直播等类目受限。</w:t>
+      </w:r>
+    </w:p>
+    <w:p>
+      <w:pPr>
+        <w:pStyle w:val="ListBullet"/>
+      </w:pPr>
+      <w:r/>
+      <w:r>
+        <w:rPr>
+          <w:rFonts w:ascii="Microsoft YaHei" w:hAnsi="Microsoft YaHei" w:eastAsia="Microsoft YaHei"/>
+          <w:b/>
+          <w:sz w:val="21"/>
+        </w:rPr>
+        <w:t>要收款（付费诊断）→ 就必须用个体工商户 / 企业主体。</w:t>
+      </w:r>
+    </w:p>
+    <w:p>
+      <w:pPr>
+        <w:pStyle w:val="ListBullet"/>
+      </w:pPr>
+      <w:r/>
+      <w:r>
+        <w:rPr>
+          <w:rFonts w:ascii="Microsoft YaHei" w:hAnsi="Microsoft YaHei" w:eastAsia="Microsoft YaHei"/>
+          <w:sz w:val="21"/>
+        </w:rPr>
+        <w:t>换主体两条路：</w:t>
+      </w:r>
+    </w:p>
+    <w:p>
+      <w:r/>
+      <w:r>
+        <w:rPr>
+          <w:rFonts w:ascii="Microsoft YaHei" w:hAnsi="Microsoft YaHei" w:eastAsia="Microsoft YaHei"/>
+          <w:sz w:val="20"/>
+        </w:rPr>
+        <w:t xml:space="preserve">- </w:t>
+      </w:r>
+      <w:r>
+        <w:rPr>
+          <w:rFonts w:ascii="Microsoft YaHei" w:hAnsi="Microsoft YaHei" w:eastAsia="Microsoft YaHei"/>
+          <w:b/>
+          <w:sz w:val="20"/>
+        </w:rPr>
+        <w:t>① 小程序迁移</w:t>
+      </w:r>
+      <w:r>
+        <w:rPr>
+          <w:rFonts w:ascii="Microsoft YaHei" w:hAnsi="Microsoft YaHei" w:eastAsia="Microsoft YaHei"/>
+          <w:sz w:val="20"/>
+        </w:rPr>
+        <w:t xml:space="preserve">：保留原 AppID 和用户数据；费用 </w:t>
+      </w:r>
+      <w:r>
+        <w:rPr>
+          <w:rFonts w:ascii="Microsoft YaHei" w:hAnsi="Microsoft YaHei" w:eastAsia="Microsoft YaHei"/>
+          <w:b/>
+          <w:sz w:val="20"/>
+        </w:rPr>
+        <w:t>300 元/次</w:t>
+      </w:r>
+      <w:r>
+        <w:rPr>
+          <w:rFonts w:ascii="Microsoft YaHei" w:hAnsi="Microsoft YaHei" w:eastAsia="Microsoft YaHei"/>
+          <w:sz w:val="20"/>
+        </w:rPr>
+        <w:t>（成败都扣）；支持「个人 → 组织」；迁移后原服务类目失效，要用新主体资质重提。</w:t>
+      </w:r>
+    </w:p>
+    <w:p>
+      <w:r/>
+      <w:r>
+        <w:rPr>
+          <w:rFonts w:ascii="Microsoft YaHei" w:hAnsi="Microsoft YaHei" w:eastAsia="Microsoft YaHei"/>
+          <w:sz w:val="20"/>
+        </w:rPr>
+        <w:t xml:space="preserve">- </w:t>
+      </w:r>
+      <w:r>
+        <w:rPr>
+          <w:rFonts w:ascii="Microsoft YaHei" w:hAnsi="Microsoft YaHei" w:eastAsia="Microsoft YaHei"/>
+          <w:b/>
+          <w:sz w:val="20"/>
+        </w:rPr>
+        <w:t>② 新注册一个个体工商户小程序</w:t>
+      </w:r>
+      <w:r>
+        <w:rPr>
+          <w:rFonts w:ascii="Microsoft YaHei" w:hAnsi="Microsoft YaHei" w:eastAsia="Microsoft YaHei"/>
+          <w:sz w:val="20"/>
+        </w:rPr>
+        <w:t xml:space="preserve">（换新邮箱）：更简单、更常见；认证费 </w:t>
+      </w:r>
+      <w:r>
+        <w:rPr>
+          <w:rFonts w:ascii="Microsoft YaHei" w:hAnsi="Microsoft YaHei" w:eastAsia="Microsoft YaHei"/>
+          <w:b/>
+          <w:sz w:val="20"/>
+        </w:rPr>
+        <w:t>个体户约 30 元/次</w:t>
+      </w:r>
+      <w:r>
+        <w:rPr>
+          <w:rFonts w:ascii="Microsoft YaHei" w:hAnsi="Microsoft YaHei" w:eastAsia="Microsoft YaHei"/>
+          <w:sz w:val="20"/>
+        </w:rPr>
+        <w:t>（企业 300 元/次）。</w:t>
+      </w:r>
+    </w:p>
+    <w:p>
+      <w:pPr>
+        <w:pStyle w:val="ListBullet"/>
+      </w:pPr>
+      <w:r/>
+      <w:r>
+        <w:rPr>
+          <w:rFonts w:ascii="Microsoft YaHei" w:hAnsi="Microsoft YaHei" w:eastAsia="Microsoft YaHei"/>
+          <w:sz w:val="21"/>
+        </w:rPr>
+        <w:t xml:space="preserve">✅ </w:t>
+      </w:r>
+      <w:r>
+        <w:rPr>
+          <w:rFonts w:ascii="Microsoft YaHei" w:hAnsi="Microsoft YaHei" w:eastAsia="Microsoft YaHei"/>
+          <w:b/>
+          <w:sz w:val="21"/>
+        </w:rPr>
+        <w:t>代码和规范不受主体影响</w:t>
+      </w:r>
+      <w:r>
+        <w:rPr>
+          <w:rFonts w:ascii="Microsoft YaHei" w:hAnsi="Microsoft YaHei" w:eastAsia="Microsoft YaHei"/>
+          <w:sz w:val="21"/>
+        </w:rPr>
+        <w:t>（AppID 只是配置项）。建议：</w:t>
+      </w:r>
+      <w:r>
+        <w:rPr>
+          <w:rFonts w:ascii="Microsoft YaHei" w:hAnsi="Microsoft YaHei" w:eastAsia="Microsoft YaHei"/>
+          <w:b/>
+          <w:sz w:val="21"/>
+        </w:rPr>
+        <w:t>先用现有账号把云环境 + 探针跑通</w:t>
+      </w:r>
+      <w:r>
+        <w:rPr>
+          <w:rFonts w:ascii="Microsoft YaHei" w:hAnsi="Microsoft YaHei" w:eastAsia="Microsoft YaHei"/>
+          <w:sz w:val="21"/>
+        </w:rPr>
+        <w:t>，等真要收钱时再换主体。</w:t>
+      </w:r>
+    </w:p>
+    <w:p>
+      <w:pPr>
+        <w:pStyle w:val="ListBullet"/>
+      </w:pPr>
+      <w:r/>
+      <w:r>
+        <w:rPr>
+          <w:rFonts w:ascii="Microsoft YaHei" w:hAnsi="Microsoft YaHei" w:eastAsia="Microsoft YaHei"/>
+          <w:sz w:val="21"/>
+        </w:rPr>
+        <w:t xml:space="preserve">⚠️ 上线前还需做 </w:t>
+      </w:r>
+      <w:r>
+        <w:rPr>
+          <w:rFonts w:ascii="Microsoft YaHei" w:hAnsi="Microsoft YaHei" w:eastAsia="Microsoft YaHei"/>
+          <w:b/>
+          <w:sz w:val="21"/>
+        </w:rPr>
+        <w:t>ICP 备案</w:t>
+      </w:r>
+      <w:r>
+        <w:rPr>
+          <w:rFonts w:ascii="Microsoft YaHei" w:hAnsi="Microsoft YaHei" w:eastAsia="Microsoft YaHei"/>
+          <w:sz w:val="21"/>
+        </w:rPr>
+        <w:t>（强制，未备案不能上线）。</w:t>
+      </w:r>
+    </w:p>
+    <w:p>
+      <w:pPr>
+        <w:pStyle w:val="Heading2"/>
+      </w:pPr>
+      <w:r>
+        <w:rPr>
+          <w:b/>
+        </w:rPr>
+      </w:r>
+      <w:r>
+        <w:rPr>
+          <w:rFonts w:ascii="Microsoft YaHei" w:hAnsi="Microsoft YaHei" w:eastAsia="Microsoft YaHei"/>
+          <w:b/>
+          <w:sz w:val="23"/>
+        </w:rPr>
+        <w:t>10.3 投喂快马 InsCode 是怎么个操作？</w:t>
+      </w:r>
+    </w:p>
+    <w:p>
+      <w:pPr>
+        <w:pStyle w:val="ListBullet"/>
+      </w:pPr>
+      <w:r/>
+      <w:r>
+        <w:rPr>
+          <w:rFonts w:ascii="Microsoft YaHei" w:hAnsi="Microsoft YaHei" w:eastAsia="Microsoft YaHei"/>
+          <w:sz w:val="21"/>
+        </w:rPr>
+        <w:t xml:space="preserve">网址 </w:t>
+      </w:r>
+      <w:r>
+        <w:rPr>
+          <w:rFonts w:ascii="Microsoft YaHei" w:hAnsi="Microsoft YaHei" w:eastAsia="Microsoft YaHei"/>
+          <w:b/>
+          <w:sz w:val="21"/>
+        </w:rPr>
+        <w:t>https://www.inscode.net</w:t>
+      </w:r>
+      <w:r>
+        <w:rPr>
+          <w:rFonts w:ascii="Microsoft YaHei" w:hAnsi="Microsoft YaHei" w:eastAsia="Microsoft YaHei"/>
+          <w:sz w:val="21"/>
+        </w:rPr>
+        <w:t>（用 CSDN 账号登录）。</w:t>
+      </w:r>
+    </w:p>
+    <w:p>
+      <w:pPr>
+        <w:pStyle w:val="ListBullet"/>
+      </w:pPr>
+      <w:r/>
+      <w:r>
+        <w:rPr>
+          <w:rFonts w:ascii="Microsoft YaHei" w:hAnsi="Microsoft YaHei" w:eastAsia="Microsoft YaHei"/>
+          <w:b/>
+          <w:sz w:val="21"/>
+        </w:rPr>
+        <w:t>投喂 = 把批次提示词整段复制、粘贴</w:t>
+      </w:r>
+      <w:r>
+        <w:rPr>
+          <w:rFonts w:ascii="Microsoft YaHei" w:hAnsi="Microsoft YaHei" w:eastAsia="Microsoft YaHei"/>
+          <w:sz w:val="21"/>
+        </w:rPr>
+        <w:t>给它（文件：</w:t>
+      </w:r>
+      <w:r>
+        <w:rPr>
+          <w:rFonts w:ascii="Consolas" w:hAnsi="Consolas" w:eastAsia="Consolas"/>
+          <w:color w:val="B03020"/>
+          <w:sz w:val="20"/>
+        </w:rPr>
+        <w:t>specs/dev-specs/delivery/批次N_提示词_可直接复制.txt</w:t>
+      </w:r>
+      <w:r>
+        <w:rPr>
+          <w:rFonts w:ascii="Microsoft YaHei" w:hAnsi="Microsoft YaHei" w:eastAsia="Microsoft YaHei"/>
+          <w:sz w:val="21"/>
+        </w:rPr>
+        <w:t>），点生成。</w:t>
+      </w:r>
+    </w:p>
+    <w:p>
+      <w:pPr>
+        <w:pStyle w:val="ListBullet"/>
+      </w:pPr>
+      <w:r/>
+      <w:r>
+        <w:rPr>
+          <w:rFonts w:ascii="Microsoft YaHei" w:hAnsi="Microsoft YaHei" w:eastAsia="Microsoft YaHei"/>
+          <w:sz w:val="21"/>
+        </w:rPr>
+        <w:t>它</w:t>
+      </w:r>
+      <w:r>
+        <w:rPr>
+          <w:rFonts w:ascii="Microsoft YaHei" w:hAnsi="Microsoft YaHei" w:eastAsia="Microsoft YaHei"/>
+          <w:b/>
+          <w:sz w:val="21"/>
+        </w:rPr>
+        <w:t>支持从 GitHub 导入仓库 / 把代码推送到 GitHub / 下载 ZIP / 一键部署</w:t>
+      </w:r>
+      <w:r>
+        <w:rPr>
+          <w:rFonts w:ascii="Microsoft YaHei" w:hAnsi="Microsoft YaHei" w:eastAsia="Microsoft YaHei"/>
+          <w:sz w:val="21"/>
+        </w:rPr>
+        <w:t>。</w:t>
+      </w:r>
+    </w:p>
+    <w:p>
+      <w:pPr>
+        <w:pStyle w:val="ListBullet"/>
+      </w:pPr>
+      <w:r/>
+      <w:r>
+        <w:rPr>
+          <w:rFonts w:ascii="Microsoft YaHei" w:hAnsi="Microsoft YaHei" w:eastAsia="Microsoft YaHei"/>
+          <w:sz w:val="21"/>
+        </w:rPr>
+        <w:t>生成的代码</w:t>
+      </w:r>
+      <w:r>
+        <w:rPr>
+          <w:rFonts w:ascii="Microsoft YaHei" w:hAnsi="Microsoft YaHei" w:eastAsia="Microsoft YaHei"/>
+          <w:b/>
+          <w:sz w:val="21"/>
+        </w:rPr>
+        <w:t>不直接上线</w:t>
+      </w:r>
+      <w:r>
+        <w:rPr>
+          <w:rFonts w:ascii="Microsoft YaHei" w:hAnsi="Microsoft YaHei" w:eastAsia="Microsoft YaHei"/>
+          <w:sz w:val="21"/>
+        </w:rPr>
+        <w:t>：先交给 WorkBuddy 跑门禁 + 复审，</w:t>
+      </w:r>
+      <w:r>
+        <w:rPr>
+          <w:rFonts w:ascii="Microsoft YaHei" w:hAnsi="Microsoft YaHei" w:eastAsia="Microsoft YaHei"/>
+          <w:b/>
+          <w:sz w:val="21"/>
+        </w:rPr>
+        <w:t>过了才合入</w:t>
+      </w:r>
+      <w:r>
+        <w:rPr>
+          <w:rFonts w:ascii="Microsoft YaHei" w:hAnsi="Microsoft YaHei" w:eastAsia="Microsoft YaHei"/>
+          <w:sz w:val="21"/>
+        </w:rPr>
+        <w:t>。</w:t>
+      </w:r>
+    </w:p>
+    <w:p>
+      <w:pPr>
+        <w:pStyle w:val="Heading2"/>
+      </w:pPr>
+      <w:r>
+        <w:rPr>
+          <w:b/>
+        </w:rPr>
+      </w:r>
+      <w:r>
+        <w:rPr>
+          <w:rFonts w:ascii="Microsoft YaHei" w:hAnsi="Microsoft YaHei" w:eastAsia="Microsoft YaHei"/>
+          <w:b/>
+          <w:sz w:val="23"/>
+        </w:rPr>
+        <w:t>10.4 费用一览（现阶段基本 0 元）</w:t>
+      </w:r>
+    </w:p>
+    <w:tbl>
+      <w:tblPr>
+        <w:tblStyle w:val="TableGrid"/>
+        <w:tblW w:type="auto" w:w="0"/>
+        <w:jc w:val="center"/>
+        <w:tblLook w:firstColumn="1" w:firstRow="1" w:lastColumn="0" w:lastRow="0" w:noHBand="0" w:noVBand="1" w:val="04A0"/>
+      </w:tblPr>
+      <w:tblGrid>
+        <w:gridCol w:w="4933"/>
+        <w:gridCol w:w="4933"/>
+      </w:tblGrid>
+      <w:tr>
+        <w:trPr>
+          <w:tblHeader w:val="true"/>
+        </w:trPr>
+        <w:tc>
+          <w:tcPr>
+            <w:tcW w:type="dxa" w:w="4933"/>
+            <w:shd w:val="clear" w:color="auto" w:fill="4472C4"/>
+          </w:tcPr>
+          <w:p>
+            <w:r>
+              <w:rPr>
+                <w:b/>
+                <w:color w:val="FFFFFF"/>
+              </w:rPr>
+            </w:r>
+            <w:r>
+              <w:rPr>
+                <w:rFonts w:ascii="Microsoft YaHei" w:hAnsi="Microsoft YaHei" w:eastAsia="Microsoft YaHei"/>
+                <w:b/>
+                <w:color w:val="FFFFFF"/>
+                <w:sz w:val="19"/>
+              </w:rPr>
+              <w:t>项目</w:t>
+            </w:r>
+          </w:p>
+        </w:tc>
+        <w:tc>
+          <w:tcPr>
+            <w:tcW w:type="dxa" w:w="4933"/>
+            <w:shd w:val="clear" w:color="auto" w:fill="4472C4"/>
+          </w:tcPr>
+          <w:p>
+            <w:r>
+              <w:rPr>
+                <w:b/>
+                <w:color w:val="FFFFFF"/>
+              </w:rPr>
+            </w:r>
+            <w:r>
+              <w:rPr>
+                <w:rFonts w:ascii="Microsoft YaHei" w:hAnsi="Microsoft YaHei" w:eastAsia="Microsoft YaHei"/>
+                <w:b/>
+                <w:color w:val="FFFFFF"/>
+                <w:sz w:val="19"/>
+              </w:rPr>
+              <w:t>费用</w:t>
+            </w:r>
+          </w:p>
+        </w:tc>
+      </w:tr>
+      <w:tr>
+        <w:tc>
+          <w:tcPr>
+            <w:tcW w:type="dxa" w:w="4933"/>
+          </w:tcPr>
+          <w:p>
+            <w:r/>
+            <w:r>
+              <w:rPr>
+                <w:rFonts w:ascii="Microsoft YaHei" w:hAnsi="Microsoft YaHei" w:eastAsia="Microsoft YaHei"/>
+                <w:sz w:val="19"/>
+              </w:rPr>
+              <w:t>微信小程序注册</w:t>
+            </w:r>
+          </w:p>
+        </w:tc>
+        <w:tc>
+          <w:tcPr>
+            <w:tcW w:type="dxa" w:w="4933"/>
+          </w:tcPr>
+          <w:p>
+            <w:r/>
+            <w:r>
+              <w:rPr>
+                <w:rFonts w:ascii="Microsoft YaHei" w:hAnsi="Microsoft YaHei" w:eastAsia="Microsoft YaHei"/>
+                <w:sz w:val="19"/>
+              </w:rPr>
+              <w:t xml:space="preserve">个人 </w:t>
+            </w:r>
+            <w:r>
+              <w:rPr>
+                <w:rFonts w:ascii="Microsoft YaHei" w:hAnsi="Microsoft YaHei" w:eastAsia="Microsoft YaHei"/>
+                <w:b/>
+                <w:sz w:val="19"/>
+              </w:rPr>
+              <w:t>0 元</w:t>
+            </w:r>
+          </w:p>
+        </w:tc>
+      </w:tr>
+      <w:tr>
+        <w:tc>
+          <w:tcPr>
+            <w:tcW w:type="dxa" w:w="4933"/>
+          </w:tcPr>
+          <w:p>
+            <w:r/>
+            <w:r>
+              <w:rPr>
+                <w:rFonts w:ascii="Microsoft YaHei" w:hAnsi="Microsoft YaHei" w:eastAsia="Microsoft YaHei"/>
+                <w:sz w:val="19"/>
+              </w:rPr>
+              <w:t>微信认证</w:t>
+            </w:r>
+          </w:p>
+        </w:tc>
+        <w:tc>
+          <w:tcPr>
+            <w:tcW w:type="dxa" w:w="4933"/>
+          </w:tcPr>
+          <w:p>
+            <w:r/>
+            <w:r>
+              <w:rPr>
+                <w:rFonts w:ascii="Microsoft YaHei" w:hAnsi="Microsoft YaHei" w:eastAsia="Microsoft YaHei"/>
+                <w:sz w:val="19"/>
+              </w:rPr>
+              <w:t xml:space="preserve">个体户 </w:t>
+            </w:r>
+            <w:r>
+              <w:rPr>
+                <w:rFonts w:ascii="Microsoft YaHei" w:hAnsi="Microsoft YaHei" w:eastAsia="Microsoft YaHei"/>
+                <w:b/>
+                <w:sz w:val="19"/>
+              </w:rPr>
+              <w:t>约 30 元/次</w:t>
+            </w:r>
+            <w:r>
+              <w:rPr>
+                <w:rFonts w:ascii="Microsoft YaHei" w:hAnsi="Microsoft YaHei" w:eastAsia="Microsoft YaHei"/>
+                <w:sz w:val="19"/>
+              </w:rPr>
+              <w:t>；企业 300 元/次（改名 / 改主体名要再交）</w:t>
+            </w:r>
+          </w:p>
+        </w:tc>
+      </w:tr>
+      <w:tr>
+        <w:tc>
+          <w:tcPr>
+            <w:tcW w:type="dxa" w:w="4933"/>
+          </w:tcPr>
+          <w:p>
+            <w:r/>
+            <w:r>
+              <w:rPr>
+                <w:rFonts w:ascii="Microsoft YaHei" w:hAnsi="Microsoft YaHei" w:eastAsia="Microsoft YaHei"/>
+                <w:sz w:val="19"/>
+              </w:rPr>
+              <w:t>主体迁移</w:t>
+            </w:r>
+          </w:p>
+        </w:tc>
+        <w:tc>
+          <w:tcPr>
+            <w:tcW w:type="dxa" w:w="4933"/>
+          </w:tcPr>
+          <w:p>
+            <w:r/>
+            <w:r>
+              <w:rPr>
+                <w:rFonts w:ascii="Microsoft YaHei" w:hAnsi="Microsoft YaHei" w:eastAsia="Microsoft YaHei"/>
+                <w:b/>
+                <w:sz w:val="19"/>
+              </w:rPr>
+              <w:t>300 元/次</w:t>
+            </w:r>
+          </w:p>
+        </w:tc>
+      </w:tr>
+      <w:tr>
+        <w:tc>
+          <w:tcPr>
+            <w:tcW w:type="dxa" w:w="4933"/>
+          </w:tcPr>
+          <w:p>
+            <w:r/>
+            <w:r>
+              <w:rPr>
+                <w:rFonts w:ascii="Microsoft YaHei" w:hAnsi="Microsoft YaHei" w:eastAsia="Microsoft YaHei"/>
+                <w:sz w:val="19"/>
+              </w:rPr>
+              <w:t>微信云开发</w:t>
+            </w:r>
+          </w:p>
+        </w:tc>
+        <w:tc>
+          <w:tcPr>
+            <w:tcW w:type="dxa" w:w="4933"/>
+          </w:tcPr>
+          <w:p>
+            <w:r/>
+            <w:r>
+              <w:rPr>
+                <w:rFonts w:ascii="Microsoft YaHei" w:hAnsi="Microsoft YaHei" w:eastAsia="Microsoft YaHei"/>
+                <w:sz w:val="19"/>
+              </w:rPr>
+              <w:t>有</w:t>
+            </w:r>
+            <w:r>
+              <w:rPr>
+                <w:rFonts w:ascii="Microsoft YaHei" w:hAnsi="Microsoft YaHei" w:eastAsia="Microsoft YaHei"/>
+                <w:b/>
+                <w:sz w:val="19"/>
+              </w:rPr>
+              <w:t>免费额度</w:t>
+            </w:r>
+            <w:r>
+              <w:rPr>
+                <w:rFonts w:ascii="Microsoft YaHei" w:hAnsi="Microsoft YaHei" w:eastAsia="Microsoft YaHei"/>
+                <w:sz w:val="19"/>
+              </w:rPr>
+              <w:t>，超出按量计费</w:t>
+            </w:r>
+          </w:p>
+        </w:tc>
+      </w:tr>
+      <w:tr>
+        <w:tc>
+          <w:tcPr>
+            <w:tcW w:type="dxa" w:w="4933"/>
+          </w:tcPr>
+          <w:p>
+            <w:r/>
+            <w:r>
+              <w:rPr>
+                <w:rFonts w:ascii="Microsoft YaHei" w:hAnsi="Microsoft YaHei" w:eastAsia="Microsoft YaHei"/>
+                <w:sz w:val="19"/>
+              </w:rPr>
+              <w:t>快马 InsCode</w:t>
+            </w:r>
+          </w:p>
+        </w:tc>
+        <w:tc>
+          <w:tcPr>
+            <w:tcW w:type="dxa" w:w="4933"/>
+          </w:tcPr>
+          <w:p>
+            <w:r/>
+            <w:r>
+              <w:rPr>
+                <w:rFonts w:ascii="Microsoft YaHei" w:hAnsi="Microsoft YaHei" w:eastAsia="Microsoft YaHei"/>
+                <w:b/>
+                <w:sz w:val="19"/>
+              </w:rPr>
+              <w:t>免费版 0 元</w:t>
+            </w:r>
+            <w:r>
+              <w:rPr>
+                <w:rFonts w:ascii="Microsoft YaHei" w:hAnsi="Microsoft YaHei" w:eastAsia="Microsoft YaHei"/>
+                <w:sz w:val="19"/>
+              </w:rPr>
+              <w:t>（有额度限制）；个人版 ¥29/月</w:t>
+            </w:r>
+          </w:p>
+        </w:tc>
+      </w:tr>
+      <w:tr>
+        <w:tc>
+          <w:tcPr>
+            <w:tcW w:type="dxa" w:w="4933"/>
+          </w:tcPr>
+          <w:p>
+            <w:r/>
+            <w:r>
+              <w:rPr>
+                <w:rFonts w:ascii="Microsoft YaHei" w:hAnsi="Microsoft YaHei" w:eastAsia="Microsoft YaHei"/>
+                <w:sz w:val="19"/>
+              </w:rPr>
+              <w:t>GitHub</w:t>
+            </w:r>
+          </w:p>
+        </w:tc>
+        <w:tc>
+          <w:tcPr>
+            <w:tcW w:type="dxa" w:w="4933"/>
+          </w:tcPr>
+          <w:p>
+            <w:r/>
+            <w:r>
+              <w:rPr>
+                <w:rFonts w:ascii="Microsoft YaHei" w:hAnsi="Microsoft YaHei" w:eastAsia="Microsoft YaHei"/>
+                <w:b/>
+                <w:sz w:val="19"/>
+              </w:rPr>
+              <w:t>免费</w:t>
+            </w:r>
+          </w:p>
+        </w:tc>
+      </w:tr>
+    </w:tbl>
+    <w:p/>
+    <w:p>
+      <w:pPr>
+        <w:pStyle w:val="Heading2"/>
+      </w:pPr>
+      <w:r>
+        <w:rPr>
+          <w:b/>
+        </w:rPr>
+      </w:r>
+      <w:r>
+        <w:rPr>
+          <w:rFonts w:ascii="Microsoft YaHei" w:hAnsi="Microsoft YaHei" w:eastAsia="Microsoft YaHei"/>
+          <w:b/>
+          <w:sz w:val="23"/>
+        </w:rPr>
+        <w:t>10.5 换电脑资料会丢吗？怎么云存？</w:t>
+      </w:r>
+    </w:p>
+    <w:p>
+      <w:pPr>
+        <w:pStyle w:val="ListBullet"/>
+      </w:pPr>
+      <w:r/>
+      <w:r>
+        <w:rPr>
+          <w:rFonts w:ascii="Microsoft YaHei" w:hAnsi="Microsoft YaHei" w:eastAsia="Microsoft YaHei"/>
+          <w:b/>
+          <w:sz w:val="21"/>
+        </w:rPr>
+        <w:t>本地文件会丢</w:t>
+      </w:r>
+      <w:r>
+        <w:rPr>
+          <w:rFonts w:ascii="Microsoft YaHei" w:hAnsi="Microsoft YaHei" w:eastAsia="Microsoft YaHei"/>
+          <w:sz w:val="21"/>
+        </w:rPr>
+        <w:t>；但：</w:t>
+      </w:r>
+    </w:p>
+    <w:p>
+      <w:r/>
+      <w:r>
+        <w:rPr>
+          <w:rFonts w:ascii="Microsoft YaHei" w:hAnsi="Microsoft YaHei" w:eastAsia="Microsoft YaHei"/>
+          <w:sz w:val="20"/>
+        </w:rPr>
+        <w:t xml:space="preserve">- </w:t>
+      </w:r>
+      <w:r>
+        <w:rPr>
+          <w:rFonts w:ascii="Microsoft YaHei" w:hAnsi="Microsoft YaHei" w:eastAsia="Microsoft YaHei"/>
+          <w:b/>
+          <w:sz w:val="20"/>
+        </w:rPr>
+        <w:t>GitHub 仓库</w:t>
+      </w:r>
+      <w:r>
+        <w:rPr>
+          <w:rFonts w:ascii="Microsoft YaHei" w:hAnsi="Microsoft YaHei" w:eastAsia="Microsoft YaHei"/>
+          <w:sz w:val="20"/>
+        </w:rPr>
+        <w:t>（</w:t>
+      </w:r>
+      <w:r>
+        <w:rPr>
+          <w:rFonts w:ascii="Consolas" w:hAnsi="Consolas" w:eastAsia="Consolas"/>
+          <w:color w:val="B03020"/>
+          <w:sz w:val="19"/>
+        </w:rPr>
+        <w:t>lzj888888/catering-profit</w:t>
+      </w:r>
+      <w:r>
+        <w:rPr>
+          <w:rFonts w:ascii="Microsoft YaHei" w:hAnsi="Microsoft YaHei" w:eastAsia="Microsoft YaHei"/>
+          <w:sz w:val="20"/>
+        </w:rPr>
+        <w:t xml:space="preserve">，已推 dev）= 最强云备份，换电脑 </w:t>
+      </w:r>
+      <w:r>
+        <w:rPr>
+          <w:rFonts w:ascii="Consolas" w:hAnsi="Consolas" w:eastAsia="Consolas"/>
+          <w:color w:val="B03020"/>
+          <w:sz w:val="19"/>
+        </w:rPr>
+        <w:t>git clone</w:t>
+      </w:r>
+      <w:r>
+        <w:rPr>
+          <w:rFonts w:ascii="Microsoft YaHei" w:hAnsi="Microsoft YaHei" w:eastAsia="Microsoft YaHei"/>
+          <w:sz w:val="20"/>
+        </w:rPr>
+        <w:t xml:space="preserve"> 即恢复。</w:t>
+      </w:r>
+    </w:p>
+    <w:p>
+      <w:r/>
+      <w:r>
+        <w:rPr>
+          <w:rFonts w:ascii="Microsoft YaHei" w:hAnsi="Microsoft YaHei" w:eastAsia="Microsoft YaHei"/>
+          <w:sz w:val="20"/>
+        </w:rPr>
+        <w:t>- 微信</w:t>
+      </w:r>
+      <w:r>
+        <w:rPr>
+          <w:rFonts w:ascii="Microsoft YaHei" w:hAnsi="Microsoft YaHei" w:eastAsia="Microsoft YaHei"/>
+          <w:b/>
+          <w:sz w:val="20"/>
+        </w:rPr>
+        <w:t>云开发环境 / 数据库在云端</w:t>
+      </w:r>
+      <w:r>
+        <w:rPr>
+          <w:rFonts w:ascii="Microsoft YaHei" w:hAnsi="Microsoft YaHei" w:eastAsia="Microsoft YaHei"/>
+          <w:sz w:val="20"/>
+        </w:rPr>
+        <w:t>，不随电脑丢。</w:t>
+      </w:r>
+    </w:p>
+    <w:p>
+      <w:r/>
+      <w:r>
+        <w:rPr>
+          <w:rFonts w:ascii="Microsoft YaHei" w:hAnsi="Microsoft YaHei" w:eastAsia="Microsoft YaHei"/>
+          <w:sz w:val="20"/>
+        </w:rPr>
+        <w:t>- ⚠️ 要注意：</w:t>
+      </w:r>
+      <w:r>
+        <w:rPr>
+          <w:rFonts w:ascii="Consolas" w:hAnsi="Consolas" w:eastAsia="Consolas"/>
+          <w:color w:val="B03020"/>
+          <w:sz w:val="19"/>
+        </w:rPr>
+        <w:t>.pdf</w:t>
+      </w:r>
+      <w:r>
+        <w:rPr>
+          <w:rFonts w:ascii="Microsoft YaHei" w:hAnsi="Microsoft YaHei" w:eastAsia="Microsoft YaHei"/>
+          <w:sz w:val="20"/>
+        </w:rPr>
+        <w:t xml:space="preserve"> 文件不在库；</w:t>
+      </w:r>
+      <w:r>
+        <w:rPr>
+          <w:rFonts w:ascii="Consolas" w:hAnsi="Consolas" w:eastAsia="Consolas"/>
+          <w:color w:val="B03020"/>
+          <w:sz w:val="19"/>
+        </w:rPr>
+        <w:t>.workbuddy\memory\*.md</w:t>
+      </w:r>
+      <w:r>
+        <w:rPr>
+          <w:rFonts w:ascii="Microsoft YaHei" w:hAnsi="Microsoft YaHei" w:eastAsia="Microsoft YaHei"/>
+          <w:sz w:val="20"/>
+        </w:rPr>
+        <w:t>（我的工作记忆）是本地文件，换电脑会丢。</w:t>
+      </w:r>
+    </w:p>
+    <w:p>
+      <w:pPr>
+        <w:pStyle w:val="ListBullet"/>
+      </w:pPr>
+      <w:r/>
+      <w:r>
+        <w:rPr>
+          <w:rFonts w:ascii="Microsoft YaHei" w:hAnsi="Microsoft YaHei" w:eastAsia="Microsoft YaHei"/>
+          <w:b/>
+          <w:sz w:val="21"/>
+        </w:rPr>
+        <w:t>密钥</w:t>
+      </w:r>
+      <w:r>
+        <w:rPr>
+          <w:rFonts w:ascii="Microsoft YaHei" w:hAnsi="Microsoft YaHei" w:eastAsia="Microsoft YaHei"/>
+          <w:sz w:val="21"/>
+        </w:rPr>
+        <w:t>（AppSecret / 真实环境 ID / 商户号）</w:t>
+      </w:r>
+      <w:r>
+        <w:rPr>
+          <w:rFonts w:ascii="Microsoft YaHei" w:hAnsi="Microsoft YaHei" w:eastAsia="Microsoft YaHei"/>
+          <w:b/>
+          <w:sz w:val="21"/>
+        </w:rPr>
+        <w:t>不要进公开仓库</w:t>
+      </w:r>
+      <w:r>
+        <w:rPr>
+          <w:rFonts w:ascii="Microsoft YaHei" w:hAnsi="Microsoft YaHei" w:eastAsia="Microsoft YaHei"/>
+          <w:sz w:val="21"/>
+        </w:rPr>
+        <w:t>，单独保存（AppSecret 只显示一次）。</w:t>
+      </w:r>
+    </w:p>
+    <w:p/>
+    <w:p>
+      <w:pPr>
         <w:ind w:left="270"/>
         <w:shd w:val="clear" w:color="auto" w:fill="F2F2F2"/>
       </w:pPr>

--- a/新手上云操作手册.docx
+++ b/新手上云操作手册.docx
@@ -1747,7 +1747,7 @@
           <w:b/>
           <w:sz w:val="27"/>
         </w:rPr>
-        <w:t>4. 第④件：开通云开发，建 dev / prod 两个环境</w:t>
+        <w:t>4. 第④件：开通云开发，建云环境（dev = cloud1；prod 待建）</w:t>
       </w:r>
     </w:p>
     <w:p>
@@ -1811,7 +1811,15 @@
           <w:b/>
           <w:sz w:val="23"/>
         </w:rPr>
-        <w:t>4.2 建 dev 环境（测试用）</w:t>
+        <w:t xml:space="preserve">4.2 建 dev 环境（测试用）—— </w:t>
+      </w:r>
+      <w:r>
+        <w:rPr>
+          <w:rFonts w:ascii="Microsoft YaHei" w:hAnsi="Microsoft YaHei" w:eastAsia="Microsoft YaHei"/>
+          <w:b/>
+          <w:sz w:val="23"/>
+        </w:rPr>
+        <w:t>这一步你已经完成了，可跳过</w:t>
       </w:r>
     </w:p>
     <w:p>
@@ -2001,7 +2009,15 @@
           <w:b/>
           <w:sz w:val="23"/>
         </w:rPr>
-        <w:t>4.3 建 prod 环境（正式用）</w:t>
+        <w:t xml:space="preserve">4.3 建 prod 环境（正式用）—— </w:t>
+      </w:r>
+      <w:r>
+        <w:rPr>
+          <w:rFonts w:ascii="Microsoft YaHei" w:hAnsi="Microsoft YaHei" w:eastAsia="Microsoft YaHei"/>
+          <w:b/>
+          <w:sz w:val="23"/>
+        </w:rPr>
+        <w:t>现在不急，等上线前再建</w:t>
       </w:r>
     </w:p>
     <w:p>
@@ -2116,7 +2132,7 @@
           <w:rFonts w:ascii="Microsoft YaHei" w:hAnsi="Microsoft YaHei" w:eastAsia="Microsoft YaHei"/>
           <w:sz w:val="20"/>
         </w:rPr>
-        <w:t xml:space="preserve">⚠️ 为什么名字必须带 dev / prod？因为项目的「环境门禁」靠这两个词区分：带 </w:t>
+        <w:t xml:space="preserve">⚠️ 为什么名字建议带 dev / prod？项目的「环境门禁」默认靠这两个词区分：带 </w:t>
       </w:r>
       <w:r>
         <w:rPr>
@@ -2146,7 +2162,7 @@
           <w:rFonts w:ascii="Microsoft YaHei" w:hAnsi="Microsoft YaHei" w:eastAsia="Microsoft YaHei"/>
           <w:sz w:val="20"/>
         </w:rPr>
-        <w:t xml:space="preserve"> 的会被保护（禁止灌演示数据）。名字起错会判错。 📌 这两个环境 ID 第 6 节要用，</w:t>
+        <w:t xml:space="preserve"> 的会被保护（禁止灌演示数据）。  ✅ </w:t>
       </w:r>
       <w:r>
         <w:rPr>
@@ -2154,14 +2170,278 @@
           <w:b/>
           <w:sz w:val="20"/>
         </w:rPr>
-        <w:t>先抄在纸上</w:t>
+        <w:t>例外（咱们已采用的路子）</w:t>
       </w:r>
       <w:r>
         <w:rPr>
           <w:rFonts w:ascii="Microsoft YaHei" w:hAnsi="Microsoft YaHei" w:eastAsia="Microsoft YaHei"/>
           <w:sz w:val="20"/>
         </w:rPr>
-        <w:t>。</w:t>
+        <w:t>：如果你建的是微信侧默认的</w:t>
+      </w:r>
+      <w:r>
+        <w:rPr>
+          <w:rFonts w:ascii="Microsoft YaHei" w:hAnsi="Microsoft YaHei" w:eastAsia="Microsoft YaHei"/>
+          <w:b/>
+          <w:sz w:val="20"/>
+        </w:rPr>
+        <w:t>免费开发环境</w:t>
+      </w:r>
+      <w:r>
+        <w:rPr>
+          <w:rFonts w:ascii="Microsoft YaHei" w:hAnsi="Microsoft YaHei" w:eastAsia="Microsoft YaHei"/>
+          <w:sz w:val="20"/>
+        </w:rPr>
+        <w:t xml:space="preserve">（名字像 </w:t>
+      </w:r>
+      <w:r>
+        <w:rPr>
+          <w:rFonts w:ascii="Consolas" w:hAnsi="Consolas" w:eastAsia="Consolas"/>
+          <w:color w:val="B03020"/>
+          <w:sz w:val="19"/>
+        </w:rPr>
+        <w:t>cloud1</w:t>
+      </w:r>
+      <w:r>
+        <w:rPr>
+          <w:rFonts w:ascii="Microsoft YaHei" w:hAnsi="Microsoft YaHei" w:eastAsia="Microsoft YaHei"/>
+          <w:sz w:val="20"/>
+        </w:rPr>
+        <w:t>，</w:t>
+      </w:r>
+      <w:r>
+        <w:rPr>
+          <w:rFonts w:ascii="Microsoft YaHei" w:hAnsi="Microsoft YaHei" w:eastAsia="Microsoft YaHei"/>
+          <w:b/>
+          <w:sz w:val="20"/>
+        </w:rPr>
+        <w:t>不含 dev 字样</w:t>
+      </w:r>
+      <w:r>
+        <w:rPr>
+          <w:rFonts w:ascii="Microsoft YaHei" w:hAnsi="Microsoft YaHei" w:eastAsia="Microsoft YaHei"/>
+          <w:sz w:val="20"/>
+        </w:rPr>
+        <w:t>），</w:t>
+      </w:r>
+      <w:r>
+        <w:rPr>
+          <w:rFonts w:ascii="Microsoft YaHei" w:hAnsi="Microsoft YaHei" w:eastAsia="Microsoft YaHei"/>
+          <w:b/>
+          <w:sz w:val="20"/>
+        </w:rPr>
+        <w:t>照样能当 dev 用</w:t>
+      </w:r>
+      <w:r>
+        <w:rPr>
+          <w:rFonts w:ascii="Microsoft YaHei" w:hAnsi="Microsoft YaHei" w:eastAsia="Microsoft YaHei"/>
+          <w:sz w:val="20"/>
+        </w:rPr>
+        <w:t xml:space="preserve">——项目预留了 </w:t>
+      </w:r>
+      <w:r>
+        <w:rPr>
+          <w:rFonts w:ascii="Consolas" w:hAnsi="Consolas" w:eastAsia="Consolas"/>
+          <w:color w:val="B03020"/>
+          <w:sz w:val="19"/>
+        </w:rPr>
+        <w:t>DEV_ENV_ID</w:t>
+      </w:r>
+      <w:r>
+        <w:rPr>
+          <w:rFonts w:ascii="Microsoft YaHei" w:hAnsi="Microsoft YaHei" w:eastAsia="Microsoft YaHei"/>
+          <w:sz w:val="20"/>
+        </w:rPr>
+        <w:t xml:space="preserve"> </w:t>
+      </w:r>
+      <w:r>
+        <w:rPr>
+          <w:rFonts w:ascii="Microsoft YaHei" w:hAnsi="Microsoft YaHei" w:eastAsia="Microsoft YaHei"/>
+          <w:b/>
+          <w:sz w:val="20"/>
+        </w:rPr>
+        <w:t>白名单</w:t>
+      </w:r>
+      <w:r>
+        <w:rPr>
+          <w:rFonts w:ascii="Microsoft YaHei" w:hAnsi="Microsoft YaHei" w:eastAsia="Microsoft YaHei"/>
+          <w:sz w:val="20"/>
+        </w:rPr>
+        <w:t xml:space="preserve">口子：把这个环境的 ID 填进 </w:t>
+      </w:r>
+      <w:r>
+        <w:rPr>
+          <w:rFonts w:ascii="Consolas" w:hAnsi="Consolas" w:eastAsia="Consolas"/>
+          <w:color w:val="B03020"/>
+          <w:sz w:val="19"/>
+        </w:rPr>
+        <w:t>cloudfunctions/initDb/config.json</w:t>
+      </w:r>
+      <w:r>
+        <w:rPr>
+          <w:rFonts w:ascii="Microsoft YaHei" w:hAnsi="Microsoft YaHei" w:eastAsia="Microsoft YaHei"/>
+          <w:sz w:val="20"/>
+        </w:rPr>
+        <w:t xml:space="preserve"> 的 </w:t>
+      </w:r>
+      <w:r>
+        <w:rPr>
+          <w:rFonts w:ascii="Consolas" w:hAnsi="Consolas" w:eastAsia="Consolas"/>
+          <w:color w:val="B03020"/>
+          <w:sz w:val="19"/>
+        </w:rPr>
+        <w:t>DEV_ENV_ID</w:t>
+      </w:r>
+      <w:r>
+        <w:rPr>
+          <w:rFonts w:ascii="Microsoft YaHei" w:hAnsi="Microsoft YaHei" w:eastAsia="Microsoft YaHei"/>
+          <w:sz w:val="20"/>
+        </w:rPr>
+        <w:t xml:space="preserve">，门禁就会放行。  📌 </w:t>
+      </w:r>
+      <w:r>
+        <w:rPr>
+          <w:rFonts w:ascii="Microsoft YaHei" w:hAnsi="Microsoft YaHei" w:eastAsia="Microsoft YaHei"/>
+          <w:b/>
+          <w:sz w:val="20"/>
+        </w:rPr>
+        <w:t>咱们项目现状（2026-09-14 定）</w:t>
+      </w:r>
+      <w:r>
+        <w:rPr>
+          <w:rFonts w:ascii="Microsoft YaHei" w:hAnsi="Microsoft YaHei" w:eastAsia="Microsoft YaHei"/>
+          <w:sz w:val="20"/>
+        </w:rPr>
+        <w:t xml:space="preserve">： - **dev = 免费环境 </w:t>
+      </w:r>
+      <w:r>
+        <w:rPr>
+          <w:rFonts w:ascii="Consolas" w:hAnsi="Consolas" w:eastAsia="Consolas"/>
+          <w:color w:val="B03020"/>
+          <w:sz w:val="19"/>
+        </w:rPr>
+        <w:t>cloud1</w:t>
+      </w:r>
+      <w:r>
+        <w:rPr>
+          <w:rFonts w:ascii="Microsoft YaHei" w:hAnsi="Microsoft YaHei" w:eastAsia="Microsoft YaHei"/>
+          <w:b/>
+          <w:sz w:val="20"/>
+        </w:rPr>
+        <w:t xml:space="preserve">，环境 ID 是 </w:t>
+      </w:r>
+      <w:r>
+        <w:rPr>
+          <w:rFonts w:ascii="Consolas" w:hAnsi="Consolas" w:eastAsia="Consolas"/>
+          <w:color w:val="B03020"/>
+          <w:sz w:val="19"/>
+        </w:rPr>
+        <w:t>cloud1-4dgphoxy337f2a25</w:t>
+      </w:r>
+      <w:r>
+        <w:rPr>
+          <w:rFonts w:ascii="Microsoft YaHei" w:hAnsi="Microsoft YaHei" w:eastAsia="Microsoft YaHei"/>
+          <w:sz w:val="20"/>
+        </w:rPr>
+        <w:t xml:space="preserve">**（已由 WorkBuddy 配进 </w:t>
+      </w:r>
+      <w:r>
+        <w:rPr>
+          <w:rFonts w:ascii="Consolas" w:hAnsi="Consolas" w:eastAsia="Consolas"/>
+          <w:color w:val="B03020"/>
+          <w:sz w:val="19"/>
+        </w:rPr>
+        <w:t>env.js</w:t>
+      </w:r>
+      <w:r>
+        <w:rPr>
+          <w:rFonts w:ascii="Microsoft YaHei" w:hAnsi="Microsoft YaHei" w:eastAsia="Microsoft YaHei"/>
+          <w:sz w:val="20"/>
+        </w:rPr>
+        <w:t xml:space="preserve"> 和 </w:t>
+      </w:r>
+      <w:r>
+        <w:rPr>
+          <w:rFonts w:ascii="Consolas" w:hAnsi="Consolas" w:eastAsia="Consolas"/>
+          <w:color w:val="B03020"/>
+          <w:sz w:val="19"/>
+        </w:rPr>
+        <w:t>initDb/config.json</w:t>
+      </w:r>
+      <w:r>
+        <w:rPr>
+          <w:rFonts w:ascii="Microsoft YaHei" w:hAnsi="Microsoft YaHei" w:eastAsia="Microsoft YaHei"/>
+          <w:sz w:val="20"/>
+        </w:rPr>
+        <w:t xml:space="preserve">）。 - </w:t>
+      </w:r>
+      <w:r>
+        <w:rPr>
+          <w:rFonts w:ascii="Microsoft YaHei" w:hAnsi="Microsoft YaHei" w:eastAsia="Microsoft YaHei"/>
+          <w:b/>
+          <w:sz w:val="20"/>
+        </w:rPr>
+        <w:t>prod 暂未建</w:t>
+      </w:r>
+      <w:r>
+        <w:rPr>
+          <w:rFonts w:ascii="Microsoft YaHei" w:hAnsi="Microsoft YaHei" w:eastAsia="Microsoft YaHei"/>
+          <w:sz w:val="20"/>
+        </w:rPr>
+        <w:t xml:space="preserve">——写码阶段用不到，等要上线时再建一个名字带 </w:t>
+      </w:r>
+      <w:r>
+        <w:rPr>
+          <w:rFonts w:ascii="Consolas" w:hAnsi="Consolas" w:eastAsia="Consolas"/>
+          <w:color w:val="B03020"/>
+          <w:sz w:val="19"/>
+        </w:rPr>
+        <w:t>prod</w:t>
+      </w:r>
+      <w:r>
+        <w:rPr>
+          <w:rFonts w:ascii="Microsoft YaHei" w:hAnsi="Microsoft YaHei" w:eastAsia="Microsoft YaHei"/>
+          <w:sz w:val="20"/>
+        </w:rPr>
+        <w:t xml:space="preserve"> 的环境即可。 - 每个账号可免费建 </w:t>
+      </w:r>
+      <w:r>
+        <w:rPr>
+          <w:rFonts w:ascii="Microsoft YaHei" w:hAnsi="Microsoft YaHei" w:eastAsia="Microsoft YaHei"/>
+          <w:b/>
+          <w:sz w:val="20"/>
+        </w:rPr>
+        <w:t>2 个</w:t>
+      </w:r>
+      <w:r>
+        <w:rPr>
+          <w:rFonts w:ascii="Microsoft YaHei" w:hAnsi="Microsoft YaHei" w:eastAsia="Microsoft YaHei"/>
+          <w:sz w:val="20"/>
+        </w:rPr>
+        <w:t xml:space="preserve">环境（现在已用 1 个，还剩 1 个）。  ⚠️ **千万别删掉已有的 </w:t>
+      </w:r>
+      <w:r>
+        <w:rPr>
+          <w:rFonts w:ascii="Consolas" w:hAnsi="Consolas" w:eastAsia="Consolas"/>
+          <w:color w:val="B03020"/>
+          <w:sz w:val="19"/>
+        </w:rPr>
+        <w:t>cloud1</w:t>
+      </w:r>
+      <w:r>
+        <w:rPr>
+          <w:rFonts w:ascii="Microsoft YaHei" w:hAnsi="Microsoft YaHei" w:eastAsia="Microsoft YaHei"/>
+          <w:b/>
+          <w:sz w:val="20"/>
+        </w:rPr>
+        <w:t>：官方规则是「环境注销后要超过 1 个月才能再免费创建」——删了反而可能 1 个月内建不了新环境。  📌 环境 ID 第 6 节要用，</w:t>
+      </w:r>
+      <w:r>
+        <w:rPr>
+          <w:rFonts w:ascii="Microsoft YaHei" w:hAnsi="Microsoft YaHei" w:eastAsia="Microsoft YaHei"/>
+          <w:sz w:val="20"/>
+        </w:rPr>
+        <w:t>先抄在纸上**。</w:t>
       </w:r>
     </w:p>
     <w:p/>
@@ -3513,7 +3793,15 @@
           <w:rFonts w:ascii="Microsoft YaHei" w:hAnsi="Microsoft YaHei" w:eastAsia="Microsoft YaHei"/>
           <w:sz w:val="21"/>
         </w:rPr>
-        <w:t xml:space="preserve">找到第 </w:t>
+        <w:t xml:space="preserve">dev 那一行：**已由 WorkBuddy 填好 </w:t>
+      </w:r>
+      <w:r>
+        <w:rPr>
+          <w:rFonts w:ascii="Consolas" w:hAnsi="Consolas" w:eastAsia="Consolas"/>
+          <w:color w:val="B03020"/>
+          <w:sz w:val="20"/>
+        </w:rPr>
+        <w:t>cloud1-4dgphoxy337f2a25</w:t>
       </w:r>
       <w:r>
         <w:rPr>
@@ -3521,80 +3809,14 @@
           <w:b/>
           <w:sz w:val="21"/>
         </w:rPr>
-        <w:t>14–15 行</w:t>
+        <w:t xml:space="preserve">（咱们的 dev 环境，见 4.2）→ ✅ </w:t>
       </w:r>
       <w:r>
         <w:rPr>
           <w:rFonts w:ascii="Microsoft YaHei" w:hAnsi="Microsoft YaHei" w:eastAsia="Microsoft YaHei"/>
           <w:sz w:val="21"/>
         </w:rPr>
-        <w:t>两处：</w:t>
-      </w:r>
-    </w:p>
-    <w:p>
-      <w:r/>
-      <w:r>
-        <w:rPr>
-          <w:rFonts w:ascii="Microsoft YaHei" w:hAnsi="Microsoft YaHei" w:eastAsia="Microsoft YaHei"/>
-          <w:sz w:val="20"/>
-        </w:rPr>
-        <w:t xml:space="preserve">- </w:t>
-      </w:r>
-      <w:r>
-        <w:rPr>
-          <w:rFonts w:ascii="Consolas" w:hAnsi="Consolas" w:eastAsia="Consolas"/>
-          <w:color w:val="B03020"/>
-          <w:sz w:val="19"/>
-        </w:rPr>
-        <w:t>dev: 'catering-dev-xxxxxxxx'</w:t>
-      </w:r>
-      <w:r>
-        <w:rPr>
-          <w:rFonts w:ascii="Microsoft YaHei" w:hAnsi="Microsoft YaHei" w:eastAsia="Microsoft YaHei"/>
-          <w:sz w:val="20"/>
-        </w:rPr>
-        <w:t xml:space="preserve"> → 换成第 4.2 步记下的 </w:t>
-      </w:r>
-      <w:r>
-        <w:rPr>
-          <w:rFonts w:ascii="Microsoft YaHei" w:hAnsi="Microsoft YaHei" w:eastAsia="Microsoft YaHei"/>
-          <w:b/>
-          <w:sz w:val="20"/>
-        </w:rPr>
-        <w:t>dev 环境 ID</w:t>
-      </w:r>
-    </w:p>
-    <w:p>
-      <w:r/>
-      <w:r>
-        <w:rPr>
-          <w:rFonts w:ascii="Microsoft YaHei" w:hAnsi="Microsoft YaHei" w:eastAsia="Microsoft YaHei"/>
-          <w:sz w:val="20"/>
-        </w:rPr>
-        <w:t xml:space="preserve">- </w:t>
-      </w:r>
-      <w:r>
-        <w:rPr>
-          <w:rFonts w:ascii="Consolas" w:hAnsi="Consolas" w:eastAsia="Consolas"/>
-          <w:color w:val="B03020"/>
-          <w:sz w:val="19"/>
-        </w:rPr>
-        <w:t>prod: 'catering-prod-xxxxxxxx'</w:t>
-      </w:r>
-      <w:r>
-        <w:rPr>
-          <w:rFonts w:ascii="Microsoft YaHei" w:hAnsi="Microsoft YaHei" w:eastAsia="Microsoft YaHei"/>
-          <w:sz w:val="20"/>
-        </w:rPr>
-        <w:t xml:space="preserve"> → 换成第 4.3 步记下的 </w:t>
-      </w:r>
-      <w:r>
-        <w:rPr>
-          <w:rFonts w:ascii="Microsoft YaHei" w:hAnsi="Microsoft YaHei" w:eastAsia="Microsoft YaHei"/>
-          <w:b/>
-          <w:sz w:val="20"/>
-        </w:rPr>
-        <w:t>prod 环境 ID</w:t>
+        <w:t>这行你不用动**</w:t>
       </w:r>
     </w:p>
     <w:p>
@@ -3607,7 +3829,50 @@
           <w:rFonts w:ascii="Microsoft YaHei" w:hAnsi="Microsoft YaHei" w:eastAsia="Microsoft YaHei"/>
           <w:sz w:val="21"/>
         </w:rPr>
-        <w:t>保存文件。（这一步做完，「判据④」这个未完成项就完成了。）</w:t>
+        <w:t xml:space="preserve">prod 那一行：还留着占位符 </w:t>
+      </w:r>
+      <w:r>
+        <w:rPr>
+          <w:rFonts w:ascii="Consolas" w:hAnsi="Consolas" w:eastAsia="Consolas"/>
+          <w:color w:val="B03020"/>
+          <w:sz w:val="20"/>
+        </w:rPr>
+        <w:t>catering-prod-xxxxxxxx</w:t>
+      </w:r>
+      <w:r>
+        <w:rPr>
+          <w:rFonts w:ascii="Microsoft YaHei" w:hAnsi="Microsoft YaHei" w:eastAsia="Microsoft YaHei"/>
+          <w:sz w:val="21"/>
+        </w:rPr>
+        <w:t xml:space="preserve"> → </w:t>
+      </w:r>
+      <w:r>
+        <w:rPr>
+          <w:rFonts w:ascii="Microsoft YaHei" w:hAnsi="Microsoft YaHei" w:eastAsia="Microsoft YaHei"/>
+          <w:b/>
+          <w:sz w:val="21"/>
+        </w:rPr>
+        <w:t>现在保持原样</w:t>
+      </w:r>
+      <w:r>
+        <w:rPr>
+          <w:rFonts w:ascii="Microsoft YaHei" w:hAnsi="Microsoft YaHei" w:eastAsia="Microsoft YaHei"/>
+          <w:sz w:val="21"/>
+        </w:rPr>
+        <w:t>，等第 4.3 步建好 prod 环境后再换成它的环境 ID</w:t>
+      </w:r>
+    </w:p>
+    <w:p>
+      <w:pPr>
+        <w:pStyle w:val="ListBullet"/>
+      </w:pPr>
+      <w:r/>
+      <w:r>
+        <w:rPr>
+          <w:rFonts w:ascii="Microsoft YaHei" w:hAnsi="Microsoft YaHei" w:eastAsia="Microsoft YaHei"/>
+          <w:sz w:val="21"/>
+        </w:rPr>
+        <w:t>保存文件。（prod 那行换掉后「判据④」才算完成；现在 prod 还没建，不急。）</w:t>
       </w:r>
     </w:p>
     <w:p/>
@@ -4011,7 +4276,37 @@
                 <w:rFonts w:ascii="Microsoft YaHei" w:hAnsi="Microsoft YaHei" w:eastAsia="Microsoft YaHei"/>
                 <w:sz w:val="19"/>
               </w:rPr>
-              <w:t>环境名没带 dev</w:t>
+              <w:t xml:space="preserve">环境名既没带 </w:t>
+            </w:r>
+            <w:r>
+              <w:rPr>
+                <w:rFonts w:ascii="Consolas" w:hAnsi="Consolas" w:eastAsia="Consolas"/>
+                <w:color w:val="B03020"/>
+                <w:sz w:val="18"/>
+              </w:rPr>
+              <w:t>dev</w:t>
+            </w:r>
+            <w:r>
+              <w:rPr>
+                <w:rFonts w:ascii="Microsoft YaHei" w:hAnsi="Microsoft YaHei" w:eastAsia="Microsoft YaHei"/>
+                <w:sz w:val="19"/>
+              </w:rPr>
+              <w:t xml:space="preserve">、也没配 </w:t>
+            </w:r>
+            <w:r>
+              <w:rPr>
+                <w:rFonts w:ascii="Consolas" w:hAnsi="Consolas" w:eastAsia="Consolas"/>
+                <w:color w:val="B03020"/>
+                <w:sz w:val="18"/>
+              </w:rPr>
+              <w:t>DEV_ENV_ID</w:t>
+            </w:r>
+            <w:r>
+              <w:rPr>
+                <w:rFonts w:ascii="Microsoft YaHei" w:hAnsi="Microsoft YaHei" w:eastAsia="Microsoft YaHei"/>
+                <w:sz w:val="19"/>
+              </w:rPr>
+              <w:t xml:space="preserve"> 白名单</w:t>
             </w:r>
           </w:p>
         </w:tc>
@@ -4026,7 +4321,37 @@
                 <w:rFonts w:ascii="Microsoft YaHei" w:hAnsi="Microsoft YaHei" w:eastAsia="Microsoft YaHei"/>
                 <w:sz w:val="19"/>
               </w:rPr>
-              <w:t>环境名加 dev 重试</w:t>
+              <w:t xml:space="preserve">让 WorkBuddy 把该环境 ID 填进 </w:t>
+            </w:r>
+            <w:r>
+              <w:rPr>
+                <w:rFonts w:ascii="Consolas" w:hAnsi="Consolas" w:eastAsia="Consolas"/>
+                <w:color w:val="B03020"/>
+                <w:sz w:val="18"/>
+              </w:rPr>
+              <w:t>cloudfunctions/initDb/config.json</w:t>
+            </w:r>
+            <w:r>
+              <w:rPr>
+                <w:rFonts w:ascii="Microsoft YaHei" w:hAnsi="Microsoft YaHei" w:eastAsia="Microsoft YaHei"/>
+                <w:sz w:val="19"/>
+              </w:rPr>
+              <w:t xml:space="preserve"> 的 </w:t>
+            </w:r>
+            <w:r>
+              <w:rPr>
+                <w:rFonts w:ascii="Consolas" w:hAnsi="Consolas" w:eastAsia="Consolas"/>
+                <w:color w:val="B03020"/>
+                <w:sz w:val="18"/>
+              </w:rPr>
+              <w:t>DEV_ENV_ID</w:t>
+            </w:r>
+            <w:r>
+              <w:rPr>
+                <w:rFonts w:ascii="Microsoft YaHei" w:hAnsi="Microsoft YaHei" w:eastAsia="Microsoft YaHei"/>
+                <w:sz w:val="19"/>
+              </w:rPr>
+              <w:t>（咱们的 cloud1 已配好）</w:t>
             </w:r>
           </w:p>
         </w:tc>

--- a/新手上云操作手册.docx
+++ b/新手上云操作手册.docx
@@ -18,6 +18,110 @@
           <w:sz w:val="34"/>
         </w:rPr>
         <w:t>店算小程序 · 新手上云操作手册（纯小白版）</w:t>
+      </w:r>
+    </w:p>
+    <w:p>
+      <w:pPr>
+        <w:ind w:left="270"/>
+        <w:shd w:val="clear" w:color="auto" w:fill="F2F2F2"/>
+      </w:pPr>
+      <w:r/>
+      <w:r>
+        <w:rPr>
+          <w:rFonts w:ascii="Microsoft YaHei" w:hAnsi="Microsoft YaHei" w:eastAsia="Microsoft YaHei"/>
+          <w:sz w:val="20"/>
+        </w:rPr>
+        <w:t>⚠️ 本文档为</w:t>
+      </w:r>
+      <w:r>
+        <w:rPr>
+          <w:rFonts w:ascii="Microsoft YaHei" w:hAnsi="Microsoft YaHei" w:eastAsia="Microsoft YaHei"/>
+          <w:b/>
+          <w:sz w:val="20"/>
+        </w:rPr>
+        <w:t>派生件</w:t>
+      </w:r>
+      <w:r>
+        <w:rPr>
+          <w:rFonts w:ascii="Microsoft YaHei" w:hAnsi="Microsoft YaHei" w:eastAsia="Microsoft YaHei"/>
+          <w:sz w:val="20"/>
+        </w:rPr>
+        <w:t xml:space="preserve">：同名 </w:t>
+      </w:r>
+      <w:r>
+        <w:rPr>
+          <w:rFonts w:ascii="Consolas" w:hAnsi="Consolas" w:eastAsia="Consolas"/>
+          <w:color w:val="B03020"/>
+          <w:sz w:val="19"/>
+        </w:rPr>
+        <w:t>.txt</w:t>
+      </w:r>
+      <w:r>
+        <w:rPr>
+          <w:rFonts w:ascii="Microsoft YaHei" w:hAnsi="Microsoft YaHei" w:eastAsia="Microsoft YaHei"/>
+          <w:sz w:val="20"/>
+        </w:rPr>
+        <w:t xml:space="preserve"> / </w:t>
+      </w:r>
+      <w:r>
+        <w:rPr>
+          <w:rFonts w:ascii="Consolas" w:hAnsi="Consolas" w:eastAsia="Consolas"/>
+          <w:color w:val="B03020"/>
+          <w:sz w:val="19"/>
+        </w:rPr>
+        <w:t>.docx</w:t>
+      </w:r>
+      <w:r>
+        <w:rPr>
+          <w:rFonts w:ascii="Microsoft YaHei" w:hAnsi="Microsoft YaHei" w:eastAsia="Microsoft YaHei"/>
+          <w:sz w:val="20"/>
+        </w:rPr>
+        <w:t xml:space="preserve"> / </w:t>
+      </w:r>
+      <w:r>
+        <w:rPr>
+          <w:rFonts w:ascii="Consolas" w:hAnsi="Consolas" w:eastAsia="Consolas"/>
+          <w:color w:val="B03020"/>
+          <w:sz w:val="19"/>
+        </w:rPr>
+        <w:t>.pdf</w:t>
+      </w:r>
+      <w:r>
+        <w:rPr>
+          <w:rFonts w:ascii="Microsoft YaHei" w:hAnsi="Microsoft YaHei" w:eastAsia="Microsoft YaHei"/>
+          <w:sz w:val="20"/>
+        </w:rPr>
+        <w:t xml:space="preserve"> 均由本 </w:t>
+      </w:r>
+      <w:r>
+        <w:rPr>
+          <w:rFonts w:ascii="Consolas" w:hAnsi="Consolas" w:eastAsia="Consolas"/>
+          <w:color w:val="B03020"/>
+          <w:sz w:val="19"/>
+        </w:rPr>
+        <w:t>.md</w:t>
+      </w:r>
+      <w:r>
+        <w:rPr>
+          <w:rFonts w:ascii="Microsoft YaHei" w:hAnsi="Microsoft YaHei" w:eastAsia="Microsoft YaHei"/>
+          <w:sz w:val="20"/>
+        </w:rPr>
+        <w:t xml:space="preserve"> 生成，**冲突一律以 </w:t>
+      </w:r>
+      <w:r>
+        <w:rPr>
+          <w:rFonts w:ascii="Consolas" w:hAnsi="Consolas" w:eastAsia="Consolas"/>
+          <w:color w:val="B03020"/>
+          <w:sz w:val="19"/>
+        </w:rPr>
+        <w:t>.md</w:t>
+      </w:r>
+      <w:r>
+        <w:rPr>
+          <w:rFonts w:ascii="Microsoft YaHei" w:hAnsi="Microsoft YaHei" w:eastAsia="Microsoft YaHei"/>
+          <w:sz w:val="20"/>
+        </w:rPr>
+        <w:t xml:space="preserve"> 为准**（勿手改派生件）。</w:t>
       </w:r>
     </w:p>
     <w:p>
@@ -1158,7 +1262,22 @@
           <w:rFonts w:ascii="Microsoft YaHei" w:hAnsi="Microsoft YaHei" w:eastAsia="Microsoft YaHei"/>
           <w:sz w:val="20"/>
         </w:rPr>
-        <w:t xml:space="preserve">⚠️ 项目里现在写的是 </w:t>
+        <w:t>⚠️ 项目里</w:t>
+      </w:r>
+      <w:r>
+        <w:rPr>
+          <w:rFonts w:ascii="Microsoft YaHei" w:hAnsi="Microsoft YaHei" w:eastAsia="Microsoft YaHei"/>
+          <w:b/>
+          <w:sz w:val="20"/>
+        </w:rPr>
+        <w:t>已经填好</w:t>
+      </w:r>
+      <w:r>
+        <w:rPr>
+          <w:rFonts w:ascii="Microsoft YaHei" w:hAnsi="Microsoft YaHei" w:eastAsia="Microsoft YaHei"/>
+          <w:sz w:val="20"/>
+        </w:rPr>
+        <w:t xml:space="preserve">真 AppID </w:t>
       </w:r>
       <w:r>
         <w:rPr>
@@ -1166,14 +1285,29 @@
           <w:color w:val="B03020"/>
           <w:sz w:val="19"/>
         </w:rPr>
-        <w:t>touristappid</w:t>
+        <w:t>wx33c110dc57a9c8dc</w:t>
       </w:r>
       <w:r>
         <w:rPr>
           <w:rFonts w:ascii="Microsoft YaHei" w:hAnsi="Microsoft YaHei" w:eastAsia="Microsoft YaHei"/>
           <w:sz w:val="20"/>
         </w:rPr>
-        <w:t>（游客占位符），</w:t>
+        <w:t>（</w:t>
+      </w:r>
+      <w:r>
+        <w:rPr>
+          <w:rFonts w:ascii="Consolas" w:hAnsi="Consolas" w:eastAsia="Consolas"/>
+          <w:color w:val="B03020"/>
+          <w:sz w:val="19"/>
+        </w:rPr>
+        <w:t>project.config.json</w:t>
+      </w:r>
+      <w:r>
+        <w:rPr>
+          <w:rFonts w:ascii="Microsoft YaHei" w:hAnsi="Microsoft YaHei" w:eastAsia="Microsoft YaHei"/>
+          <w:sz w:val="20"/>
+        </w:rPr>
+        <w:t xml:space="preserve"> 第 3 行）；你只需确认它与你小程序后台的 AppID </w:t>
       </w:r>
       <w:r>
         <w:rPr>
@@ -1181,14 +1315,14 @@
           <w:b/>
           <w:sz w:val="20"/>
         </w:rPr>
-        <w:t>必须换成你这个真 AppID</w:t>
+        <w:t>一致</w:t>
       </w:r>
       <w:r>
         <w:rPr>
           <w:rFonts w:ascii="Microsoft YaHei" w:hAnsi="Microsoft YaHei" w:eastAsia="Microsoft YaHei"/>
           <w:sz w:val="20"/>
         </w:rPr>
-        <w:t>，否则「云开发」根本打不开。</w:t>
+        <w:t>，否则「云开发」打不开。</w:t>
       </w:r>
     </w:p>
     <w:p/>
@@ -2336,7 +2470,7 @@
           <w:color w:val="B03020"/>
           <w:sz w:val="19"/>
         </w:rPr>
-        <w:t>cloud1-4dgphoxy337f2a25</w:t>
+        <w:t>cloud1-d4gphpoxy337f2a25</w:t>
       </w:r>
       <w:r>
         <w:rPr>
@@ -2837,7 +2971,7 @@
           <w:b/>
           <w:sz w:val="23"/>
         </w:rPr>
-        <w:t xml:space="preserve">5.2b 核对索引清单（答 A7 —— </w:t>
+        <w:t>5.2b 核对索引清单（A7 已答：</w:t>
       </w:r>
       <w:r>
         <w:rPr>
@@ -2845,7 +2979,7 @@
           <w:b/>
           <w:sz w:val="23"/>
         </w:rPr>
-        <w:t>别跳过这步</w:t>
+        <w:t>不支持代码建索引</w:t>
       </w:r>
       <w:r>
         <w:rPr>
@@ -2853,7 +2987,7 @@
           <w:b/>
           <w:sz w:val="23"/>
         </w:rPr>
-        <w:t>）</w:t>
+        <w:t>，所以清单要手工建全）</w:t>
       </w:r>
     </w:p>
     <w:p>
@@ -2906,13 +3040,6 @@
       <w:r/>
       <w:r>
         <w:rPr>
-          <w:rFonts w:ascii="Microsoft YaHei" w:hAnsi="Microsoft YaHei" w:eastAsia="Microsoft YaHei"/>
-          <w:sz w:val="21"/>
-        </w:rPr>
-        <w:t xml:space="preserve">重点核对 </w:t>
-      </w:r>
-      <w:r>
-        <w:rPr>
           <w:rFonts w:ascii="Consolas" w:hAnsi="Consolas" w:eastAsia="Consolas"/>
           <w:color w:val="B03020"/>
           <w:sz w:val="20"/>
@@ -2924,7 +3051,7 @@
           <w:rFonts w:ascii="Microsoft YaHei" w:hAnsi="Microsoft YaHei" w:eastAsia="Microsoft YaHei"/>
           <w:sz w:val="21"/>
         </w:rPr>
-        <w:t xml:space="preserve"> 里声明的 </w:t>
+        <w:t xml:space="preserve"> 里共 </w:t>
       </w:r>
       <w:r>
         <w:rPr>
@@ -2932,14 +3059,29 @@
           <w:b/>
           <w:sz w:val="21"/>
         </w:rPr>
-        <w:t>9 个 unique（唯一）索引</w:t>
+        <w:t>39 条索引</w:t>
       </w:r>
       <w:r>
         <w:rPr>
           <w:rFonts w:ascii="Microsoft YaHei" w:hAnsi="Microsoft YaHei" w:eastAsia="Microsoft YaHei"/>
           <w:sz w:val="21"/>
         </w:rPr>
-        <w:t>是否都建上了：</w:t>
+        <w:t xml:space="preserve">，其中 </w:t>
+      </w:r>
+      <w:r>
+        <w:rPr>
+          <w:rFonts w:ascii="Microsoft YaHei" w:hAnsi="Microsoft YaHei" w:eastAsia="Microsoft YaHei"/>
+          <w:b/>
+          <w:sz w:val="21"/>
+        </w:rPr>
+        <w:t>10 条是 unique（唯一）索引</w:t>
+      </w:r>
+      <w:r>
+        <w:rPr>
+          <w:rFonts w:ascii="Microsoft YaHei" w:hAnsi="Microsoft YaHei" w:eastAsia="Microsoft YaHei"/>
+          <w:sz w:val="21"/>
+        </w:rPr>
+        <w:t>，逐条核对这 10 条：</w:t>
       </w:r>
     </w:p>
     <w:p>
@@ -3013,7 +3155,7 @@
           <w:color w:val="B03020"/>
           <w:sz w:val="19"/>
         </w:rPr>
-        <w:t>shop_cost_card.card_code</w:t>
+        <w:t>shop_inventory.(shop_id,month)</w:t>
       </w:r>
       <w:r>
         <w:rPr>
@@ -3028,7 +3170,7 @@
           <w:color w:val="B03020"/>
           <w:sz w:val="19"/>
         </w:rPr>
-        <w:t>shop_switch.(shop_id,switch_key)</w:t>
+        <w:t>shop_cost_card.card_code</w:t>
       </w:r>
       <w:r>
         <w:rPr>
@@ -3043,7 +3185,7 @@
           <w:color w:val="B03020"/>
           <w:sz w:val="19"/>
         </w:rPr>
-        <w:t>admin_user.username</w:t>
+        <w:t>shop_switch.(shop_id,switch_key)</w:t>
       </w:r>
       <w:r>
         <w:rPr>
@@ -3055,6 +3197,21 @@
     </w:p>
     <w:p>
       <w:r/>
+      <w:r>
+        <w:rPr>
+          <w:rFonts w:ascii="Consolas" w:hAnsi="Consolas" w:eastAsia="Consolas"/>
+          <w:color w:val="B03020"/>
+          <w:sz w:val="19"/>
+        </w:rPr>
+        <w:t>admin_user.username</w:t>
+      </w:r>
+      <w:r>
+        <w:rPr>
+          <w:rFonts w:ascii="Microsoft YaHei" w:hAnsi="Microsoft YaHei" w:eastAsia="Microsoft YaHei"/>
+          <w:sz w:val="20"/>
+        </w:rPr>
+        <w:t xml:space="preserve"> / </w:t>
+      </w:r>
       <w:r>
         <w:rPr>
           <w:rFonts w:ascii="Consolas" w:hAnsi="Consolas" w:eastAsia="Consolas"/>
@@ -3090,29 +3247,14 @@
           <w:b/>
           <w:sz w:val="21"/>
         </w:rPr>
-        <w:t>全部都在</w:t>
+        <w:t>10 条都在</w:t>
       </w:r>
       <w:r>
         <w:rPr>
           <w:rFonts w:ascii="Microsoft YaHei" w:hAnsi="Microsoft YaHei" w:eastAsia="Microsoft YaHei"/>
           <w:sz w:val="21"/>
         </w:rPr>
-        <w:t xml:space="preserve"> → A7 成立（</w:t>
-      </w:r>
-      <w:r>
-        <w:rPr>
-          <w:rFonts w:ascii="Consolas" w:hAnsi="Consolas" w:eastAsia="Consolas"/>
-          <w:color w:val="B03020"/>
-          <w:sz w:val="20"/>
-        </w:rPr>
-        <w:t>createIndex</w:t>
-      </w:r>
-      <w:r>
-        <w:rPr>
-          <w:rFonts w:ascii="Microsoft YaHei" w:hAnsi="Microsoft YaHei" w:eastAsia="Microsoft YaHei"/>
-          <w:sz w:val="21"/>
-        </w:rPr>
-        <w:t xml:space="preserve"> 可用），A6 风险低。</w:t>
+        <w:t xml:space="preserve"> → A6 风险低（唯一约束真的生效了）。</w:t>
       </w:r>
     </w:p>
     <w:p>
@@ -3133,65 +3275,37 @@
           <w:rFonts w:ascii="Microsoft YaHei" w:hAnsi="Microsoft YaHei" w:eastAsia="Microsoft YaHei"/>
           <w:sz w:val="21"/>
         </w:rPr>
-        <w:t xml:space="preserve"> → 截图发我：A7 判定为「</w:t>
-      </w:r>
-      <w:r>
-        <w:rPr>
-          <w:rFonts w:ascii="Consolas" w:hAnsi="Consolas" w:eastAsia="Consolas"/>
-          <w:color w:val="B03020"/>
-          <w:sz w:val="20"/>
-        </w:rPr>
-        <w:t>createIndex</w:t>
-      </w:r>
-      <w:r>
-        <w:rPr>
-          <w:rFonts w:ascii="Microsoft YaHei" w:hAnsi="Microsoft YaHei" w:eastAsia="Microsoft YaHei"/>
+        <w:t xml:space="preserve"> → 按「工序 5.5」在控制台</w:t>
+      </w:r>
+      <w:r>
+        <w:rPr>
+          <w:rFonts w:ascii="Microsoft YaHei" w:hAnsi="Microsoft YaHei" w:eastAsia="Microsoft YaHei"/>
+          <w:b/>
           <w:sz w:val="21"/>
         </w:rPr>
-        <w:t xml:space="preserve"> 不可用」，索引须控制台手工建，</w:t>
-      </w:r>
-    </w:p>
-    <w:p>
-      <w:r/>
-      <w:r>
-        <w:rPr>
-          <w:rFonts w:ascii="Microsoft YaHei" w:hAnsi="Microsoft YaHei" w:eastAsia="Microsoft YaHei"/>
-          <w:sz w:val="20"/>
-        </w:rPr>
-        <w:t xml:space="preserve">且 A6 </w:t>
+        <w:t>手工补建</w:t>
+      </w:r>
+      <w:r>
+        <w:rPr>
+          <w:rFonts w:ascii="Microsoft YaHei" w:hAnsi="Microsoft YaHei" w:eastAsia="Microsoft YaHei"/>
+          <w:sz w:val="21"/>
+        </w:rPr>
+        <w:t>；在补齐之前，A6 按「</w:t>
       </w:r>
       <w:r>
         <w:rPr>
           <w:rFonts w:ascii="Microsoft YaHei" w:hAnsi="Microsoft YaHei" w:eastAsia="Microsoft YaHei"/>
           <w:b/>
-          <w:sz w:val="20"/>
-        </w:rPr>
-        <w:t>升级</w:t>
-      </w:r>
-      <w:r>
-        <w:rPr>
-          <w:rFonts w:ascii="Microsoft YaHei" w:hAnsi="Microsoft YaHei" w:eastAsia="Microsoft YaHei"/>
-          <w:sz w:val="20"/>
-        </w:rPr>
-        <w:t>为「可能产生重复账号」（需给首建档加 unique 冲突重试）。</w:t>
-      </w:r>
-    </w:p>
-    <w:p>
-      <w:pPr>
-        <w:pStyle w:val="Heading2"/>
-      </w:pPr>
-      <w:r>
-        <w:rPr>
-          <w:b/>
-        </w:rPr>
-      </w:r>
-      <w:r>
-        <w:rPr>
-          <w:rFonts w:ascii="Microsoft YaHei" w:hAnsi="Microsoft YaHei" w:eastAsia="Microsoft YaHei"/>
-          <w:b/>
-          <w:sz w:val="23"/>
-        </w:rPr>
-        <w:t>5.3 部署 smokeTest（探针）</w:t>
+          <w:sz w:val="21"/>
+        </w:rPr>
+        <w:t>可能产生重复账号</w:t>
+      </w:r>
+      <w:r>
+        <w:rPr>
+          <w:rFonts w:ascii="Microsoft YaHei" w:hAnsi="Microsoft YaHei" w:eastAsia="Microsoft YaHei"/>
+          <w:sz w:val="21"/>
+        </w:rPr>
+        <w:t>」处理（首建档须加 unique 冲突重试）。</w:t>
       </w:r>
     </w:p>
     <w:p>
@@ -3204,22 +3318,55 @@
           <w:rFonts w:ascii="Microsoft YaHei" w:hAnsi="Microsoft YaHei" w:eastAsia="Microsoft YaHei"/>
           <w:sz w:val="21"/>
         </w:rPr>
-        <w:t>左侧「cloudfunctions」→「</w:t>
-      </w:r>
-      <w:r>
-        <w:rPr>
-          <w:rFonts w:ascii="Microsoft YaHei" w:hAnsi="Microsoft YaHei" w:eastAsia="Microsoft YaHei"/>
+        <w:t xml:space="preserve">⚠️ 别再指望 </w:t>
+      </w:r>
+      <w:r>
+        <w:rPr>
+          <w:rFonts w:ascii="Consolas" w:hAnsi="Consolas" w:eastAsia="Consolas"/>
+          <w:color w:val="B03020"/>
+          <w:sz w:val="20"/>
+        </w:rPr>
+        <w:t>createIndex</w:t>
+      </w:r>
+      <w:r>
+        <w:rPr>
+          <w:rFonts w:ascii="Microsoft YaHei" w:hAnsi="Microsoft YaHei" w:eastAsia="Microsoft YaHei"/>
+          <w:sz w:val="21"/>
+        </w:rPr>
+        <w:t xml:space="preserve">：2026-09-14 云端实测 39 条全部报 </w:t>
+      </w:r>
+      <w:r>
+        <w:rPr>
+          <w:rFonts w:ascii="Consolas" w:hAnsi="Consolas" w:eastAsia="Consolas"/>
+          <w:color w:val="B03020"/>
+          <w:sz w:val="20"/>
+        </w:rPr>
+        <w:t>createIndex is not a function</w:t>
+      </w:r>
+      <w:r>
+        <w:rPr>
+          <w:rFonts w:ascii="Microsoft YaHei" w:hAnsi="Microsoft YaHei" w:eastAsia="Microsoft YaHei"/>
+          <w:sz w:val="21"/>
+        </w:rPr>
+        <w:t>（SDK 层面无此方法，非偶发）。</w:t>
+      </w:r>
+    </w:p>
+    <w:p>
+      <w:pPr>
+        <w:pStyle w:val="Heading2"/>
+      </w:pPr>
+      <w:r>
+        <w:rPr>
           <w:b/>
-          <w:sz w:val="21"/>
-        </w:rPr>
-        <w:t>smokeTest</w:t>
-      </w:r>
-      <w:r>
-        <w:rPr>
-          <w:rFonts w:ascii="Microsoft YaHei" w:hAnsi="Microsoft YaHei" w:eastAsia="Microsoft YaHei"/>
-          <w:sz w:val="21"/>
-        </w:rPr>
-        <w:t>」文件夹。</w:t>
+        </w:rPr>
+      </w:r>
+      <w:r>
+        <w:rPr>
+          <w:rFonts w:ascii="Microsoft YaHei" w:hAnsi="Microsoft YaHei" w:eastAsia="Microsoft YaHei"/>
+          <w:b/>
+          <w:sz w:val="23"/>
+        </w:rPr>
+        <w:t>5.3 部署 smokeTest（探针）</w:t>
       </w:r>
     </w:p>
     <w:p>
@@ -3230,32 +3377,24 @@
       <w:r>
         <w:rPr>
           <w:rFonts w:ascii="Microsoft YaHei" w:hAnsi="Microsoft YaHei" w:eastAsia="Microsoft YaHei"/>
+          <w:sz w:val="21"/>
+        </w:rPr>
+        <w:t>左侧「cloudfunctions」→「</w:t>
+      </w:r>
+      <w:r>
+        <w:rPr>
+          <w:rFonts w:ascii="Microsoft YaHei" w:hAnsi="Microsoft YaHei" w:eastAsia="Microsoft YaHei"/>
           <w:b/>
           <w:sz w:val="21"/>
         </w:rPr>
-        <w:t>右键</w:t>
+        <w:t>smokeTest</w:t>
       </w:r>
       <w:r>
         <w:rPr>
           <w:rFonts w:ascii="Microsoft YaHei" w:hAnsi="Microsoft YaHei" w:eastAsia="Microsoft YaHei"/>
           <w:sz w:val="21"/>
         </w:rPr>
-        <w:t xml:space="preserve"> →「</w:t>
-      </w:r>
-      <w:r>
-        <w:rPr>
-          <w:rFonts w:ascii="Microsoft YaHei" w:hAnsi="Microsoft YaHei" w:eastAsia="Microsoft YaHei"/>
-          <w:b/>
-          <w:sz w:val="21"/>
-        </w:rPr>
-        <w:t>上传并部署：云端安装依赖</w:t>
-      </w:r>
-      <w:r>
-        <w:rPr>
-          <w:rFonts w:ascii="Microsoft YaHei" w:hAnsi="Microsoft YaHei" w:eastAsia="Microsoft YaHei"/>
-          <w:sz w:val="21"/>
-        </w:rPr>
-        <w:t>」。</w:t>
+        <w:t>」文件夹。</w:t>
       </w:r>
     </w:p>
     <w:p>
@@ -3266,13 +3405,6 @@
       <w:r>
         <w:rPr>
           <w:rFonts w:ascii="Microsoft YaHei" w:hAnsi="Microsoft YaHei" w:eastAsia="Microsoft YaHei"/>
-          <w:sz w:val="21"/>
-        </w:rPr>
-        <w:t>再</w:t>
-      </w:r>
-      <w:r>
-        <w:rPr>
-          <w:rFonts w:ascii="Microsoft YaHei" w:hAnsi="Microsoft YaHei" w:eastAsia="Microsoft YaHei"/>
           <w:b/>
           <w:sz w:val="21"/>
         </w:rPr>
@@ -3291,47 +3423,14 @@
           <w:b/>
           <w:sz w:val="21"/>
         </w:rPr>
-        <w:t>测试</w:t>
+        <w:t>上传并部署：云端安装依赖</w:t>
       </w:r>
       <w:r>
         <w:rPr>
           <w:rFonts w:ascii="Microsoft YaHei" w:hAnsi="Microsoft YaHei" w:eastAsia="Microsoft YaHei"/>
           <w:sz w:val="21"/>
         </w:rPr>
-        <w:t xml:space="preserve">」→ 入参 </w:t>
-      </w:r>
-      <w:r>
-        <w:rPr>
-          <w:rFonts w:ascii="Consolas" w:hAnsi="Consolas" w:eastAsia="Consolas"/>
-          <w:color w:val="B03020"/>
-          <w:sz w:val="20"/>
-        </w:rPr>
-        <w:t>{}</w:t>
-      </w:r>
-      <w:r>
-        <w:rPr>
-          <w:rFonts w:ascii="Microsoft YaHei" w:hAnsi="Microsoft YaHei" w:eastAsia="Microsoft YaHei"/>
-          <w:sz w:val="21"/>
-        </w:rPr>
-        <w:t xml:space="preserve"> → 点「运行」。</w:t>
-      </w:r>
-    </w:p>
-    <w:p>
-      <w:pPr>
-        <w:pStyle w:val="Heading2"/>
-      </w:pPr>
-      <w:r>
-        <w:rPr>
-          <w:b/>
-        </w:rPr>
-      </w:r>
-      <w:r>
-        <w:rPr>
-          <w:rFonts w:ascii="Microsoft YaHei" w:hAnsi="Microsoft YaHei" w:eastAsia="Microsoft YaHei"/>
-          <w:b/>
-          <w:sz w:val="23"/>
-        </w:rPr>
-        <w:t>5.4 把结果发给我（本手册最重要的一步）</w:t>
+        <w:t>」。</w:t>
       </w:r>
     </w:p>
     <w:p>
@@ -3344,7 +3443,7 @@
           <w:rFonts w:ascii="Microsoft YaHei" w:hAnsi="Microsoft YaHei" w:eastAsia="Microsoft YaHei"/>
           <w:sz w:val="21"/>
         </w:rPr>
-        <w:t xml:space="preserve">运行后会返回一段 </w:t>
+        <w:t>再</w:t>
       </w:r>
       <w:r>
         <w:rPr>
@@ -3352,14 +3451,29 @@
           <w:b/>
           <w:sz w:val="21"/>
         </w:rPr>
-        <w:t>JSON</w:t>
+        <w:t>右键</w:t>
       </w:r>
       <w:r>
         <w:rPr>
           <w:rFonts w:ascii="Microsoft YaHei" w:hAnsi="Microsoft YaHei" w:eastAsia="Microsoft YaHei"/>
           <w:sz w:val="21"/>
         </w:rPr>
-        <w:t xml:space="preserve">（以 </w:t>
+        <w:t xml:space="preserve"> →「</w:t>
+      </w:r>
+      <w:r>
+        <w:rPr>
+          <w:rFonts w:ascii="Microsoft YaHei" w:hAnsi="Microsoft YaHei" w:eastAsia="Microsoft YaHei"/>
+          <w:b/>
+          <w:sz w:val="21"/>
+        </w:rPr>
+        <w:t>测试</w:t>
+      </w:r>
+      <w:r>
+        <w:rPr>
+          <w:rFonts w:ascii="Microsoft YaHei" w:hAnsi="Microsoft YaHei" w:eastAsia="Microsoft YaHei"/>
+          <w:sz w:val="21"/>
+        </w:rPr>
+        <w:t xml:space="preserve">」→ 入参 </w:t>
       </w:r>
       <w:r>
         <w:rPr>
@@ -3367,14 +3481,32 @@
           <w:color w:val="B03020"/>
           <w:sz w:val="20"/>
         </w:rPr>
-        <w:t>{</w:t>
+        <w:t>{}</w:t>
       </w:r>
       <w:r>
         <w:rPr>
           <w:rFonts w:ascii="Microsoft YaHei" w:hAnsi="Microsoft YaHei" w:eastAsia="Microsoft YaHei"/>
           <w:sz w:val="21"/>
         </w:rPr>
-        <w:t xml:space="preserve"> 开头的那些）。</w:t>
+        <w:t xml:space="preserve"> → 点「运行」。</w:t>
+      </w:r>
+    </w:p>
+    <w:p>
+      <w:pPr>
+        <w:pStyle w:val="Heading2"/>
+      </w:pPr>
+      <w:r>
+        <w:rPr>
+          <w:b/>
+        </w:rPr>
+      </w:r>
+      <w:r>
+        <w:rPr>
+          <w:rFonts w:ascii="Microsoft YaHei" w:hAnsi="Microsoft YaHei" w:eastAsia="Microsoft YaHei"/>
+          <w:b/>
+          <w:sz w:val="23"/>
+        </w:rPr>
+        <w:t>5.4 把结果发给我（本手册最重要的一步）</w:t>
       </w:r>
     </w:p>
     <w:p>
@@ -3387,7 +3519,7 @@
           <w:rFonts w:ascii="Microsoft YaHei" w:hAnsi="Microsoft YaHei" w:eastAsia="Microsoft YaHei"/>
           <w:sz w:val="21"/>
         </w:rPr>
-        <w:t>把它</w:t>
+        <w:t xml:space="preserve">运行后会返回一段 </w:t>
       </w:r>
       <w:r>
         <w:rPr>
@@ -3395,29 +3527,29 @@
           <w:b/>
           <w:sz w:val="21"/>
         </w:rPr>
-        <w:t>整段复制</w:t>
+        <w:t>JSON</w:t>
       </w:r>
       <w:r>
         <w:rPr>
           <w:rFonts w:ascii="Microsoft YaHei" w:hAnsi="Microsoft YaHei" w:eastAsia="Microsoft YaHei"/>
           <w:sz w:val="21"/>
         </w:rPr>
-        <w:t xml:space="preserve">，粘贴到 </w:t>
-      </w:r>
-      <w:r>
-        <w:rPr>
-          <w:rFonts w:ascii="Microsoft YaHei" w:hAnsi="Microsoft YaHei" w:eastAsia="Microsoft YaHei"/>
-          <w:b/>
+        <w:t xml:space="preserve">（以 </w:t>
+      </w:r>
+      <w:r>
+        <w:rPr>
+          <w:rFonts w:ascii="Consolas" w:hAnsi="Consolas" w:eastAsia="Consolas"/>
+          <w:color w:val="B03020"/>
+          <w:sz w:val="20"/>
+        </w:rPr>
+        <w:t>{</w:t>
+      </w:r>
+      <w:r>
+        <w:rPr>
+          <w:rFonts w:ascii="Microsoft YaHei" w:hAnsi="Microsoft YaHei" w:eastAsia="Microsoft YaHei"/>
           <w:sz w:val="21"/>
         </w:rPr>
-        <w:t>WorkBuddy 聊天窗口发给我</w:t>
-      </w:r>
-      <w:r>
-        <w:rPr>
-          <w:rFonts w:ascii="Microsoft YaHei" w:hAnsi="Microsoft YaHei" w:eastAsia="Microsoft YaHei"/>
-          <w:sz w:val="21"/>
-        </w:rPr>
-        <w:t>。</w:t>
+        <w:t xml:space="preserve"> 开头的那些）。</w:t>
       </w:r>
     </w:p>
     <w:p>
@@ -3430,64 +3562,37 @@
           <w:rFonts w:ascii="Microsoft YaHei" w:hAnsi="Microsoft YaHei" w:eastAsia="Microsoft YaHei"/>
           <w:sz w:val="21"/>
         </w:rPr>
-        <w:t xml:space="preserve">我会按判读表逐字段告诉你：A6 / A7 / </w:t>
-      </w:r>
-      <w:r>
-        <w:rPr>
-          <w:rFonts w:ascii="Consolas" w:hAnsi="Consolas" w:eastAsia="Consolas"/>
-          <w:color w:val="B03020"/>
-          <w:sz w:val="20"/>
-        </w:rPr>
-        <w:t>require('./common')</w:t>
-      </w:r>
-      <w:r>
-        <w:rPr>
-          <w:rFonts w:ascii="Microsoft YaHei" w:hAnsi="Microsoft YaHei" w:eastAsia="Microsoft YaHei"/>
+        <w:t>把它</w:t>
+      </w:r>
+      <w:r>
+        <w:rPr>
+          <w:rFonts w:ascii="Microsoft YaHei" w:hAnsi="Microsoft YaHei" w:eastAsia="Microsoft YaHei"/>
+          <w:b/>
           <w:sz w:val="21"/>
         </w:rPr>
-        <w:t xml:space="preserve"> / </w:t>
-      </w:r>
-      <w:r>
-        <w:rPr>
-          <w:rFonts w:ascii="Consolas" w:hAnsi="Consolas" w:eastAsia="Consolas"/>
-          <w:color w:val="B03020"/>
-          <w:sz w:val="20"/>
-        </w:rPr>
-        <w:t>doc().get()</w:t>
+        <w:t>整段复制</w:t>
       </w:r>
       <w:r>
         <w:rPr>
           <w:rFonts w:ascii="Microsoft YaHei" w:hAnsi="Microsoft YaHei" w:eastAsia="Microsoft YaHei"/>
           <w:sz w:val="21"/>
         </w:rPr>
-        <w:t xml:space="preserve"> 这四个前提是否都成立。</w:t>
-      </w:r>
-    </w:p>
-    <w:p>
-      <w:pPr>
-        <w:pStyle w:val="Heading2"/>
-      </w:pPr>
-      <w:r>
-        <w:rPr>
+        <w:t xml:space="preserve">，粘贴到 </w:t>
+      </w:r>
+      <w:r>
+        <w:rPr>
+          <w:rFonts w:ascii="Microsoft YaHei" w:hAnsi="Microsoft YaHei" w:eastAsia="Microsoft YaHei"/>
           <w:b/>
-        </w:rPr>
-      </w:r>
-      <w:r>
-        <w:rPr>
-          <w:rFonts w:ascii="Microsoft YaHei" w:hAnsi="Microsoft YaHei" w:eastAsia="Microsoft YaHei"/>
-          <w:b/>
-          <w:sz w:val="23"/>
-        </w:rPr>
-        <w:t xml:space="preserve">5.5 收尾：删掉临时探针集合 </w:t>
-      </w:r>
-      <w:r>
-        <w:rPr>
-          <w:rFonts w:ascii="Consolas" w:hAnsi="Consolas" w:eastAsia="Consolas"/>
-          <w:b/>
-          <w:color w:val="B03020"/>
-          <w:sz w:val="22"/>
-        </w:rPr>
-        <w:t>__probe</w:t>
+          <w:sz w:val="21"/>
+        </w:rPr>
+        <w:t>WorkBuddy 聊天窗口发给我</w:t>
+      </w:r>
+      <w:r>
+        <w:rPr>
+          <w:rFonts w:ascii="Microsoft YaHei" w:hAnsi="Microsoft YaHei" w:eastAsia="Microsoft YaHei"/>
+          <w:sz w:val="21"/>
+        </w:rPr>
+        <w:t>。</w:t>
       </w:r>
     </w:p>
     <w:p>
@@ -3500,37 +3605,7 @@
           <w:rFonts w:ascii="Microsoft YaHei" w:hAnsi="Microsoft YaHei" w:eastAsia="Microsoft YaHei"/>
           <w:sz w:val="21"/>
         </w:rPr>
-        <w:t>探针跑完 →「</w:t>
-      </w:r>
-      <w:r>
-        <w:rPr>
-          <w:rFonts w:ascii="Microsoft YaHei" w:hAnsi="Microsoft YaHei" w:eastAsia="Microsoft YaHei"/>
-          <w:b/>
-          <w:sz w:val="21"/>
-        </w:rPr>
-        <w:t>云开发</w:t>
-      </w:r>
-      <w:r>
-        <w:rPr>
-          <w:rFonts w:ascii="Microsoft YaHei" w:hAnsi="Microsoft YaHei" w:eastAsia="Microsoft YaHei"/>
-          <w:sz w:val="21"/>
-        </w:rPr>
-        <w:t>」→「</w:t>
-      </w:r>
-      <w:r>
-        <w:rPr>
-          <w:rFonts w:ascii="Microsoft YaHei" w:hAnsi="Microsoft YaHei" w:eastAsia="Microsoft YaHei"/>
-          <w:b/>
-          <w:sz w:val="21"/>
-        </w:rPr>
-        <w:t>数据库</w:t>
-      </w:r>
-      <w:r>
-        <w:rPr>
-          <w:rFonts w:ascii="Microsoft YaHei" w:hAnsi="Microsoft YaHei" w:eastAsia="Microsoft YaHei"/>
-          <w:sz w:val="21"/>
-        </w:rPr>
-        <w:t xml:space="preserve">」→ 找到 </w:t>
+        <w:t xml:space="preserve">我会按判读表逐字段告诉你：A6 / A7 / </w:t>
       </w:r>
       <w:r>
         <w:rPr>
@@ -3538,29 +3613,56 @@
           <w:color w:val="B03020"/>
           <w:sz w:val="20"/>
         </w:rPr>
-        <w:t>__probe</w:t>
+        <w:t>require('./common')</w:t>
       </w:r>
       <w:r>
         <w:rPr>
           <w:rFonts w:ascii="Microsoft YaHei" w:hAnsi="Microsoft YaHei" w:eastAsia="Microsoft YaHei"/>
           <w:sz w:val="21"/>
         </w:rPr>
-        <w:t xml:space="preserve"> 集合 → </w:t>
-      </w:r>
-      <w:r>
-        <w:rPr>
-          <w:rFonts w:ascii="Microsoft YaHei" w:hAnsi="Microsoft YaHei" w:eastAsia="Microsoft YaHei"/>
+        <w:t xml:space="preserve"> / </w:t>
+      </w:r>
+      <w:r>
+        <w:rPr>
+          <w:rFonts w:ascii="Consolas" w:hAnsi="Consolas" w:eastAsia="Consolas"/>
+          <w:color w:val="B03020"/>
+          <w:sz w:val="20"/>
+        </w:rPr>
+        <w:t>doc().get()</w:t>
+      </w:r>
+      <w:r>
+        <w:rPr>
+          <w:rFonts w:ascii="Microsoft YaHei" w:hAnsi="Microsoft YaHei" w:eastAsia="Microsoft YaHei"/>
+          <w:sz w:val="21"/>
+        </w:rPr>
+        <w:t xml:space="preserve"> 这四个前提是否都成立。</w:t>
+      </w:r>
+    </w:p>
+    <w:p>
+      <w:pPr>
+        <w:pStyle w:val="Heading2"/>
+      </w:pPr>
+      <w:r>
+        <w:rPr>
           <w:b/>
-          <w:sz w:val="21"/>
-        </w:rPr>
-        <w:t>删除</w:t>
-      </w:r>
-      <w:r>
-        <w:rPr>
-          <w:rFonts w:ascii="Microsoft YaHei" w:hAnsi="Microsoft YaHei" w:eastAsia="Microsoft YaHei"/>
-          <w:sz w:val="21"/>
-        </w:rPr>
-        <w:t>。</w:t>
+        </w:rPr>
+      </w:r>
+      <w:r>
+        <w:rPr>
+          <w:rFonts w:ascii="Microsoft YaHei" w:hAnsi="Microsoft YaHei" w:eastAsia="Microsoft YaHei"/>
+          <w:b/>
+          <w:sz w:val="23"/>
+        </w:rPr>
+        <w:t xml:space="preserve">5.5 收尾：删掉临时探针集合 </w:t>
+      </w:r>
+      <w:r>
+        <w:rPr>
+          <w:rFonts w:ascii="Consolas" w:hAnsi="Consolas" w:eastAsia="Consolas"/>
+          <w:b/>
+          <w:color w:val="B03020"/>
+          <w:sz w:val="22"/>
+        </w:rPr>
+        <w:t>probe_tmp</w:t>
       </w:r>
     </w:p>
     <w:p>
@@ -3573,7 +3675,7 @@
           <w:rFonts w:ascii="Microsoft YaHei" w:hAnsi="Microsoft YaHei" w:eastAsia="Microsoft YaHei"/>
           <w:sz w:val="21"/>
         </w:rPr>
-        <w:t>为什么手工删：</w:t>
+        <w:t>探针跑完 →「</w:t>
       </w:r>
       <w:r>
         <w:rPr>
@@ -3581,14 +3683,59 @@
           <w:b/>
           <w:sz w:val="21"/>
         </w:rPr>
-        <w:t>SDK 不能自动删集合</w:t>
+        <w:t>云开发</w:t>
       </w:r>
       <w:r>
         <w:rPr>
           <w:rFonts w:ascii="Microsoft YaHei" w:hAnsi="Microsoft YaHei" w:eastAsia="Microsoft YaHei"/>
           <w:sz w:val="21"/>
         </w:rPr>
-        <w:t>，只能你在控制台点。</w:t>
+        <w:t>」→「</w:t>
+      </w:r>
+      <w:r>
+        <w:rPr>
+          <w:rFonts w:ascii="Microsoft YaHei" w:hAnsi="Microsoft YaHei" w:eastAsia="Microsoft YaHei"/>
+          <w:b/>
+          <w:sz w:val="21"/>
+        </w:rPr>
+        <w:t>数据库</w:t>
+      </w:r>
+      <w:r>
+        <w:rPr>
+          <w:rFonts w:ascii="Microsoft YaHei" w:hAnsi="Microsoft YaHei" w:eastAsia="Microsoft YaHei"/>
+          <w:sz w:val="21"/>
+        </w:rPr>
+        <w:t xml:space="preserve">」→ 找到 </w:t>
+      </w:r>
+      <w:r>
+        <w:rPr>
+          <w:rFonts w:ascii="Consolas" w:hAnsi="Consolas" w:eastAsia="Consolas"/>
+          <w:color w:val="B03020"/>
+          <w:sz w:val="20"/>
+        </w:rPr>
+        <w:t>probe_tmp</w:t>
+      </w:r>
+      <w:r>
+        <w:rPr>
+          <w:rFonts w:ascii="Microsoft YaHei" w:hAnsi="Microsoft YaHei" w:eastAsia="Microsoft YaHei"/>
+          <w:sz w:val="21"/>
+        </w:rPr>
+        <w:t xml:space="preserve"> 集合 → </w:t>
+      </w:r>
+      <w:r>
+        <w:rPr>
+          <w:rFonts w:ascii="Microsoft YaHei" w:hAnsi="Microsoft YaHei" w:eastAsia="Microsoft YaHei"/>
+          <w:b/>
+          <w:sz w:val="21"/>
+        </w:rPr>
+        <w:t>删除</w:t>
+      </w:r>
+      <w:r>
+        <w:rPr>
+          <w:rFonts w:ascii="Microsoft YaHei" w:hAnsi="Microsoft YaHei" w:eastAsia="Microsoft YaHei"/>
+          <w:sz w:val="21"/>
+        </w:rPr>
+        <w:t>。</w:t>
       </w:r>
     </w:p>
     <w:p>
@@ -3601,40 +3748,22 @@
           <w:rFonts w:ascii="Microsoft YaHei" w:hAnsi="Microsoft YaHei" w:eastAsia="Microsoft YaHei"/>
           <w:sz w:val="21"/>
         </w:rPr>
-        <w:t>（可选）</w:t>
-      </w:r>
-      <w:r>
-        <w:rPr>
-          <w:rFonts w:ascii="Consolas" w:hAnsi="Consolas" w:eastAsia="Consolas"/>
-          <w:color w:val="B03020"/>
-          <w:sz w:val="20"/>
-        </w:rPr>
-        <w:t>smokeTest</w:t>
-      </w:r>
-      <w:r>
-        <w:rPr>
-          <w:rFonts w:ascii="Microsoft YaHei" w:hAnsi="Microsoft YaHei" w:eastAsia="Microsoft YaHei"/>
+        <w:t>为什么手工删：</w:t>
+      </w:r>
+      <w:r>
+        <w:rPr>
+          <w:rFonts w:ascii="Microsoft YaHei" w:hAnsi="Microsoft YaHei" w:eastAsia="Microsoft YaHei"/>
+          <w:b/>
           <w:sz w:val="21"/>
         </w:rPr>
-        <w:t xml:space="preserve"> 云函数使命结束，也可以一并删除。</w:t>
-      </w:r>
-    </w:p>
-    <w:p>
-      <w:pPr>
-        <w:pStyle w:val="Heading2"/>
-      </w:pPr>
-      <w:r>
-        <w:rPr>
-          <w:b/>
-        </w:rPr>
-      </w:r>
-      <w:r>
-        <w:rPr>
-          <w:rFonts w:ascii="Microsoft YaHei" w:hAnsi="Microsoft YaHei" w:eastAsia="Microsoft YaHei"/>
-          <w:b/>
-          <w:sz w:val="23"/>
-        </w:rPr>
-        <w:t>5.6 待你拍板：演示数据（seedDemo）要不要灌</w:t>
+        <w:t>SDK 不能自动删集合</w:t>
+      </w:r>
+      <w:r>
+        <w:rPr>
+          <w:rFonts w:ascii="Microsoft YaHei" w:hAnsi="Microsoft YaHei" w:eastAsia="Microsoft YaHei"/>
+          <w:sz w:val="21"/>
+        </w:rPr>
+        <w:t>，只能你在控制台点。</w:t>
       </w:r>
     </w:p>
     <w:p>
@@ -3647,22 +3776,7 @@
           <w:rFonts w:ascii="Microsoft YaHei" w:hAnsi="Microsoft YaHei" w:eastAsia="Microsoft YaHei"/>
           <w:sz w:val="21"/>
         </w:rPr>
-        <w:t>现状：仓库里</w:t>
-      </w:r>
-      <w:r>
-        <w:rPr>
-          <w:rFonts w:ascii="Microsoft YaHei" w:hAnsi="Microsoft YaHei" w:eastAsia="Microsoft YaHei"/>
-          <w:b/>
-          <w:sz w:val="21"/>
-        </w:rPr>
-        <w:t>没有</w:t>
-      </w:r>
-      <w:r>
-        <w:rPr>
-          <w:rFonts w:ascii="Microsoft YaHei" w:hAnsi="Microsoft YaHei" w:eastAsia="Microsoft YaHei"/>
-          <w:sz w:val="21"/>
-        </w:rPr>
-        <w:t xml:space="preserve"> </w:t>
+        <w:t>（可选）</w:t>
       </w:r>
       <w:r>
         <w:rPr>
@@ -3670,14 +3784,32 @@
           <w:color w:val="B03020"/>
           <w:sz w:val="20"/>
         </w:rPr>
-        <w:t>cloudfunctions/seedDemo/</w:t>
+        <w:t>smokeTest</w:t>
       </w:r>
       <w:r>
         <w:rPr>
           <w:rFonts w:ascii="Microsoft YaHei" w:hAnsi="Microsoft YaHei" w:eastAsia="Microsoft YaHei"/>
           <w:sz w:val="21"/>
         </w:rPr>
-        <w:t>，所以暂时没有「演示数据」。</w:t>
+        <w:t xml:space="preserve"> 云函数使命结束，也可以一并删除。</w:t>
+      </w:r>
+    </w:p>
+    <w:p>
+      <w:pPr>
+        <w:pStyle w:val="Heading2"/>
+      </w:pPr>
+      <w:r>
+        <w:rPr>
+          <w:b/>
+        </w:rPr>
+      </w:r>
+      <w:r>
+        <w:rPr>
+          <w:rFonts w:ascii="Microsoft YaHei" w:hAnsi="Microsoft YaHei" w:eastAsia="Microsoft YaHei"/>
+          <w:b/>
+          <w:sz w:val="23"/>
+        </w:rPr>
+        <w:t>5.6 待你拍板：演示数据（seedDemo）要不要灌</w:t>
       </w:r>
     </w:p>
     <w:p>
@@ -3690,7 +3822,7 @@
           <w:rFonts w:ascii="Microsoft YaHei" w:hAnsi="Microsoft YaHei" w:eastAsia="Microsoft YaHei"/>
           <w:sz w:val="21"/>
         </w:rPr>
-        <w:t xml:space="preserve">三选一：(a) 我把它包成一个云函数手工部署 / (b) 以后某个批次生成 / (c) </w:t>
+        <w:t>现状：仓库里</w:t>
       </w:r>
       <w:r>
         <w:rPr>
@@ -3698,14 +3830,29 @@
           <w:b/>
           <w:sz w:val="21"/>
         </w:rPr>
-        <w:t>本阶段先不灌</w:t>
+        <w:t>没有</w:t>
       </w:r>
       <w:r>
         <w:rPr>
           <w:rFonts w:ascii="Microsoft YaHei" w:hAnsi="Microsoft YaHei" w:eastAsia="Microsoft YaHei"/>
           <w:sz w:val="21"/>
         </w:rPr>
-        <w:t>（不影响建库和投喂，推荐）。</w:t>
+        <w:t xml:space="preserve"> </w:t>
+      </w:r>
+      <w:r>
+        <w:rPr>
+          <w:rFonts w:ascii="Consolas" w:hAnsi="Consolas" w:eastAsia="Consolas"/>
+          <w:color w:val="B03020"/>
+          <w:sz w:val="20"/>
+        </w:rPr>
+        <w:t>cloudfunctions/seedDemo/</w:t>
+      </w:r>
+      <w:r>
+        <w:rPr>
+          <w:rFonts w:ascii="Microsoft YaHei" w:hAnsi="Microsoft YaHei" w:eastAsia="Microsoft YaHei"/>
+          <w:sz w:val="21"/>
+        </w:rPr>
+        <w:t>，所以暂时没有「演示数据」。</w:t>
       </w:r>
     </w:p>
     <w:p>
@@ -3718,6 +3865,34 @@
           <w:rFonts w:ascii="Microsoft YaHei" w:hAnsi="Microsoft YaHei" w:eastAsia="Microsoft YaHei"/>
           <w:sz w:val="21"/>
         </w:rPr>
+        <w:t xml:space="preserve">三选一：(a) 我把它包成一个云函数手工部署 / (b) 以后某个批次生成 / (c) </w:t>
+      </w:r>
+      <w:r>
+        <w:rPr>
+          <w:rFonts w:ascii="Microsoft YaHei" w:hAnsi="Microsoft YaHei" w:eastAsia="Microsoft YaHei"/>
+          <w:b/>
+          <w:sz w:val="21"/>
+        </w:rPr>
+        <w:t>本阶段先不灌</w:t>
+      </w:r>
+      <w:r>
+        <w:rPr>
+          <w:rFonts w:ascii="Microsoft YaHei" w:hAnsi="Microsoft YaHei" w:eastAsia="Microsoft YaHei"/>
+          <w:sz w:val="21"/>
+        </w:rPr>
+        <w:t>（不影响建库和投喂，推荐）。</w:t>
+      </w:r>
+    </w:p>
+    <w:p>
+      <w:pPr>
+        <w:pStyle w:val="ListBullet"/>
+      </w:pPr>
+      <w:r/>
+      <w:r>
+        <w:rPr>
+          <w:rFonts w:ascii="Microsoft YaHei" w:hAnsi="Microsoft YaHei" w:eastAsia="Microsoft YaHei"/>
+          <w:sz w:val="21"/>
+        </w:rPr>
         <w:t>⚠️ 无论选哪种：</w:t>
       </w:r>
       <w:r>
@@ -3801,7 +3976,7 @@
           <w:color w:val="B03020"/>
           <w:sz w:val="20"/>
         </w:rPr>
-        <w:t>cloud1-4dgphoxy337f2a25</w:t>
+        <w:t>cloud1-d4gphpoxy337f2a25</w:t>
       </w:r>
       <w:r>
         <w:rPr>
@@ -4214,7 +4389,7 @@
                 <w:rFonts w:ascii="Microsoft YaHei" w:hAnsi="Microsoft YaHei" w:eastAsia="Microsoft YaHei"/>
                 <w:sz w:val="19"/>
               </w:rPr>
-              <w:t>AppID 还是 touristappid 或没实名</w:t>
+              <w:t>AppID 没填对或没实名</w:t>
             </w:r>
           </w:p>
         </w:tc>
@@ -5833,7 +6008,7 @@
         <w:b/>
         <w:sz w:val="22"/>
       </w:rPr>
-      <w:t>店算小程序 · 新手上云操作手册（纯小白版）</w:t>
+      <w:t>新手上云操作手册</w:t>
     </w:r>
   </w:p>
 </w:hdr>

--- a/新手上云操作手册.docx
+++ b/新手上云操作手册.docx
@@ -3059,7 +3059,7 @@
           <w:b/>
           <w:sz w:val="21"/>
         </w:rPr>
-        <w:t>39 条索引</w:t>
+        <w:t>40 条索引</w:t>
       </w:r>
       <w:r>
         <w:rPr>
@@ -3170,7 +3170,7 @@
           <w:color w:val="B03020"/>
           <w:sz w:val="19"/>
         </w:rPr>
-        <w:t>shop_cost_card.card_code</w:t>
+        <w:t>shop_cost_card.(shop_id,card_code,version)</w:t>
       </w:r>
       <w:r>
         <w:rPr>
@@ -6008,7 +6008,7 @@
         <w:b/>
         <w:sz w:val="22"/>
       </w:rPr>
-      <w:t>新手上云操作手册</w:t>
+      <w:t>店算小程序 · 新手上云操作手册（纯小白版）</w:t>
     </w:r>
   </w:p>
 </w:hdr>

--- a/新手上云操作手册.docx
+++ b/新手上云操作手册.docx
@@ -5871,18 +5871,78 @@
       </w:r>
       <w:r>
         <w:rPr>
+          <w:rFonts w:ascii="Microsoft YaHei" w:hAnsi="Microsoft YaHei" w:eastAsia="Microsoft YaHei"/>
+          <w:b/>
+          <w:sz w:val="20"/>
+        </w:rPr>
+        <w:t>我的工作记忆</w:t>
+      </w:r>
+      <w:r>
+        <w:rPr>
+          <w:rFonts w:ascii="Microsoft YaHei" w:hAnsi="Microsoft YaHei" w:eastAsia="Microsoft YaHei"/>
+          <w:sz w:val="20"/>
+        </w:rPr>
+        <w:t>（每日报告 + 方法论）是</w:t>
+      </w:r>
+      <w:r>
+        <w:rPr>
+          <w:rFonts w:ascii="Microsoft YaHei" w:hAnsi="Microsoft YaHei" w:eastAsia="Microsoft YaHei"/>
+          <w:b/>
+          <w:sz w:val="20"/>
+        </w:rPr>
+        <w:t>本机文件</w:t>
+      </w:r>
+      <w:r>
+        <w:rPr>
+          <w:rFonts w:ascii="Microsoft YaHei" w:hAnsi="Microsoft YaHei" w:eastAsia="Microsoft YaHei"/>
+          <w:sz w:val="20"/>
+        </w:rPr>
+        <w:t xml:space="preserve">，在 </w:t>
+      </w:r>
+      <w:r>
+        <w:rPr>
           <w:rFonts w:ascii="Consolas" w:hAnsi="Consolas" w:eastAsia="Consolas"/>
           <w:color w:val="B03020"/>
           <w:sz w:val="19"/>
         </w:rPr>
-        <w:t>.workbuddy\memory\*.md</w:t>
+        <w:t>C:\Users\lzj\WorkBuddy\2026-09-08-22-08-11\.workbuddy\memory\</w:t>
       </w:r>
       <w:r>
         <w:rPr>
           <w:rFonts w:ascii="Microsoft YaHei" w:hAnsi="Microsoft YaHei" w:eastAsia="Microsoft YaHei"/>
           <w:sz w:val="20"/>
         </w:rPr>
-        <w:t>（我的工作记忆）是本地文件，换电脑会丢。</w:t>
+        <w:t>（</w:t>
+      </w:r>
+      <w:r>
+        <w:rPr>
+          <w:rFonts w:ascii="Microsoft YaHei" w:hAnsi="Microsoft YaHei" w:eastAsia="Microsoft YaHei"/>
+          <w:b/>
+          <w:sz w:val="20"/>
+        </w:rPr>
+        <w:t>绝对路径</w:t>
+      </w:r>
+      <w:r>
+        <w:rPr>
+          <w:rFonts w:ascii="Microsoft YaHei" w:hAnsi="Microsoft YaHei" w:eastAsia="Microsoft YaHei"/>
+          <w:sz w:val="20"/>
+        </w:rPr>
+        <w:t>；⚠️ 它</w:t>
+      </w:r>
+      <w:r>
+        <w:rPr>
+          <w:rFonts w:ascii="Microsoft YaHei" w:hAnsi="Microsoft YaHei" w:eastAsia="Microsoft YaHei"/>
+          <w:b/>
+          <w:sz w:val="20"/>
+        </w:rPr>
+        <w:t>不在仓库里</w:t>
+      </w:r>
+      <w:r>
+        <w:rPr>
+          <w:rFonts w:ascii="Microsoft YaHei" w:hAnsi="Microsoft YaHei" w:eastAsia="Microsoft YaHei"/>
+          <w:sz w:val="20"/>
+        </w:rPr>
+        <w:t xml:space="preserve"> ⇒ 换电脑会丢，靠私有记忆库每日同步补回）。</w:t>
       </w:r>
     </w:p>
     <w:p>

--- a/新手上云操作手册.docx
+++ b/新手上云操作手册.docx
@@ -2971,7 +2971,16 @@
           <w:b/>
           <w:sz w:val="23"/>
         </w:rPr>
-        <w:t>5.2b 核对索引清单（A7 已答：</w:t>
+        <w:t xml:space="preserve">5.2b 核对索引清单（A7：SDK 无 </w:t>
+      </w:r>
+      <w:r>
+        <w:rPr>
+          <w:rFonts w:ascii="Consolas" w:hAnsi="Consolas" w:eastAsia="Consolas"/>
+          <w:b/>
+          <w:color w:val="B03020"/>
+          <w:sz w:val="22"/>
+        </w:rPr>
+        <w:t>createIndex</w:t>
       </w:r>
       <w:r>
         <w:rPr>
@@ -2979,7 +2988,16 @@
           <w:b/>
           <w:sz w:val="23"/>
         </w:rPr>
-        <w:t>不支持代码建索引</w:t>
+        <w:t xml:space="preserve">；**脚本化走 </w:t>
+      </w:r>
+      <w:r>
+        <w:rPr>
+          <w:rFonts w:ascii="Consolas" w:hAnsi="Consolas" w:eastAsia="Consolas"/>
+          <w:b/>
+          <w:color w:val="B03020"/>
+          <w:sz w:val="22"/>
+        </w:rPr>
+        <w:t>tools/apply_indexes.js</w:t>
       </w:r>
       <w:r>
         <w:rPr>
@@ -2987,7 +3005,7 @@
           <w:b/>
           <w:sz w:val="23"/>
         </w:rPr>
-        <w:t>，所以清单要手工建全）</w:t>
+        <w:t>**）</w:t>
       </w:r>
     </w:p>
     <w:p>
@@ -3059,7 +3077,7 @@
           <w:b/>
           <w:sz w:val="21"/>
         </w:rPr>
-        <w:t>40 条索引</w:t>
+        <w:t>45 条索引</w:t>
       </w:r>
       <w:r>
         <w:rPr>
@@ -3074,14 +3092,14 @@
           <w:b/>
           <w:sz w:val="21"/>
         </w:rPr>
-        <w:t>10 条是 unique（唯一）索引</w:t>
+        <w:t>12 条是 unique（唯一）索引</w:t>
       </w:r>
       <w:r>
         <w:rPr>
           <w:rFonts w:ascii="Microsoft YaHei" w:hAnsi="Microsoft YaHei" w:eastAsia="Microsoft YaHei"/>
           <w:sz w:val="21"/>
         </w:rPr>
-        <w:t>，逐条核对这 10 条：</w:t>
+        <w:t>，逐条核对这 12 条：</w:t>
       </w:r>
     </w:p>
     <w:p>
@@ -3234,6 +3252,49 @@
           <w:sz w:val="19"/>
         </w:rPr>
         <w:t>order_refund.order_id</w:t>
+      </w:r>
+      <w:r>
+        <w:rPr>
+          <w:rFonts w:ascii="Microsoft YaHei" w:hAnsi="Microsoft YaHei" w:eastAsia="Microsoft YaHei"/>
+          <w:sz w:val="20"/>
+        </w:rPr>
+        <w:t xml:space="preserve"> /</w:t>
+      </w:r>
+    </w:p>
+    <w:p>
+      <w:r/>
+      <w:r>
+        <w:rPr>
+          <w:rFonts w:ascii="Consolas" w:hAnsi="Consolas" w:eastAsia="Consolas"/>
+          <w:color w:val="B03020"/>
+          <w:sz w:val="19"/>
+        </w:rPr>
+        <w:t>external_sales_daily.(shop_id,biz_date,external_ref_id)</w:t>
+      </w:r>
+      <w:r>
+        <w:rPr>
+          <w:rFonts w:ascii="Microsoft YaHei" w:hAnsi="Microsoft YaHei" w:eastAsia="Microsoft YaHei"/>
+          <w:sz w:val="20"/>
+        </w:rPr>
+        <w:t xml:space="preserve"> / </w:t>
+      </w:r>
+      <w:r>
+        <w:rPr>
+          <w:rFonts w:ascii="Consolas" w:hAnsi="Consolas" w:eastAsia="Consolas"/>
+          <w:color w:val="B03020"/>
+          <w:sz w:val="19"/>
+        </w:rPr>
+        <w:t>shop_dish_mapping.(shop_id,platform,external_ref_id)</w:t>
+      </w:r>
+    </w:p>
+    <w:p>
+      <w:r/>
+      <w:r>
+        <w:rPr>
+          <w:rFonts w:ascii="Microsoft YaHei" w:hAnsi="Microsoft YaHei" w:eastAsia="Microsoft YaHei"/>
+          <w:sz w:val="20"/>
+        </w:rPr>
+        <w:t>（后两条为 R174 入站接入缝新增，2026-09-30 落单源）</w:t>
       </w:r>
     </w:p>
     <w:p>
@@ -3247,7 +3308,7 @@
           <w:b/>
           <w:sz w:val="21"/>
         </w:rPr>
-        <w:t>10 条都在</w:t>
+        <w:t>12 条都在</w:t>
       </w:r>
       <w:r>
         <w:rPr>
@@ -3275,22 +3336,7 @@
           <w:rFonts w:ascii="Microsoft YaHei" w:hAnsi="Microsoft YaHei" w:eastAsia="Microsoft YaHei"/>
           <w:sz w:val="21"/>
         </w:rPr>
-        <w:t xml:space="preserve"> → 按「工序 5.5」在控制台</w:t>
-      </w:r>
-      <w:r>
-        <w:rPr>
-          <w:rFonts w:ascii="Microsoft YaHei" w:hAnsi="Microsoft YaHei" w:eastAsia="Microsoft YaHei"/>
-          <w:b/>
-          <w:sz w:val="21"/>
-        </w:rPr>
-        <w:t>手工补建</w:t>
-      </w:r>
-      <w:r>
-        <w:rPr>
-          <w:rFonts w:ascii="Microsoft YaHei" w:hAnsi="Microsoft YaHei" w:eastAsia="Microsoft YaHei"/>
-          <w:sz w:val="21"/>
-        </w:rPr>
-        <w:t>；在补齐之前，A6 按「</w:t>
+        <w:t xml:space="preserve"> → 按下面「怎么补」补齐；在补齐之前，A6 按「</w:t>
       </w:r>
       <w:r>
         <w:rPr>
@@ -3349,6 +3395,280 @@
           <w:sz w:val="21"/>
         </w:rPr>
         <w:t>（SDK 层面无此方法，非偶发）。</w:t>
+      </w:r>
+    </w:p>
+    <w:p>
+      <w:r/>
+      <w:r>
+        <w:rPr>
+          <w:rFonts w:ascii="Microsoft YaHei" w:hAnsi="Microsoft YaHei" w:eastAsia="Microsoft YaHei"/>
+          <w:sz w:val="20"/>
+        </w:rPr>
+        <w:t xml:space="preserve">⇒ </w:t>
+      </w:r>
+      <w:r>
+        <w:rPr>
+          <w:rFonts w:ascii="Microsoft YaHei" w:hAnsi="Microsoft YaHei" w:eastAsia="Microsoft YaHei"/>
+          <w:b/>
+          <w:sz w:val="20"/>
+        </w:rPr>
+        <w:t>但这不等于「只能靠人一条条填」</w:t>
+      </w:r>
+      <w:r>
+        <w:rPr>
+          <w:rFonts w:ascii="Microsoft YaHei" w:hAnsi="Microsoft YaHei" w:eastAsia="Microsoft YaHei"/>
+          <w:sz w:val="20"/>
+        </w:rPr>
+        <w:t>：</w:t>
+      </w:r>
+      <w:r>
+        <w:rPr>
+          <w:rFonts w:ascii="Microsoft YaHei" w:hAnsi="Microsoft YaHei" w:eastAsia="Microsoft YaHei"/>
+          <w:b/>
+          <w:sz w:val="20"/>
+        </w:rPr>
+        <w:t>SDK 没有方法 ≠ 平台没有接口</w:t>
+      </w:r>
+      <w:r>
+        <w:rPr>
+          <w:rFonts w:ascii="Microsoft YaHei" w:hAnsi="Microsoft YaHei" w:eastAsia="Microsoft YaHei"/>
+          <w:sz w:val="20"/>
+        </w:rPr>
+        <w:t xml:space="preserve"> —— 官方 HTTP API </w:t>
+      </w:r>
+      <w:r>
+        <w:rPr>
+          <w:rFonts w:ascii="Consolas" w:hAnsi="Consolas" w:eastAsia="Consolas"/>
+          <w:color w:val="B03020"/>
+          <w:sz w:val="19"/>
+        </w:rPr>
+        <w:t>POST /tcb/updateindex</w:t>
+      </w:r>
+    </w:p>
+    <w:p>
+      <w:r/>
+      <w:r>
+        <w:rPr>
+          <w:rFonts w:ascii="Microsoft YaHei" w:hAnsi="Microsoft YaHei" w:eastAsia="Microsoft YaHei"/>
+          <w:sz w:val="20"/>
+        </w:rPr>
+        <w:t xml:space="preserve">可以脚本化建索引，见 </w:t>
+      </w:r>
+      <w:r>
+        <w:rPr>
+          <w:rFonts w:ascii="Consolas" w:hAnsi="Consolas" w:eastAsia="Consolas"/>
+          <w:color w:val="B03020"/>
+          <w:sz w:val="19"/>
+        </w:rPr>
+        <w:t>tools/apply_indexes.js</w:t>
+      </w:r>
+      <w:r>
+        <w:rPr>
+          <w:rFonts w:ascii="Microsoft YaHei" w:hAnsi="Microsoft YaHei" w:eastAsia="Microsoft YaHei"/>
+          <w:sz w:val="20"/>
+        </w:rPr>
+        <w:t>（默认 dry-run，</w:t>
+      </w:r>
+      <w:r>
+        <w:rPr>
+          <w:rFonts w:ascii="Consolas" w:hAnsi="Consolas" w:eastAsia="Consolas"/>
+          <w:color w:val="B03020"/>
+          <w:sz w:val="19"/>
+        </w:rPr>
+        <w:t>--apply</w:t>
+      </w:r>
+      <w:r>
+        <w:rPr>
+          <w:rFonts w:ascii="Microsoft YaHei" w:hAnsi="Microsoft YaHei" w:eastAsia="Microsoft YaHei"/>
+          <w:sz w:val="20"/>
+        </w:rPr>
+        <w:t xml:space="preserve"> 才真写）。</w:t>
+      </w:r>
+    </w:p>
+    <w:p>
+      <w:pPr>
+        <w:pStyle w:val="ListBullet"/>
+      </w:pPr>
+      <w:r/>
+      <w:r>
+        <w:rPr>
+          <w:rFonts w:ascii="Microsoft YaHei" w:hAnsi="Microsoft YaHei" w:eastAsia="Microsoft YaHei"/>
+          <w:b/>
+          <w:sz w:val="21"/>
+        </w:rPr>
+        <w:t>怎么补（三选一）</w:t>
+      </w:r>
+      <w:r>
+        <w:rPr>
+          <w:rFonts w:ascii="Microsoft YaHei" w:hAnsi="Microsoft YaHei" w:eastAsia="Microsoft YaHei"/>
+          <w:sz w:val="21"/>
+        </w:rPr>
+        <w:t>：</w:t>
+      </w:r>
+    </w:p>
+    <w:p>
+      <w:r/>
+      <w:r>
+        <w:rPr>
+          <w:rFonts w:ascii="Microsoft YaHei" w:hAnsi="Microsoft YaHei" w:eastAsia="Microsoft YaHei"/>
+          <w:sz w:val="20"/>
+        </w:rPr>
+        <w:t xml:space="preserve">1. </w:t>
+      </w:r>
+      <w:r>
+        <w:rPr>
+          <w:rFonts w:ascii="Microsoft YaHei" w:hAnsi="Microsoft YaHei" w:eastAsia="Microsoft YaHei"/>
+          <w:b/>
+          <w:sz w:val="20"/>
+        </w:rPr>
+        <w:t>有 AppSecret</w:t>
+      </w:r>
+      <w:r>
+        <w:rPr>
+          <w:rFonts w:ascii="Microsoft YaHei" w:hAnsi="Microsoft YaHei" w:eastAsia="Microsoft YaHei"/>
+          <w:sz w:val="20"/>
+        </w:rPr>
+        <w:t xml:space="preserve"> → </w:t>
+      </w:r>
+      <w:r>
+        <w:rPr>
+          <w:rFonts w:ascii="Consolas" w:hAnsi="Consolas" w:eastAsia="Consolas"/>
+          <w:color w:val="B03020"/>
+          <w:sz w:val="19"/>
+        </w:rPr>
+        <w:t>node tools/apply_indexes.js --apply --secret-file &lt;文件&gt;</w:t>
+      </w:r>
+      <w:r>
+        <w:rPr>
+          <w:rFonts w:ascii="Microsoft YaHei" w:hAnsi="Microsoft YaHei" w:eastAsia="Microsoft YaHei"/>
+          <w:sz w:val="20"/>
+        </w:rPr>
+        <w:t>（</w:t>
+      </w:r>
+      <w:r>
+        <w:rPr>
+          <w:rFonts w:ascii="Microsoft YaHei" w:hAnsi="Microsoft YaHei" w:eastAsia="Microsoft YaHei"/>
+          <w:b/>
+          <w:sz w:val="20"/>
+        </w:rPr>
+        <w:t>幂等、可回读，首选</w:t>
+      </w:r>
+      <w:r>
+        <w:rPr>
+          <w:rFonts w:ascii="Microsoft YaHei" w:hAnsi="Microsoft YaHei" w:eastAsia="Microsoft YaHei"/>
+          <w:sz w:val="20"/>
+        </w:rPr>
+        <w:t>）；</w:t>
+      </w:r>
+    </w:p>
+    <w:p>
+      <w:r/>
+      <w:r>
+        <w:rPr>
+          <w:rFonts w:ascii="Microsoft YaHei" w:hAnsi="Microsoft YaHei" w:eastAsia="Microsoft YaHei"/>
+          <w:sz w:val="20"/>
+        </w:rPr>
+        <w:t xml:space="preserve">2. </w:t>
+      </w:r>
+      <w:r>
+        <w:rPr>
+          <w:rFonts w:ascii="Microsoft YaHei" w:hAnsi="Microsoft YaHei" w:eastAsia="Microsoft YaHei"/>
+          <w:b/>
+          <w:sz w:val="20"/>
+        </w:rPr>
+        <w:t>无密钥</w:t>
+      </w:r>
+      <w:r>
+        <w:rPr>
+          <w:rFonts w:ascii="Microsoft YaHei" w:hAnsi="Microsoft YaHei" w:eastAsia="Microsoft YaHei"/>
+          <w:sz w:val="20"/>
+        </w:rPr>
+        <w:t xml:space="preserve"> → GUI 键鼠自动驾驶（2026-09-17 实证 </w:t>
+      </w:r>
+      <w:r>
+        <w:rPr>
+          <w:rFonts w:ascii="Microsoft YaHei" w:hAnsi="Microsoft YaHei" w:eastAsia="Microsoft YaHei"/>
+          <w:b/>
+          <w:sz w:val="20"/>
+        </w:rPr>
+        <w:t>40/40</w:t>
+      </w:r>
+      <w:r>
+        <w:rPr>
+          <w:rFonts w:ascii="Microsoft YaHei" w:hAnsi="Microsoft YaHei" w:eastAsia="Microsoft YaHei"/>
+          <w:sz w:val="20"/>
+        </w:rPr>
+        <w:t xml:space="preserve">，脚本见 </w:t>
+      </w:r>
+      <w:r>
+        <w:rPr>
+          <w:rFonts w:ascii="Consolas" w:hAnsi="Consolas" w:eastAsia="Consolas"/>
+          <w:color w:val="B03020"/>
+          <w:sz w:val="19"/>
+        </w:rPr>
+        <w:t>review/evidence/index_buildout_20260917/scripts/</w:t>
+      </w:r>
+      <w:r>
+        <w:rPr>
+          <w:rFonts w:ascii="Microsoft YaHei" w:hAnsi="Microsoft YaHei" w:eastAsia="Microsoft YaHei"/>
+          <w:sz w:val="20"/>
+        </w:rPr>
+        <w:t>）；</w:t>
+      </w:r>
+    </w:p>
+    <w:p>
+      <w:r/>
+      <w:r>
+        <w:rPr>
+          <w:rFonts w:ascii="Microsoft YaHei" w:hAnsi="Microsoft YaHei" w:eastAsia="Microsoft YaHei"/>
+          <w:sz w:val="20"/>
+        </w:rPr>
+        <w:t xml:space="preserve">3. </w:t>
+      </w:r>
+      <w:r>
+        <w:rPr>
+          <w:rFonts w:ascii="Microsoft YaHei" w:hAnsi="Microsoft YaHei" w:eastAsia="Microsoft YaHei"/>
+          <w:b/>
+          <w:sz w:val="20"/>
+        </w:rPr>
+        <w:t>都不行</w:t>
+      </w:r>
+      <w:r>
+        <w:rPr>
+          <w:rFonts w:ascii="Microsoft YaHei" w:hAnsi="Microsoft YaHei" w:eastAsia="Microsoft YaHei"/>
+          <w:sz w:val="20"/>
+        </w:rPr>
+        <w:t xml:space="preserve"> → 控制台照 </w:t>
+      </w:r>
+      <w:r>
+        <w:rPr>
+          <w:rFonts w:ascii="Consolas" w:hAnsi="Consolas" w:eastAsia="Consolas"/>
+          <w:color w:val="B03020"/>
+          <w:sz w:val="19"/>
+        </w:rPr>
+        <w:t>索引补齐核对单.md</w:t>
+      </w:r>
+      <w:r>
+        <w:rPr>
+          <w:rFonts w:ascii="Microsoft YaHei" w:hAnsi="Microsoft YaHei" w:eastAsia="Microsoft YaHei"/>
+          <w:sz w:val="20"/>
+        </w:rPr>
+        <w:t xml:space="preserve"> §3 逐条填（该单由 </w:t>
+      </w:r>
+      <w:r>
+        <w:rPr>
+          <w:rFonts w:ascii="Consolas" w:hAnsi="Consolas" w:eastAsia="Consolas"/>
+          <w:color w:val="B03020"/>
+          <w:sz w:val="19"/>
+        </w:rPr>
+        <w:t>node tools/gen_index_checklist.js</w:t>
+      </w:r>
+      <w:r>
+        <w:rPr>
+          <w:rFonts w:ascii="Microsoft YaHei" w:hAnsi="Microsoft YaHei" w:eastAsia="Microsoft YaHei"/>
+          <w:sz w:val="20"/>
+        </w:rPr>
+        <w:t xml:space="preserve"> 从单源生成，防抄错）。</w:t>
       </w:r>
     </w:p>
     <w:p>

--- a/新手上云操作手册.docx
+++ b/新手上云操作手册.docx
@@ -3077,7 +3077,7 @@
           <w:b/>
           <w:sz w:val="21"/>
         </w:rPr>
-        <w:t>45 条索引</w:t>
+        <w:t>49 条索引</w:t>
       </w:r>
       <w:r>
         <w:rPr>
@@ -3092,14 +3092,14 @@
           <w:b/>
           <w:sz w:val="21"/>
         </w:rPr>
-        <w:t>12 条是 unique（唯一）索引</w:t>
+        <w:t>13 条是 unique（唯一）索引</w:t>
       </w:r>
       <w:r>
         <w:rPr>
           <w:rFonts w:ascii="Microsoft YaHei" w:hAnsi="Microsoft YaHei" w:eastAsia="Microsoft YaHei"/>
           <w:sz w:val="21"/>
         </w:rPr>
-        <w:t>，逐条核对这 12 条：</w:t>
+        <w:t>，逐条核对这 13 条：</w:t>
       </w:r>
     </w:p>
     <w:p>
@@ -3286,15 +3286,33 @@
         </w:rPr>
         <w:t>shop_dish_mapping.(shop_id,platform,external_ref_id)</w:t>
       </w:r>
+      <w:r>
+        <w:rPr>
+          <w:rFonts w:ascii="Microsoft YaHei" w:hAnsi="Microsoft YaHei" w:eastAsia="Microsoft YaHei"/>
+          <w:sz w:val="20"/>
+        </w:rPr>
+        <w:t xml:space="preserve"> /</w:t>
+      </w:r>
     </w:p>
     <w:p>
       <w:r/>
       <w:r>
         <w:rPr>
+          <w:rFonts w:ascii="Consolas" w:hAnsi="Consolas" w:eastAsia="Consolas"/>
+          <w:color w:val="B03020"/>
+          <w:sz w:val="19"/>
+        </w:rPr>
+        <w:t>shop_ai_consent.(user_id,shop_id)</w:t>
+      </w:r>
+    </w:p>
+    <w:p>
+      <w:r/>
+      <w:r>
+        <w:rPr>
           <w:rFonts w:ascii="Microsoft YaHei" w:hAnsi="Microsoft YaHei" w:eastAsia="Microsoft YaHei"/>
           <w:sz w:val="20"/>
         </w:rPr>
-        <w:t>（后两条为 R174 入站接入缝新增，2026-09-30 落单源）</w:t>
+        <w:t>（前两条为 R174 入站接入缝新增，2026-09-30 落单源；末条为 R403 AI 授权新增，2026-10-21 落单源）</w:t>
       </w:r>
     </w:p>
     <w:p>
@@ -3308,7 +3326,7 @@
           <w:b/>
           <w:sz w:val="21"/>
         </w:rPr>
-        <w:t>12 条都在</w:t>
+        <w:t>13 条都在</w:t>
       </w:r>
       <w:r>
         <w:rPr>
@@ -6388,7 +6406,7 @@
         <w:b/>
         <w:sz w:val="22"/>
       </w:rPr>
-      <w:t>店算小程序 · 新手上云操作手册（纯小白版）</w:t>
+      <w:t>新手上云操作手册</w:t>
     </w:r>
   </w:p>
 </w:hdr>

--- a/新手上云操作手册.docx
+++ b/新手上云操作手册.docx
@@ -974,24 +974,47 @@
       <w:r>
         <w:rPr>
           <w:rFonts w:ascii="Microsoft YaHei" w:hAnsi="Microsoft YaHei" w:eastAsia="Microsoft YaHei"/>
-          <w:sz w:val="21"/>
-        </w:rPr>
-        <w:t>个人就选「</w:t>
-      </w:r>
-      <w:r>
-        <w:rPr>
-          <w:rFonts w:ascii="Microsoft YaHei" w:hAnsi="Microsoft YaHei" w:eastAsia="Microsoft YaHei"/>
           <w:b/>
           <w:sz w:val="21"/>
         </w:rPr>
-        <w:t>个人</w:t>
-      </w:r>
-      <w:r>
-        <w:rPr>
-          <w:rFonts w:ascii="Microsoft YaHei" w:hAnsi="Microsoft YaHei" w:eastAsia="Microsoft YaHei"/>
-          <w:sz w:val="21"/>
-        </w:rPr>
-        <w:t>」；有营业执照选「企业」。</w:t>
+        <w:t>本项目主体 = 个体工商户</w:t>
+      </w:r>
+      <w:r>
+        <w:rPr>
+          <w:rFonts w:ascii="Microsoft YaHei" w:hAnsi="Microsoft YaHei" w:eastAsia="Microsoft YaHei"/>
+          <w:sz w:val="21"/>
+        </w:rPr>
+        <w:t>（不是个人）：选「</w:t>
+      </w:r>
+      <w:r>
+        <w:rPr>
+          <w:rFonts w:ascii="Microsoft YaHei" w:hAnsi="Microsoft YaHei" w:eastAsia="Microsoft YaHei"/>
+          <w:b/>
+          <w:sz w:val="21"/>
+        </w:rPr>
+        <w:t>企业</w:t>
+      </w:r>
+      <w:r>
+        <w:rPr>
+          <w:rFonts w:ascii="Microsoft YaHei" w:hAnsi="Microsoft YaHei" w:eastAsia="Microsoft YaHei"/>
+          <w:sz w:val="21"/>
+        </w:rPr>
+        <w:t>」大类下的「</w:t>
+      </w:r>
+      <w:r>
+        <w:rPr>
+          <w:rFonts w:ascii="Microsoft YaHei" w:hAnsi="Microsoft YaHei" w:eastAsia="Microsoft YaHei"/>
+          <w:b/>
+          <w:sz w:val="21"/>
+        </w:rPr>
+        <w:t>个体工商户</w:t>
+      </w:r>
+      <w:r>
+        <w:rPr>
+          <w:rFonts w:ascii="Microsoft YaHei" w:hAnsi="Microsoft YaHei" w:eastAsia="Microsoft YaHei"/>
+          <w:sz w:val="21"/>
+        </w:rPr>
+        <w:t>」，填营业执照 + 经营者身份证 + 打款验证。</w:t>
       </w:r>
     </w:p>
     <w:p>
@@ -1004,7 +1027,7 @@
           <w:rFonts w:ascii="Microsoft YaHei" w:hAnsi="Microsoft YaHei" w:eastAsia="Microsoft YaHei"/>
           <w:sz w:val="21"/>
         </w:rPr>
-        <w:t>个人主体：填身份证信息 + 用</w:t>
+        <w:t>个人主体只需身份证 + 本人微信扫码，注册快但</w:t>
       </w:r>
       <w:r>
         <w:rPr>
@@ -1012,14 +1035,29 @@
           <w:b/>
           <w:sz w:val="21"/>
         </w:rPr>
-        <w:t>本人微信扫码</w:t>
-      </w:r>
-      <w:r>
-        <w:rPr>
-          <w:rFonts w:ascii="Microsoft YaHei" w:hAnsi="Microsoft YaHei" w:eastAsia="Microsoft YaHei"/>
-          <w:sz w:val="21"/>
-        </w:rPr>
-        <w:t>做验证。</w:t>
+        <w:t>开不了微信支付</w:t>
+      </w:r>
+      <w:r>
+        <w:rPr>
+          <w:rFonts w:ascii="Microsoft YaHei" w:hAnsi="Microsoft YaHei" w:eastAsia="Microsoft YaHei"/>
+          <w:sz w:val="21"/>
+        </w:rPr>
+        <w:t xml:space="preserve">，后面收钱还得再折腾一次 ⇒ </w:t>
+      </w:r>
+      <w:r>
+        <w:rPr>
+          <w:rFonts w:ascii="Microsoft YaHei" w:hAnsi="Microsoft YaHei" w:eastAsia="Microsoft YaHei"/>
+          <w:b/>
+          <w:sz w:val="21"/>
+        </w:rPr>
+        <w:t>别选个人</w:t>
+      </w:r>
+      <w:r>
+        <w:rPr>
+          <w:rFonts w:ascii="Microsoft YaHei" w:hAnsi="Microsoft YaHei" w:eastAsia="Microsoft YaHei"/>
+          <w:sz w:val="21"/>
+        </w:rPr>
+        <w:t>。</w:t>
       </w:r>
     </w:p>
     <w:p>
@@ -1032,7 +1070,7 @@
           <w:rFonts w:ascii="Microsoft YaHei" w:hAnsi="Microsoft YaHei" w:eastAsia="Microsoft YaHei"/>
           <w:sz w:val="21"/>
         </w:rPr>
-        <w:t>⚠️ 个人主体</w:t>
+        <w:t>✅ 个体工商户能做的事（本项目后面全都要用）：开通</w:t>
       </w:r>
       <w:r>
         <w:rPr>
@@ -1040,14 +1078,14 @@
           <w:b/>
           <w:sz w:val="21"/>
         </w:rPr>
-        <w:t>暂时不能开微信支付</w:t>
-      </w:r>
-      <w:r>
-        <w:rPr>
-          <w:rFonts w:ascii="Microsoft YaHei" w:hAnsi="Microsoft YaHei" w:eastAsia="Microsoft YaHei"/>
-          <w:sz w:val="21"/>
-        </w:rPr>
-        <w:t>，但我们这一步只是建环境、跑探针，</w:t>
+        <w:t>微信支付</w:t>
+      </w:r>
+      <w:r>
+        <w:rPr>
+          <w:rFonts w:ascii="Microsoft YaHei" w:hAnsi="Microsoft YaHei" w:eastAsia="Microsoft YaHei"/>
+          <w:sz w:val="21"/>
+        </w:rPr>
+        <w:t>、申请「</w:t>
       </w:r>
       <w:r>
         <w:rPr>
@@ -1055,14 +1093,72 @@
           <w:b/>
           <w:sz w:val="21"/>
         </w:rPr>
-        <w:t>不影响</w:t>
-      </w:r>
-      <w:r>
-        <w:rPr>
-          <w:rFonts w:ascii="Microsoft YaHei" w:hAnsi="Microsoft YaHei" w:eastAsia="Microsoft YaHei"/>
-          <w:sz w:val="21"/>
-        </w:rPr>
-        <w:t>，以后要用再补。</w:t>
+        <w:t>深度合成-AI问答</w:t>
+      </w:r>
+      <w:r>
+        <w:rPr>
+          <w:rFonts w:ascii="Microsoft YaHei" w:hAnsi="Microsoft YaHei" w:eastAsia="Microsoft YaHei"/>
+          <w:sz w:val="21"/>
+        </w:rPr>
+        <w:t>」服务类目、</w:t>
+      </w:r>
+      <w:r>
+        <w:rPr>
+          <w:rFonts w:ascii="Microsoft YaHei" w:hAnsi="Microsoft YaHei" w:eastAsia="Microsoft YaHei"/>
+          <w:b/>
+          <w:sz w:val="21"/>
+        </w:rPr>
+        <w:t>ICP 备案</w:t>
+      </w:r>
+      <w:r>
+        <w:rPr>
+          <w:rFonts w:ascii="Microsoft YaHei" w:hAnsi="Microsoft YaHei" w:eastAsia="Microsoft YaHei"/>
+          <w:sz w:val="21"/>
+        </w:rPr>
+        <w:t>、</w:t>
+      </w:r>
+      <w:r>
+        <w:rPr>
+          <w:rFonts w:ascii="Microsoft YaHei" w:hAnsi="Microsoft YaHei" w:eastAsia="Microsoft YaHei"/>
+          <w:b/>
+          <w:sz w:val="21"/>
+        </w:rPr>
+        <w:t>微信认证</w:t>
+      </w:r>
+      <w:r>
+        <w:rPr>
+          <w:rFonts w:ascii="Microsoft YaHei" w:hAnsi="Microsoft YaHei" w:eastAsia="Microsoft YaHei"/>
+          <w:sz w:val="21"/>
+        </w:rPr>
+        <w:t>（约 30 元/次）。</w:t>
+      </w:r>
+    </w:p>
+    <w:p>
+      <w:pPr>
+        <w:pStyle w:val="ListBullet"/>
+      </w:pPr>
+      <w:r/>
+      <w:r>
+        <w:rPr>
+          <w:rFonts w:ascii="Microsoft YaHei" w:hAnsi="Microsoft YaHei" w:eastAsia="Microsoft YaHei"/>
+          <w:sz w:val="21"/>
+        </w:rPr>
+        <w:t>⚠️ 个体工商户</w:t>
+      </w:r>
+      <w:r>
+        <w:rPr>
+          <w:rFonts w:ascii="Microsoft YaHei" w:hAnsi="Microsoft YaHei" w:eastAsia="Microsoft YaHei"/>
+          <w:b/>
+          <w:sz w:val="21"/>
+        </w:rPr>
+        <w:t>不能</w:t>
+      </w:r>
+      <w:r>
+        <w:rPr>
+          <w:rFonts w:ascii="Microsoft YaHei" w:hAnsi="Microsoft YaHei" w:eastAsia="Microsoft YaHei"/>
+          <w:sz w:val="21"/>
+        </w:rPr>
+        <w:t>入驻美团/淘宝开放平台拿收银销量数据 —— 那是平台侧入驻门槛，与小程序主体无关。</w:t>
       </w:r>
     </w:p>
     <w:p>
@@ -2612,7 +2708,7 @@
           <w:b/>
           <w:sz w:val="23"/>
         </w:rPr>
-        <w:t>5.1 部署 initDb（建 25 张数据库表）</w:t>
+        <w:t>5.1 部署 initDb（建 29 张数据库表）</w:t>
       </w:r>
     </w:p>
     <w:p>
@@ -2770,14 +2866,44 @@
           <w:color w:val="B03020"/>
           <w:sz w:val="20"/>
         </w:rPr>
-        <w:t>created.length: 25</w:t>
-      </w:r>
-      <w:r>
-        <w:rPr>
-          <w:rFonts w:ascii="Microsoft YaHei" w:hAnsi="Microsoft YaHei" w:eastAsia="Microsoft YaHei"/>
-          <w:sz w:val="21"/>
-        </w:rPr>
-        <w:t>（列表长度 25）就对了。</w:t>
+        <w:t>created.length: 29</w:t>
+      </w:r>
+      <w:r>
+        <w:rPr>
+          <w:rFonts w:ascii="Microsoft YaHei" w:hAnsi="Microsoft YaHei" w:eastAsia="Microsoft YaHei"/>
+          <w:sz w:val="21"/>
+        </w:rPr>
+        <w:t xml:space="preserve">（列表长度 29）就对了。（R457 订正：单源 </w:t>
+      </w:r>
+      <w:r>
+        <w:rPr>
+          <w:rFonts w:ascii="Consolas" w:hAnsi="Consolas" w:eastAsia="Consolas"/>
+          <w:color w:val="B03020"/>
+          <w:sz w:val="20"/>
+        </w:rPr>
+        <w:t>cloudfunctions/initDb/collections.js</w:t>
+      </w:r>
+      <w:r>
+        <w:rPr>
+          <w:rFonts w:ascii="Microsoft YaHei" w:hAnsi="Microsoft YaHei" w:eastAsia="Microsoft YaHei"/>
+          <w:sz w:val="21"/>
+        </w:rPr>
+        <w:t xml:space="preserve"> 实读 </w:t>
+      </w:r>
+      <w:r>
+        <w:rPr>
+          <w:rFonts w:ascii="Consolas" w:hAnsi="Consolas" w:eastAsia="Consolas"/>
+          <w:color w:val="B03020"/>
+          <w:sz w:val="20"/>
+        </w:rPr>
+        <w:t>COLLECTIONS = 29</w:t>
+      </w:r>
+      <w:r>
+        <w:rPr>
+          <w:rFonts w:ascii="Microsoft YaHei" w:hAnsi="Microsoft YaHei" w:eastAsia="Microsoft YaHei"/>
+          <w:sz w:val="21"/>
+        </w:rPr>
+        <w:t>；旧文档写 25 是早期快照，照旧文档数会以为少建了 4 张表）</w:t>
       </w:r>
     </w:p>
     <w:p>
@@ -2903,14 +3029,14 @@
           <w:b/>
           <w:sz w:val="21"/>
         </w:rPr>
-        <w:t>25 个集合</w:t>
-      </w:r>
-      <w:r>
-        <w:rPr>
-          <w:rFonts w:ascii="Microsoft YaHei" w:hAnsi="Microsoft YaHei" w:eastAsia="Microsoft YaHei"/>
-          <w:sz w:val="21"/>
-        </w:rPr>
-        <w:t>（就是 25 张表）。</w:t>
+        <w:t>29 个集合</w:t>
+      </w:r>
+      <w:r>
+        <w:rPr>
+          <w:rFonts w:ascii="Microsoft YaHei" w:hAnsi="Microsoft YaHei" w:eastAsia="Microsoft YaHei"/>
+          <w:sz w:val="21"/>
+        </w:rPr>
+        <w:t>（就是 29 张表）。</w:t>
       </w:r>
     </w:p>
     <w:p>
@@ -5372,7 +5498,7 @@
           <w:b/>
           <w:sz w:val="23"/>
         </w:rPr>
-        <w:t>10.2 主体（个人 / 个体工商户）与「以后换主体」</w:t>
+        <w:t>10.2 主体（当前：个体工商户）与「以后要不要换」</w:t>
       </w:r>
     </w:p>
     <w:p>
@@ -5383,17 +5509,24 @@
       <w:r>
         <w:rPr>
           <w:rFonts w:ascii="Microsoft YaHei" w:hAnsi="Microsoft YaHei" w:eastAsia="Microsoft YaHei"/>
+          <w:sz w:val="21"/>
+        </w:rPr>
+        <w:t xml:space="preserve">✅ </w:t>
+      </w:r>
+      <w:r>
+        <w:rPr>
+          <w:rFonts w:ascii="Microsoft YaHei" w:hAnsi="Microsoft YaHei" w:eastAsia="Microsoft YaHei"/>
           <w:b/>
           <w:sz w:val="21"/>
         </w:rPr>
-        <w:t>个人主体</w:t>
-      </w:r>
-      <w:r>
-        <w:rPr>
-          <w:rFonts w:ascii="Microsoft YaHei" w:hAnsi="Microsoft YaHei" w:eastAsia="Microsoft YaHei"/>
-          <w:sz w:val="21"/>
-        </w:rPr>
-        <w:t>：不能微信认证、</w:t>
+        <w:t>当前小程序主体已是「个体工商户」</w:t>
+      </w:r>
+      <w:r>
+        <w:rPr>
+          <w:rFonts w:ascii="Microsoft YaHei" w:hAnsi="Microsoft YaHei" w:eastAsia="Microsoft YaHei"/>
+          <w:sz w:val="21"/>
+        </w:rPr>
+        <w:t xml:space="preserve">（李老师 2026-10-24 确认）⇒ </w:t>
       </w:r>
       <w:r>
         <w:rPr>
@@ -5401,14 +5534,14 @@
           <w:b/>
           <w:sz w:val="21"/>
         </w:rPr>
-        <w:t>不能开通微信支付</w:t>
-      </w:r>
-      <w:r>
-        <w:rPr>
-          <w:rFonts w:ascii="Microsoft YaHei" w:hAnsi="Microsoft YaHei" w:eastAsia="Microsoft YaHei"/>
-          <w:sz w:val="21"/>
-        </w:rPr>
-        <w:t>，电商 / 预约 / 直播等类目受限。</w:t>
+        <w:t>「换主体」这一步不用做</w:t>
+      </w:r>
+      <w:r>
+        <w:rPr>
+          <w:rFonts w:ascii="Microsoft YaHei" w:hAnsi="Microsoft YaHei" w:eastAsia="Microsoft YaHei"/>
+          <w:sz w:val="21"/>
+        </w:rPr>
+        <w:t>，之前文档里"个人主体卡住一切"的说法已作废。</w:t>
       </w:r>
     </w:p>
     <w:p>
@@ -5419,10 +5552,24 @@
       <w:r>
         <w:rPr>
           <w:rFonts w:ascii="Microsoft YaHei" w:hAnsi="Microsoft YaHei" w:eastAsia="Microsoft YaHei"/>
+          <w:sz w:val="21"/>
+        </w:rPr>
+        <w:t>个体户主体</w:t>
+      </w:r>
+      <w:r>
+        <w:rPr>
+          <w:rFonts w:ascii="Microsoft YaHei" w:hAnsi="Microsoft YaHei" w:eastAsia="Microsoft YaHei"/>
           <w:b/>
           <w:sz w:val="21"/>
         </w:rPr>
-        <w:t>要收款（付费诊断）→ 就必须用个体工商户 / 企业主体。</w:t>
+        <w:t>已经</w:t>
+      </w:r>
+      <w:r>
+        <w:rPr>
+          <w:rFonts w:ascii="Microsoft YaHei" w:hAnsi="Microsoft YaHei" w:eastAsia="Microsoft YaHei"/>
+          <w:sz w:val="21"/>
+        </w:rPr>
+        <w:t>具备：开通微信支付、申请「深度合成-AI问答」服务类目、ICP 备案、微信认证的资格。</w:t>
       </w:r>
     </w:p>
     <w:p>
@@ -5435,7 +5582,22 @@
           <w:rFonts w:ascii="Microsoft YaHei" w:hAnsi="Microsoft YaHei" w:eastAsia="Microsoft YaHei"/>
           <w:sz w:val="21"/>
         </w:rPr>
-        <w:t>换主体两条路：</w:t>
+        <w:t>剩下</w:t>
+      </w:r>
+      <w:r>
+        <w:rPr>
+          <w:rFonts w:ascii="Microsoft YaHei" w:hAnsi="Microsoft YaHei" w:eastAsia="Microsoft YaHei"/>
+          <w:b/>
+          <w:sz w:val="21"/>
+        </w:rPr>
+        <w:t>还没做</w:t>
+      </w:r>
+      <w:r>
+        <w:rPr>
+          <w:rFonts w:ascii="Microsoft YaHei" w:hAnsi="Microsoft YaHei" w:eastAsia="Microsoft YaHei"/>
+          <w:sz w:val="21"/>
+        </w:rPr>
+        <w:t>的只有三件（都不涉及换主体）：</w:t>
       </w:r>
     </w:p>
     <w:p>
@@ -5445,7 +5607,7 @@
           <w:rFonts w:ascii="Microsoft YaHei" w:hAnsi="Microsoft YaHei" w:eastAsia="Microsoft YaHei"/>
           <w:sz w:val="20"/>
         </w:rPr>
-        <w:t xml:space="preserve">- </w:t>
+        <w:t xml:space="preserve">1. </w:t>
       </w:r>
       <w:r>
         <w:rPr>
@@ -5453,14 +5615,14 @@
           <w:b/>
           <w:sz w:val="20"/>
         </w:rPr>
-        <w:t>① 小程序迁移</w:t>
+        <w:t>微信认证</w:t>
       </w:r>
       <w:r>
         <w:rPr>
           <w:rFonts w:ascii="Microsoft YaHei" w:hAnsi="Microsoft YaHei" w:eastAsia="Microsoft YaHei"/>
           <w:sz w:val="20"/>
         </w:rPr>
-        <w:t xml:space="preserve">：保留原 AppID 和用户数据；费用 </w:t>
+        <w:t xml:space="preserve">：个体户约 </w:t>
       </w:r>
       <w:r>
         <w:rPr>
@@ -5468,14 +5630,14 @@
           <w:b/>
           <w:sz w:val="20"/>
         </w:rPr>
-        <w:t>300 元/次</w:t>
+        <w:t>30 元/次</w:t>
       </w:r>
       <w:r>
         <w:rPr>
           <w:rFonts w:ascii="Microsoft YaHei" w:hAnsi="Microsoft YaHei" w:eastAsia="Microsoft YaHei"/>
           <w:sz w:val="20"/>
         </w:rPr>
-        <w:t>（成败都扣）；支持「个人 → 组织」；迁移后原服务类目失效，要用新主体资质重提。</w:t>
+        <w:t>（企业 300 元/次）。部分能力（如服务类目、支付）要求先认证。</w:t>
       </w:r>
     </w:p>
     <w:p>
@@ -5485,7 +5647,7 @@
           <w:rFonts w:ascii="Microsoft YaHei" w:hAnsi="Microsoft YaHei" w:eastAsia="Microsoft YaHei"/>
           <w:sz w:val="20"/>
         </w:rPr>
-        <w:t xml:space="preserve">- </w:t>
+        <w:t xml:space="preserve">2. </w:t>
       </w:r>
       <w:r>
         <w:rPr>
@@ -5493,14 +5655,24 @@
           <w:b/>
           <w:sz w:val="20"/>
         </w:rPr>
-        <w:t>② 新注册一个个体工商户小程序</w:t>
+        <w:t>微信支付商户号</w:t>
       </w:r>
       <w:r>
         <w:rPr>
           <w:rFonts w:ascii="Microsoft YaHei" w:hAnsi="Microsoft YaHei" w:eastAsia="Microsoft YaHei"/>
           <w:sz w:val="20"/>
         </w:rPr>
-        <w:t xml:space="preserve">（换新邮箱）：更简单、更常见；认证费 </w:t>
+        <w:t>：在「微信支付」侧申请并绑定到本小程序，配好 API 密钥 / 证书。</w:t>
+      </w:r>
+    </w:p>
+    <w:p>
+      <w:r/>
+      <w:r>
+        <w:rPr>
+          <w:rFonts w:ascii="Microsoft YaHei" w:hAnsi="Microsoft YaHei" w:eastAsia="Microsoft YaHei"/>
+          <w:sz w:val="20"/>
+        </w:rPr>
+        <w:t xml:space="preserve">3. </w:t>
       </w:r>
       <w:r>
         <w:rPr>
@@ -5508,14 +5680,14 @@
           <w:b/>
           <w:sz w:val="20"/>
         </w:rPr>
-        <w:t>个体户约 30 元/次</w:t>
+        <w:t>服务类目</w:t>
       </w:r>
       <w:r>
         <w:rPr>
           <w:rFonts w:ascii="Microsoft YaHei" w:hAnsi="Microsoft YaHei" w:eastAsia="Microsoft YaHei"/>
           <w:sz w:val="20"/>
         </w:rPr>
-        <w:t>（企业 300 元/次）。</w:t>
+        <w:t>：按实际功能提（记账工具 → 工具 &gt; 记账；上 AI 解读 → 补「深度合成-AI问答」）。</w:t>
       </w:r>
     </w:p>
     <w:p>
@@ -5528,7 +5700,7 @@
           <w:rFonts w:ascii="Microsoft YaHei" w:hAnsi="Microsoft YaHei" w:eastAsia="Microsoft YaHei"/>
           <w:sz w:val="21"/>
         </w:rPr>
-        <w:t xml:space="preserve">✅ </w:t>
+        <w:t xml:space="preserve">⚠️ 上线前还需做 </w:t>
       </w:r>
       <w:r>
         <w:rPr>
@@ -5536,29 +5708,14 @@
           <w:b/>
           <w:sz w:val="21"/>
         </w:rPr>
-        <w:t>代码和规范不受主体影响</w:t>
-      </w:r>
-      <w:r>
-        <w:rPr>
-          <w:rFonts w:ascii="Microsoft YaHei" w:hAnsi="Microsoft YaHei" w:eastAsia="Microsoft YaHei"/>
-          <w:sz w:val="21"/>
-        </w:rPr>
-        <w:t>（AppID 只是配置项）。建议：</w:t>
-      </w:r>
-      <w:r>
-        <w:rPr>
-          <w:rFonts w:ascii="Microsoft YaHei" w:hAnsi="Microsoft YaHei" w:eastAsia="Microsoft YaHei"/>
-          <w:b/>
-          <w:sz w:val="21"/>
-        </w:rPr>
-        <w:t>先用现有账号把云环境 + 探针跑通</w:t>
-      </w:r>
-      <w:r>
-        <w:rPr>
-          <w:rFonts w:ascii="Microsoft YaHei" w:hAnsi="Microsoft YaHei" w:eastAsia="Microsoft YaHei"/>
-          <w:sz w:val="21"/>
-        </w:rPr>
-        <w:t>，等真要收钱时再换主体。</w:t>
+        <w:t>ICP 备案</w:t>
+      </w:r>
+      <w:r>
+        <w:rPr>
+          <w:rFonts w:ascii="Microsoft YaHei" w:hAnsi="Microsoft YaHei" w:eastAsia="Microsoft YaHei"/>
+          <w:sz w:val="21"/>
+        </w:rPr>
+        <w:t>（强制，未备案不能上线）；个体户可备案，不必注销重备。</w:t>
       </w:r>
     </w:p>
     <w:p>
@@ -5571,7 +5728,7 @@
           <w:rFonts w:ascii="Microsoft YaHei" w:hAnsi="Microsoft YaHei" w:eastAsia="Microsoft YaHei"/>
           <w:sz w:val="21"/>
         </w:rPr>
-        <w:t xml:space="preserve">⚠️ 上线前还需做 </w:t>
+        <w:t xml:space="preserve">📌 </w:t>
       </w:r>
       <w:r>
         <w:rPr>
@@ -5579,14 +5736,107 @@
           <w:b/>
           <w:sz w:val="21"/>
         </w:rPr>
-        <w:t>ICP 备案</w:t>
-      </w:r>
-      <w:r>
-        <w:rPr>
-          <w:rFonts w:ascii="Microsoft YaHei" w:hAnsi="Microsoft YaHei" w:eastAsia="Microsoft YaHei"/>
-          <w:sz w:val="21"/>
-        </w:rPr>
-        <w:t>（强制，未备案不能上线）。</w:t>
+        <w:t>备查：万一将来要换成企业主体</w:t>
+      </w:r>
+      <w:r>
+        <w:rPr>
+          <w:rFonts w:ascii="Microsoft YaHei" w:hAnsi="Microsoft YaHei" w:eastAsia="Microsoft YaHei"/>
+          <w:sz w:val="21"/>
+        </w:rPr>
+        <w:t>（不是现在要做的事）</w:t>
+      </w:r>
+    </w:p>
+    <w:p>
+      <w:r/>
+      <w:r>
+        <w:rPr>
+          <w:rFonts w:ascii="Microsoft YaHei" w:hAnsi="Microsoft YaHei" w:eastAsia="Microsoft YaHei"/>
+          <w:sz w:val="20"/>
+        </w:rPr>
+        <w:t xml:space="preserve">- </w:t>
+      </w:r>
+      <w:r>
+        <w:rPr>
+          <w:rFonts w:ascii="Microsoft YaHei" w:hAnsi="Microsoft YaHei" w:eastAsia="Microsoft YaHei"/>
+          <w:b/>
+          <w:sz w:val="20"/>
+        </w:rPr>
+        <w:t>① 小程序迁移</w:t>
+      </w:r>
+      <w:r>
+        <w:rPr>
+          <w:rFonts w:ascii="Microsoft YaHei" w:hAnsi="Microsoft YaHei" w:eastAsia="Microsoft YaHei"/>
+          <w:sz w:val="20"/>
+        </w:rPr>
+        <w:t xml:space="preserve">：保留原 AppID 和用户数据；费用 </w:t>
+      </w:r>
+      <w:r>
+        <w:rPr>
+          <w:rFonts w:ascii="Microsoft YaHei" w:hAnsi="Microsoft YaHei" w:eastAsia="Microsoft YaHei"/>
+          <w:b/>
+          <w:sz w:val="20"/>
+        </w:rPr>
+        <w:t>300 元/次</w:t>
+      </w:r>
+      <w:r>
+        <w:rPr>
+          <w:rFonts w:ascii="Microsoft YaHei" w:hAnsi="Microsoft YaHei" w:eastAsia="Microsoft YaHei"/>
+          <w:sz w:val="20"/>
+        </w:rPr>
+        <w:t>（成败都扣）；支持「个人 → 组织」「组织 → 组织」；迁移后原服务类目失效，要用新主体资质重提。</w:t>
+      </w:r>
+    </w:p>
+    <w:p>
+      <w:r/>
+      <w:r>
+        <w:rPr>
+          <w:rFonts w:ascii="Microsoft YaHei" w:hAnsi="Microsoft YaHei" w:eastAsia="Microsoft YaHei"/>
+          <w:sz w:val="20"/>
+        </w:rPr>
+        <w:t xml:space="preserve">- </w:t>
+      </w:r>
+      <w:r>
+        <w:rPr>
+          <w:rFonts w:ascii="Microsoft YaHei" w:hAnsi="Microsoft YaHei" w:eastAsia="Microsoft YaHei"/>
+          <w:b/>
+          <w:sz w:val="20"/>
+        </w:rPr>
+        <w:t>② 新注册一个企业小程序</w:t>
+      </w:r>
+      <w:r>
+        <w:rPr>
+          <w:rFonts w:ascii="Microsoft YaHei" w:hAnsi="Microsoft YaHei" w:eastAsia="Microsoft YaHei"/>
+          <w:sz w:val="20"/>
+        </w:rPr>
+        <w:t>（换新邮箱）：更彻底，但用户数据/AppID 要重新积累。</w:t>
+      </w:r>
+    </w:p>
+    <w:p>
+      <w:pPr>
+        <w:pStyle w:val="ListBullet"/>
+      </w:pPr>
+      <w:r/>
+      <w:r>
+        <w:rPr>
+          <w:rFonts w:ascii="Microsoft YaHei" w:hAnsi="Microsoft YaHei" w:eastAsia="Microsoft YaHei"/>
+          <w:sz w:val="21"/>
+        </w:rPr>
+        <w:t xml:space="preserve">✅ </w:t>
+      </w:r>
+      <w:r>
+        <w:rPr>
+          <w:rFonts w:ascii="Microsoft YaHei" w:hAnsi="Microsoft YaHei" w:eastAsia="Microsoft YaHei"/>
+          <w:b/>
+          <w:sz w:val="21"/>
+        </w:rPr>
+        <w:t>代码和规范不受主体影响</w:t>
+      </w:r>
+      <w:r>
+        <w:rPr>
+          <w:rFonts w:ascii="Microsoft YaHei" w:hAnsi="Microsoft YaHei" w:eastAsia="Microsoft YaHei"/>
+          <w:sz w:val="21"/>
+        </w:rPr>
+        <w:t>（AppID 只是配置项）。</w:t>
       </w:r>
     </w:p>
     <w:p>
@@ -5847,17 +6097,17 @@
             <w:r>
               <w:rPr>
                 <w:rFonts w:ascii="Microsoft YaHei" w:hAnsi="Microsoft YaHei" w:eastAsia="Microsoft YaHei"/>
+                <w:b/>
                 <w:sz w:val="19"/>
               </w:rPr>
-              <w:t xml:space="preserve">个人 </w:t>
+              <w:t>0 元</w:t>
             </w:r>
             <w:r>
               <w:rPr>
                 <w:rFonts w:ascii="Microsoft YaHei" w:hAnsi="Microsoft YaHei" w:eastAsia="Microsoft YaHei"/>
-                <w:b/>
                 <w:sz w:val="19"/>
               </w:rPr>
-              <w:t>0 元</w:t>
+              <w:t>（个体户/企业都不收注册费，认证另计）</w:t>
             </w:r>
           </w:p>
         </w:tc>
@@ -5938,6 +6188,13 @@
                 <w:sz w:val="19"/>
               </w:rPr>
               <w:t>300 元/次</w:t>
+            </w:r>
+            <w:r>
+              <w:rPr>
+                <w:rFonts w:ascii="Microsoft YaHei" w:hAnsi="Microsoft YaHei" w:eastAsia="Microsoft YaHei"/>
+                <w:sz w:val="19"/>
+              </w:rPr>
+              <w:t>（当前个体户，不需要做）</w:t>
             </w:r>
           </w:p>
         </w:tc>
